--- a/ACPOS_AIAPI-01_AI_API管理_Mother_Basic_Design_OPTIMIZED.docx
+++ b/ACPOS_AIAPI-01_AI_API管理_Mother_Basic_Design_OPTIMIZED.docx
@@ -20878,11 +20878,3402 @@
         <w:spacing w:after="20"/>
       </w:pPr>
     </w:p>
+    <w:p>
+      <w:pPr>
+        <w:sectPr>
+          <w:headerReference w:type="default" r:id="rId9"/>
+          <w:footerReference w:type="default" r:id="rId10"/>
+          <w:pgSz w:w="11906" w:h="16838"/>
+          <w:pgMar w:top="737" w:right="709" w:bottom="680" w:left="709" w:header="283" w:footer="283" w:gutter="0"/>
+          <w:cols w:space="720"/>
+          <w:docGrid w:linePitch="360"/>
+        </w:sectPr>
+      </w:pPr>
+    </w:p>
+    <w:p>
+      <w:pPr>
+        <w:pStyle w:val="Heading1"/>
+      </w:pPr>
+      <w:r>
+        <w:t>2026-09-21 Machine Authority Construction Closure / 機器權威施工綁定封板</w:t>
+      </w:r>
+    </w:p>
+    <w:p>
+      <w:r>
+        <w:rPr>
+          <w:b/>
+        </w:rPr>
+        <w:t xml:space="preserve">[ACPOS-20260921-SOURCE-GROUNDED-CONSTRUCTION-CLOSURE-V1] </w:t>
+      </w:r>
+      <w:r>
+        <w:t>Source-grounded only. Existing Current source wins; missing source values remain blocked/decision-required. This closure supersedes the prior generic 2026-09-21 V1/V3 annex only, not the original domain logic or human visual review gates.</w:t>
+      </w:r>
+    </w:p>
+    <w:p>
+      <w:pPr>
+        <w:pStyle w:val="Heading2"/>
+      </w:pPr>
+      <w:r>
+        <w:t>AIAPI-01 · Exact Construction Binding</w:t>
+      </w:r>
+    </w:p>
+    <w:tbl>
+      <w:tblPr>
+        <w:tblStyle w:val="TableGrid"/>
+        <w:tblW w:type="auto" w:w="0"/>
+        <w:tblLook w:firstColumn="1" w:firstRow="1" w:lastColumn="0" w:lastRow="0" w:noHBand="0" w:noVBand="1" w:val="04A0"/>
+      </w:tblPr>
+      <w:tblGrid>
+        <w:gridCol w:w="7915"/>
+        <w:gridCol w:w="7915"/>
+      </w:tblGrid>
+      <w:tr>
+        <w:trPr>
+          <w:tblHeader w:val="true"/>
+        </w:trPr>
+        <w:tc>
+          <w:tcPr>
+            <w:tcW w:type="dxa" w:w="7915"/>
+            <w:shd w:fill="EDE9FE"/>
+          </w:tcPr>
+          <w:p>
+            <w:r>
+              <w:rPr>
+                <w:sz w:val="14"/>
+              </w:rPr>
+              <w:t>Authority</w:t>
+            </w:r>
+          </w:p>
+        </w:tc>
+        <w:tc>
+          <w:tcPr>
+            <w:tcW w:type="dxa" w:w="7915"/>
+            <w:shd w:fill="EDE9FE"/>
+          </w:tcPr>
+          <w:p>
+            <w:r>
+              <w:rPr>
+                <w:sz w:val="14"/>
+              </w:rPr>
+              <w:t>Value</w:t>
+            </w:r>
+          </w:p>
+        </w:tc>
+      </w:tr>
+      <w:tr>
+        <w:tc>
+          <w:tcPr>
+            <w:tcW w:type="dxa" w:w="7915"/>
+          </w:tcPr>
+          <w:p>
+            <w:r>
+              <w:rPr>
+                <w:sz w:val="14"/>
+              </w:rPr>
+              <w:t>Source Commit</w:t>
+            </w:r>
+          </w:p>
+        </w:tc>
+        <w:tc>
+          <w:tcPr>
+            <w:tcW w:type="dxa" w:w="7915"/>
+          </w:tcPr>
+          <w:p>
+            <w:r>
+              <w:rPr>
+                <w:sz w:val="14"/>
+              </w:rPr>
+              <w:t>165c6440cb53b1b45ec96905241fb4d56dc3b867</w:t>
+            </w:r>
+          </w:p>
+        </w:tc>
+      </w:tr>
+      <w:tr>
+        <w:tc>
+          <w:tcPr>
+            <w:tcW w:type="dxa" w:w="7915"/>
+          </w:tcPr>
+          <w:p>
+            <w:r>
+              <w:rPr>
+                <w:sz w:val="14"/>
+              </w:rPr>
+              <w:t>Machine Authority</w:t>
+            </w:r>
+          </w:p>
+        </w:tc>
+        <w:tc>
+          <w:tcPr>
+            <w:tcW w:type="dxa" w:w="7915"/>
+          </w:tcPr>
+          <w:p>
+            <w:r>
+              <w:rPr>
+                <w:sz w:val="14"/>
+              </w:rPr>
+              <w:t>authority/pages/admin/AIAPI-01/ACPOS_AIAPI-01_FINAL_LOCKED_ENCODING.yaml</w:t>
+            </w:r>
+          </w:p>
+        </w:tc>
+      </w:tr>
+      <w:tr>
+        <w:tc>
+          <w:tcPr>
+            <w:tcW w:type="dxa" w:w="7915"/>
+          </w:tcPr>
+          <w:p>
+            <w:r>
+              <w:rPr>
+                <w:sz w:val="14"/>
+              </w:rPr>
+              <w:t>Authority SHA-256</w:t>
+            </w:r>
+          </w:p>
+        </w:tc>
+        <w:tc>
+          <w:tcPr>
+            <w:tcW w:type="dxa" w:w="7915"/>
+          </w:tcPr>
+          <w:p>
+            <w:r>
+              <w:rPr>
+                <w:sz w:val="14"/>
+              </w:rPr>
+              <w:t>59367ec224aff397f25e9963cb22b166ced5eeac3d332111b58cc7980aecd5c8</w:t>
+            </w:r>
+          </w:p>
+        </w:tc>
+      </w:tr>
+      <w:tr>
+        <w:tc>
+          <w:tcPr>
+            <w:tcW w:type="dxa" w:w="7915"/>
+          </w:tcPr>
+          <w:p>
+            <w:r>
+              <w:rPr>
+                <w:sz w:val="14"/>
+              </w:rPr>
+              <w:t>Expected Control Denominator</w:t>
+            </w:r>
+          </w:p>
+        </w:tc>
+        <w:tc>
+          <w:tcPr>
+            <w:tcW w:type="dxa" w:w="7915"/>
+          </w:tcPr>
+          <w:p>
+            <w:r>
+              <w:rPr>
+                <w:sz w:val="14"/>
+              </w:rPr>
+              <w:t>17</w:t>
+            </w:r>
+          </w:p>
+        </w:tc>
+      </w:tr>
+      <w:tr>
+        <w:tc>
+          <w:tcPr>
+            <w:tcW w:type="dxa" w:w="7915"/>
+          </w:tcPr>
+          <w:p>
+            <w:r>
+              <w:rPr>
+                <w:sz w:val="14"/>
+              </w:rPr>
+              <w:t>Unique Control Rows</w:t>
+            </w:r>
+          </w:p>
+        </w:tc>
+        <w:tc>
+          <w:tcPr>
+            <w:tcW w:type="dxa" w:w="7915"/>
+          </w:tcPr>
+          <w:p>
+            <w:r>
+              <w:rPr>
+                <w:sz w:val="14"/>
+              </w:rPr>
+              <w:t>17</w:t>
+            </w:r>
+          </w:p>
+        </w:tc>
+      </w:tr>
+      <w:tr>
+        <w:tc>
+          <w:tcPr>
+            <w:tcW w:type="dxa" w:w="7915"/>
+          </w:tcPr>
+          <w:p>
+            <w:r>
+              <w:rPr>
+                <w:sz w:val="14"/>
+              </w:rPr>
+              <w:t>Denominator Gate</w:t>
+            </w:r>
+          </w:p>
+        </w:tc>
+        <w:tc>
+          <w:tcPr>
+            <w:tcW w:type="dxa" w:w="7915"/>
+          </w:tcPr>
+          <w:p>
+            <w:r>
+              <w:rPr>
+                <w:sz w:val="14"/>
+              </w:rPr>
+              <w:t>PASS</w:t>
+            </w:r>
+          </w:p>
+        </w:tc>
+      </w:tr>
+    </w:tbl>
+    <w:tbl>
+      <w:tblPr>
+        <w:tblStyle w:val="TableGrid"/>
+        <w:tblW w:type="auto" w:w="0"/>
+        <w:tblLook w:firstColumn="1" w:firstRow="1" w:lastColumn="0" w:lastRow="0" w:noHBand="0" w:noVBand="1" w:val="04A0"/>
+      </w:tblPr>
+      <w:tblGrid>
+        <w:gridCol w:w="1218"/>
+        <w:gridCol w:w="1218"/>
+        <w:gridCol w:w="1218"/>
+        <w:gridCol w:w="1218"/>
+        <w:gridCol w:w="1218"/>
+        <w:gridCol w:w="1218"/>
+        <w:gridCol w:w="1218"/>
+        <w:gridCol w:w="1218"/>
+        <w:gridCol w:w="1218"/>
+        <w:gridCol w:w="1218"/>
+        <w:gridCol w:w="1218"/>
+        <w:gridCol w:w="1218"/>
+        <w:gridCol w:w="1218"/>
+      </w:tblGrid>
+      <w:tr>
+        <w:trPr>
+          <w:tblHeader w:val="true"/>
+        </w:trPr>
+        <w:tc>
+          <w:tcPr>
+            <w:tcW w:type="dxa" w:w="1218"/>
+            <w:shd w:fill="EDE9FE"/>
+          </w:tcPr>
+          <w:p>
+            <w:r>
+              <w:rPr>
+                <w:sz w:val="10"/>
+              </w:rPr>
+              <w:t>Control UID</w:t>
+            </w:r>
+          </w:p>
+        </w:tc>
+        <w:tc>
+          <w:tcPr>
+            <w:tcW w:type="dxa" w:w="1218"/>
+            <w:shd w:fill="EDE9FE"/>
+          </w:tcPr>
+          <w:p>
+            <w:r>
+              <w:rPr>
+                <w:sz w:val="10"/>
+              </w:rPr>
+              <w:t>UID Status</w:t>
+            </w:r>
+          </w:p>
+        </w:tc>
+        <w:tc>
+          <w:tcPr>
+            <w:tcW w:type="dxa" w:w="1218"/>
+            <w:shd w:fill="EDE9FE"/>
+          </w:tcPr>
+          <w:p>
+            <w:r>
+              <w:rPr>
+                <w:sz w:val="10"/>
+              </w:rPr>
+              <w:t>Label</w:t>
+            </w:r>
+          </w:p>
+        </w:tc>
+        <w:tc>
+          <w:tcPr>
+            <w:tcW w:type="dxa" w:w="1218"/>
+            <w:shd w:fill="EDE9FE"/>
+          </w:tcPr>
+          <w:p>
+            <w:r>
+              <w:rPr>
+                <w:sz w:val="10"/>
+              </w:rPr>
+              <w:t>Type</w:t>
+            </w:r>
+          </w:p>
+        </w:tc>
+        <w:tc>
+          <w:tcPr>
+            <w:tcW w:type="dxa" w:w="1218"/>
+            <w:shd w:fill="EDE9FE"/>
+          </w:tcPr>
+          <w:p>
+            <w:r>
+              <w:rPr>
+                <w:sz w:val="10"/>
+              </w:rPr>
+              <w:t>Action UID</w:t>
+            </w:r>
+          </w:p>
+        </w:tc>
+        <w:tc>
+          <w:tcPr>
+            <w:tcW w:type="dxa" w:w="1218"/>
+            <w:shd w:fill="EDE9FE"/>
+          </w:tcPr>
+          <w:p>
+            <w:r>
+              <w:rPr>
+                <w:sz w:val="10"/>
+              </w:rPr>
+              <w:t>Gate</w:t>
+            </w:r>
+          </w:p>
+        </w:tc>
+        <w:tc>
+          <w:tcPr>
+            <w:tcW w:type="dxa" w:w="1218"/>
+            <w:shd w:fill="EDE9FE"/>
+          </w:tcPr>
+          <w:p>
+            <w:r>
+              <w:rPr>
+                <w:sz w:val="10"/>
+              </w:rPr>
+              <w:t>Permission / Auth Resource</w:t>
+            </w:r>
+          </w:p>
+        </w:tc>
+        <w:tc>
+          <w:tcPr>
+            <w:tcW w:type="dxa" w:w="1218"/>
+            <w:shd w:fill="EDE9FE"/>
+          </w:tcPr>
+          <w:p>
+            <w:r>
+              <w:rPr>
+                <w:sz w:val="10"/>
+              </w:rPr>
+              <w:t>Payload / Schema</w:t>
+            </w:r>
+          </w:p>
+        </w:tc>
+        <w:tc>
+          <w:tcPr>
+            <w:tcW w:type="dxa" w:w="1218"/>
+            <w:shd w:fill="EDE9FE"/>
+          </w:tcPr>
+          <w:p>
+            <w:r>
+              <w:rPr>
+                <w:sz w:val="10"/>
+              </w:rPr>
+              <w:t>Operation</w:t>
+            </w:r>
+          </w:p>
+        </w:tc>
+        <w:tc>
+          <w:tcPr>
+            <w:tcW w:type="dxa" w:w="1218"/>
+            <w:shd w:fill="EDE9FE"/>
+          </w:tcPr>
+          <w:p>
+            <w:r>
+              <w:rPr>
+                <w:sz w:val="10"/>
+              </w:rPr>
+              <w:t>Method / Path</w:t>
+            </w:r>
+          </w:p>
+        </w:tc>
+        <w:tc>
+          <w:tcPr>
+            <w:tcW w:type="dxa" w:w="1218"/>
+            <w:shd w:fill="EDE9FE"/>
+          </w:tcPr>
+          <w:p>
+            <w:r>
+              <w:rPr>
+                <w:sz w:val="10"/>
+              </w:rPr>
+              <w:t>Runtime Owner</w:t>
+            </w:r>
+          </w:p>
+        </w:tc>
+        <w:tc>
+          <w:tcPr>
+            <w:tcW w:type="dxa" w:w="1218"/>
+            <w:shd w:fill="EDE9FE"/>
+          </w:tcPr>
+          <w:p>
+            <w:r>
+              <w:rPr>
+                <w:sz w:val="10"/>
+              </w:rPr>
+              <w:t>Persistence Owner</w:t>
+            </w:r>
+          </w:p>
+        </w:tc>
+        <w:tc>
+          <w:tcPr>
+            <w:tcW w:type="dxa" w:w="1218"/>
+            <w:shd w:fill="EDE9FE"/>
+          </w:tcPr>
+          <w:p>
+            <w:r>
+              <w:rPr>
+                <w:sz w:val="10"/>
+              </w:rPr>
+              <w:t>Runtime Status</w:t>
+            </w:r>
+          </w:p>
+        </w:tc>
+      </w:tr>
+      <w:tr>
+        <w:tc>
+          <w:tcPr>
+            <w:tcW w:type="dxa" w:w="1218"/>
+          </w:tcPr>
+          <w:p>
+            <w:r>
+              <w:rPr>
+                <w:sz w:val="10"/>
+              </w:rPr>
+              <w:t>CTRL-ADMIN-AIAPI-06-PROVIDER-MODEL-PROFILES-CREATE-PROFILE</w:t>
+            </w:r>
+          </w:p>
+        </w:tc>
+        <w:tc>
+          <w:tcPr>
+            <w:tcW w:type="dxa" w:w="1218"/>
+          </w:tcPr>
+          <w:p>
+            <w:r>
+              <w:rPr>
+                <w:sz w:val="10"/>
+              </w:rPr>
+              <w:t>EXISTING_CONTROL_RESOURCE</w:t>
+            </w:r>
+          </w:p>
+        </w:tc>
+        <w:tc>
+          <w:tcPr>
+            <w:tcW w:type="dxa" w:w="1218"/>
+          </w:tcPr>
+          <w:p>
+            <w:r>
+              <w:rPr>
+                <w:sz w:val="10"/>
+              </w:rPr>
+              <w:t>新增 Provider</w:t>
+            </w:r>
+          </w:p>
+        </w:tc>
+        <w:tc>
+          <w:tcPr>
+            <w:tcW w:type="dxa" w:w="1218"/>
+          </w:tcPr>
+          <w:p>
+            <w:r>
+              <w:rPr>
+                <w:sz w:val="10"/>
+              </w:rPr>
+              <w:t>BUTTON_OR_ROW_ACTION</w:t>
+            </w:r>
+          </w:p>
+        </w:tc>
+        <w:tc>
+          <w:tcPr>
+            <w:tcW w:type="dxa" w:w="1218"/>
+          </w:tcPr>
+          <w:p>
+            <w:r>
+              <w:rPr>
+                <w:sz w:val="10"/>
+              </w:rPr>
+              <w:t>—</w:t>
+            </w:r>
+          </w:p>
+        </w:tc>
+        <w:tc>
+          <w:tcPr>
+            <w:tcW w:type="dxa" w:w="1218"/>
+          </w:tcPr>
+          <w:p>
+            <w:r>
+              <w:rPr>
+                <w:sz w:val="10"/>
+              </w:rPr>
+              <w:t>Effectful Modal；schema/gate/permission required</w:t>
+            </w:r>
+          </w:p>
+        </w:tc>
+        <w:tc>
+          <w:tcPr>
+            <w:tcW w:type="dxa" w:w="1218"/>
+          </w:tcPr>
+          <w:p>
+            <w:r>
+              <w:rPr>
+                <w:sz w:val="10"/>
+              </w:rPr>
+              <w:t>control:CTRL-ADMIN-AIAPI-06-PROVIDER-MODEL-PROFILES-CREATE-PROFILE</w:t>
+            </w:r>
+          </w:p>
+        </w:tc>
+        <w:tc>
+          <w:tcPr>
+            <w:tcW w:type="dxa" w:w="1218"/>
+          </w:tcPr>
+          <w:p>
+            <w:r>
+              <w:rPr>
+                <w:sz w:val="10"/>
+              </w:rPr>
+              <w:t>AIAPI Page Operation-specific Form / Provider Profile Field Contract</w:t>
+            </w:r>
+          </w:p>
+        </w:tc>
+        <w:tc>
+          <w:tcPr>
+            <w:tcW w:type="dxa" w:w="1218"/>
+          </w:tcPr>
+          <w:p>
+            <w:r>
+              <w:rPr>
+                <w:sz w:val="10"/>
+              </w:rPr>
+              <w:t>createProviderModelProfile</w:t>
+            </w:r>
+          </w:p>
+        </w:tc>
+        <w:tc>
+          <w:tcPr>
+            <w:tcW w:type="dxa" w:w="1218"/>
+          </w:tcPr>
+          <w:p>
+            <w:r>
+              <w:rPr>
+                <w:sz w:val="10"/>
+              </w:rPr>
+              <w:t>POST /v1/aiapi/provider-profiles</w:t>
+            </w:r>
+          </w:p>
+        </w:tc>
+        <w:tc>
+          <w:tcPr>
+            <w:tcW w:type="dxa" w:w="1218"/>
+          </w:tcPr>
+          <w:p>
+            <w:r>
+              <w:rPr>
+                <w:sz w:val="10"/>
+              </w:rPr>
+              <w:t>AIAPI_PROVIDER_COMMAND_RUNTIME</w:t>
+            </w:r>
+          </w:p>
+        </w:tc>
+        <w:tc>
+          <w:tcPr>
+            <w:tcW w:type="dxa" w:w="1218"/>
+          </w:tcPr>
+          <w:p>
+            <w:r>
+              <w:rPr>
+                <w:sz w:val="10"/>
+              </w:rPr>
+              <w:t>acpos_runtime.provider_profiles</w:t>
+            </w:r>
+          </w:p>
+        </w:tc>
+        <w:tc>
+          <w:tcPr>
+            <w:tcW w:type="dxa" w:w="1218"/>
+          </w:tcPr>
+          <w:p>
+            <w:r>
+              <w:rPr>
+                <w:sz w:val="10"/>
+              </w:rPr>
+              <w:t>EFFECTFUL_EXACT</w:t>
+            </w:r>
+          </w:p>
+        </w:tc>
+      </w:tr>
+      <w:tr>
+        <w:tc>
+          <w:tcPr>
+            <w:tcW w:type="dxa" w:w="1218"/>
+          </w:tcPr>
+          <w:p>
+            <w:r>
+              <w:rPr>
+                <w:sz w:val="10"/>
+              </w:rPr>
+              <w:t>CTRL-ADMIN-AIAPI-06-PROVIDER-MODEL-PROFILES-UPDATE-PROFILE</w:t>
+            </w:r>
+          </w:p>
+        </w:tc>
+        <w:tc>
+          <w:tcPr>
+            <w:tcW w:type="dxa" w:w="1218"/>
+          </w:tcPr>
+          <w:p>
+            <w:r>
+              <w:rPr>
+                <w:sz w:val="10"/>
+              </w:rPr>
+              <w:t>EXISTING_CONTROL_RESOURCE</w:t>
+            </w:r>
+          </w:p>
+        </w:tc>
+        <w:tc>
+          <w:tcPr>
+            <w:tcW w:type="dxa" w:w="1218"/>
+          </w:tcPr>
+          <w:p>
+            <w:r>
+              <w:rPr>
+                <w:sz w:val="10"/>
+              </w:rPr>
+              <w:t>編輯 Profile</w:t>
+            </w:r>
+          </w:p>
+        </w:tc>
+        <w:tc>
+          <w:tcPr>
+            <w:tcW w:type="dxa" w:w="1218"/>
+          </w:tcPr>
+          <w:p>
+            <w:r>
+              <w:rPr>
+                <w:sz w:val="10"/>
+              </w:rPr>
+              <w:t>BUTTON_OR_ROW_ACTION</w:t>
+            </w:r>
+          </w:p>
+        </w:tc>
+        <w:tc>
+          <w:tcPr>
+            <w:tcW w:type="dxa" w:w="1218"/>
+          </w:tcPr>
+          <w:p>
+            <w:r>
+              <w:rPr>
+                <w:sz w:val="10"/>
+              </w:rPr>
+              <w:t>—</w:t>
+            </w:r>
+          </w:p>
+        </w:tc>
+        <w:tc>
+          <w:tcPr>
+            <w:tcW w:type="dxa" w:w="1218"/>
+          </w:tcPr>
+          <w:p>
+            <w:r>
+              <w:rPr>
+                <w:sz w:val="10"/>
+              </w:rPr>
+              <w:t>Expected version + audit</w:t>
+            </w:r>
+          </w:p>
+        </w:tc>
+        <w:tc>
+          <w:tcPr>
+            <w:tcW w:type="dxa" w:w="1218"/>
+          </w:tcPr>
+          <w:p>
+            <w:r>
+              <w:rPr>
+                <w:sz w:val="10"/>
+              </w:rPr>
+              <w:t>control:CTRL-ADMIN-AIAPI-06-PROVIDER-MODEL-PROFILES-UPDATE-PROFILE</w:t>
+            </w:r>
+          </w:p>
+        </w:tc>
+        <w:tc>
+          <w:tcPr>
+            <w:tcW w:type="dxa" w:w="1218"/>
+          </w:tcPr>
+          <w:p>
+            <w:r>
+              <w:rPr>
+                <w:sz w:val="10"/>
+              </w:rPr>
+              <w:t>AIAPI Page Operation-specific Form / Provider Profile Field Contract</w:t>
+            </w:r>
+          </w:p>
+        </w:tc>
+        <w:tc>
+          <w:tcPr>
+            <w:tcW w:type="dxa" w:w="1218"/>
+          </w:tcPr>
+          <w:p>
+            <w:r>
+              <w:rPr>
+                <w:sz w:val="10"/>
+              </w:rPr>
+              <w:t>updateProviderModelProfile</w:t>
+            </w:r>
+          </w:p>
+        </w:tc>
+        <w:tc>
+          <w:tcPr>
+            <w:tcW w:type="dxa" w:w="1218"/>
+          </w:tcPr>
+          <w:p>
+            <w:r>
+              <w:rPr>
+                <w:sz w:val="10"/>
+              </w:rPr>
+              <w:t>PATCH /v1/aiapi/provider-profiles/{profileId}</w:t>
+            </w:r>
+          </w:p>
+        </w:tc>
+        <w:tc>
+          <w:tcPr>
+            <w:tcW w:type="dxa" w:w="1218"/>
+          </w:tcPr>
+          <w:p>
+            <w:r>
+              <w:rPr>
+                <w:sz w:val="10"/>
+              </w:rPr>
+              <w:t>AIAPI_PROVIDER_COMMAND_RUNTIME</w:t>
+            </w:r>
+          </w:p>
+        </w:tc>
+        <w:tc>
+          <w:tcPr>
+            <w:tcW w:type="dxa" w:w="1218"/>
+          </w:tcPr>
+          <w:p>
+            <w:r>
+              <w:rPr>
+                <w:sz w:val="10"/>
+              </w:rPr>
+              <w:t>acpos_runtime.provider_profiles</w:t>
+            </w:r>
+          </w:p>
+        </w:tc>
+        <w:tc>
+          <w:tcPr>
+            <w:tcW w:type="dxa" w:w="1218"/>
+          </w:tcPr>
+          <w:p>
+            <w:r>
+              <w:rPr>
+                <w:sz w:val="10"/>
+              </w:rPr>
+              <w:t>EFFECTFUL_EXACT</w:t>
+            </w:r>
+          </w:p>
+        </w:tc>
+      </w:tr>
+      <w:tr>
+        <w:tc>
+          <w:tcPr>
+            <w:tcW w:type="dxa" w:w="1218"/>
+          </w:tcPr>
+          <w:p>
+            <w:r>
+              <w:rPr>
+                <w:sz w:val="10"/>
+              </w:rPr>
+              <w:t>CTRL-ADMIN-AIAPI-06-PROVIDER-MODEL-PROFILES-VIEW-PROFILE</w:t>
+            </w:r>
+          </w:p>
+        </w:tc>
+        <w:tc>
+          <w:tcPr>
+            <w:tcW w:type="dxa" w:w="1218"/>
+          </w:tcPr>
+          <w:p>
+            <w:r>
+              <w:rPr>
+                <w:sz w:val="10"/>
+              </w:rPr>
+              <w:t>EXISTING_CONTROL_RESOURCE</w:t>
+            </w:r>
+          </w:p>
+        </w:tc>
+        <w:tc>
+          <w:tcPr>
+            <w:tcW w:type="dxa" w:w="1218"/>
+          </w:tcPr>
+          <w:p>
+            <w:r>
+              <w:rPr>
+                <w:sz w:val="10"/>
+              </w:rPr>
+              <w:t>查看 Profile</w:t>
+            </w:r>
+          </w:p>
+        </w:tc>
+        <w:tc>
+          <w:tcPr>
+            <w:tcW w:type="dxa" w:w="1218"/>
+          </w:tcPr>
+          <w:p>
+            <w:r>
+              <w:rPr>
+                <w:sz w:val="10"/>
+              </w:rPr>
+              <w:t>BUTTON_OR_ROW_ACTION</w:t>
+            </w:r>
+          </w:p>
+        </w:tc>
+        <w:tc>
+          <w:tcPr>
+            <w:tcW w:type="dxa" w:w="1218"/>
+          </w:tcPr>
+          <w:p>
+            <w:r>
+              <w:rPr>
+                <w:sz w:val="10"/>
+              </w:rPr>
+              <w:t>—</w:t>
+            </w:r>
+          </w:p>
+        </w:tc>
+        <w:tc>
+          <w:tcPr>
+            <w:tcW w:type="dxa" w:w="1218"/>
+          </w:tcPr>
+          <w:p>
+            <w:r>
+              <w:rPr>
+                <w:sz w:val="10"/>
+              </w:rPr>
+              <w:t>Drawer / read-only</w:t>
+            </w:r>
+          </w:p>
+        </w:tc>
+        <w:tc>
+          <w:tcPr>
+            <w:tcW w:type="dxa" w:w="1218"/>
+          </w:tcPr>
+          <w:p>
+            <w:r>
+              <w:rPr>
+                <w:sz w:val="10"/>
+              </w:rPr>
+              <w:t>control:CTRL-ADMIN-AIAPI-06-PROVIDER-MODEL-PROFILES-VIEW-PROFILE</w:t>
+            </w:r>
+          </w:p>
+        </w:tc>
+        <w:tc>
+          <w:tcPr>
+            <w:tcW w:type="dxa" w:w="1218"/>
+          </w:tcPr>
+          <w:p>
+            <w:r>
+              <w:rPr>
+                <w:sz w:val="10"/>
+              </w:rPr>
+              <w:t>AIAPI Page Operation-specific Form / Provider Profile Field Contract</w:t>
+            </w:r>
+          </w:p>
+        </w:tc>
+        <w:tc>
+          <w:tcPr>
+            <w:tcW w:type="dxa" w:w="1218"/>
+          </w:tcPr>
+          <w:p>
+            <w:r>
+              <w:rPr>
+                <w:sz w:val="10"/>
+              </w:rPr>
+              <w:t>getProviderModelProfile</w:t>
+            </w:r>
+          </w:p>
+        </w:tc>
+        <w:tc>
+          <w:tcPr>
+            <w:tcW w:type="dxa" w:w="1218"/>
+          </w:tcPr>
+          <w:p>
+            <w:r>
+              <w:rPr>
+                <w:sz w:val="10"/>
+              </w:rPr>
+              <w:t>GET /v1/aiapi/provider-profiles/{profileId}</w:t>
+            </w:r>
+          </w:p>
+        </w:tc>
+        <w:tc>
+          <w:tcPr>
+            <w:tcW w:type="dxa" w:w="1218"/>
+          </w:tcPr>
+          <w:p>
+            <w:r>
+              <w:rPr>
+                <w:sz w:val="10"/>
+              </w:rPr>
+              <w:t>AIAPI_PROVIDER_COMMAND_RUNTIME</w:t>
+            </w:r>
+          </w:p>
+        </w:tc>
+        <w:tc>
+          <w:tcPr>
+            <w:tcW w:type="dxa" w:w="1218"/>
+          </w:tcPr>
+          <w:p>
+            <w:r>
+              <w:rPr>
+                <w:sz w:val="10"/>
+              </w:rPr>
+              <w:t>acpos_runtime.provider_profiles</w:t>
+            </w:r>
+          </w:p>
+        </w:tc>
+        <w:tc>
+          <w:tcPr>
+            <w:tcW w:type="dxa" w:w="1218"/>
+          </w:tcPr>
+          <w:p>
+            <w:r>
+              <w:rPr>
+                <w:sz w:val="10"/>
+              </w:rPr>
+              <w:t>READ_EXACT</w:t>
+            </w:r>
+          </w:p>
+        </w:tc>
+      </w:tr>
+      <w:tr>
+        <w:tc>
+          <w:tcPr>
+            <w:tcW w:type="dxa" w:w="1218"/>
+          </w:tcPr>
+          <w:p>
+            <w:r>
+              <w:rPr>
+                <w:sz w:val="10"/>
+              </w:rPr>
+              <w:t>CTRL-ADMIN-AIAPI-06-PROVIDER-MODEL-PROFILES-TEST-PROFILE</w:t>
+            </w:r>
+          </w:p>
+        </w:tc>
+        <w:tc>
+          <w:tcPr>
+            <w:tcW w:type="dxa" w:w="1218"/>
+          </w:tcPr>
+          <w:p>
+            <w:r>
+              <w:rPr>
+                <w:sz w:val="10"/>
+              </w:rPr>
+              <w:t>EXISTING_CONTROL_RESOURCE</w:t>
+            </w:r>
+          </w:p>
+        </w:tc>
+        <w:tc>
+          <w:tcPr>
+            <w:tcW w:type="dxa" w:w="1218"/>
+          </w:tcPr>
+          <w:p>
+            <w:r>
+              <w:rPr>
+                <w:sz w:val="10"/>
+              </w:rPr>
+              <w:t>連線測試</w:t>
+            </w:r>
+          </w:p>
+        </w:tc>
+        <w:tc>
+          <w:tcPr>
+            <w:tcW w:type="dxa" w:w="1218"/>
+          </w:tcPr>
+          <w:p>
+            <w:r>
+              <w:rPr>
+                <w:sz w:val="10"/>
+              </w:rPr>
+              <w:t>BUTTON_OR_ROW_ACTION</w:t>
+            </w:r>
+          </w:p>
+        </w:tc>
+        <w:tc>
+          <w:tcPr>
+            <w:tcW w:type="dxa" w:w="1218"/>
+          </w:tcPr>
+          <w:p>
+            <w:r>
+              <w:rPr>
+                <w:sz w:val="10"/>
+              </w:rPr>
+              <w:t>—</w:t>
+            </w:r>
+          </w:p>
+        </w:tc>
+        <w:tc>
+          <w:tcPr>
+            <w:tcW w:type="dxa" w:w="1218"/>
+          </w:tcPr>
+          <w:p>
+            <w:r>
+              <w:rPr>
+                <w:sz w:val="10"/>
+              </w:rPr>
+              <w:t>Secret ref + adapter required</w:t>
+            </w:r>
+          </w:p>
+        </w:tc>
+        <w:tc>
+          <w:tcPr>
+            <w:tcW w:type="dxa" w:w="1218"/>
+          </w:tcPr>
+          <w:p>
+            <w:r>
+              <w:rPr>
+                <w:sz w:val="10"/>
+              </w:rPr>
+              <w:t>control:CTRL-ADMIN-AIAPI-06-PROVIDER-MODEL-PROFILES-TEST-PROFILE</w:t>
+            </w:r>
+          </w:p>
+        </w:tc>
+        <w:tc>
+          <w:tcPr>
+            <w:tcW w:type="dxa" w:w="1218"/>
+          </w:tcPr>
+          <w:p>
+            <w:r>
+              <w:rPr>
+                <w:sz w:val="10"/>
+              </w:rPr>
+              <w:t>AIAPI Page Operation-specific Form / Provider Profile Field Contract</w:t>
+            </w:r>
+          </w:p>
+        </w:tc>
+        <w:tc>
+          <w:tcPr>
+            <w:tcW w:type="dxa" w:w="1218"/>
+          </w:tcPr>
+          <w:p>
+            <w:r>
+              <w:rPr>
+                <w:sz w:val="10"/>
+              </w:rPr>
+              <w:t>testProviderModelProfile</w:t>
+            </w:r>
+          </w:p>
+        </w:tc>
+        <w:tc>
+          <w:tcPr>
+            <w:tcW w:type="dxa" w:w="1218"/>
+          </w:tcPr>
+          <w:p>
+            <w:r>
+              <w:rPr>
+                <w:sz w:val="10"/>
+              </w:rPr>
+              <w:t>POST /v1/aiapi/provider-profiles/{profileId}/test</w:t>
+            </w:r>
+          </w:p>
+        </w:tc>
+        <w:tc>
+          <w:tcPr>
+            <w:tcW w:type="dxa" w:w="1218"/>
+          </w:tcPr>
+          <w:p>
+            <w:r>
+              <w:rPr>
+                <w:sz w:val="10"/>
+              </w:rPr>
+              <w:t>AIAPI_PROVIDER_COMMAND_RUNTIME</w:t>
+            </w:r>
+          </w:p>
+        </w:tc>
+        <w:tc>
+          <w:tcPr>
+            <w:tcW w:type="dxa" w:w="1218"/>
+          </w:tcPr>
+          <w:p>
+            <w:r>
+              <w:rPr>
+                <w:sz w:val="10"/>
+              </w:rPr>
+              <w:t>acpos_runtime.provider_profile_tests</w:t>
+            </w:r>
+          </w:p>
+        </w:tc>
+        <w:tc>
+          <w:tcPr>
+            <w:tcW w:type="dxa" w:w="1218"/>
+          </w:tcPr>
+          <w:p>
+            <w:r>
+              <w:rPr>
+                <w:sz w:val="10"/>
+              </w:rPr>
+              <w:t>EFFECTFUL_EXACT</w:t>
+            </w:r>
+          </w:p>
+        </w:tc>
+      </w:tr>
+      <w:tr>
+        <w:tc>
+          <w:tcPr>
+            <w:tcW w:type="dxa" w:w="1218"/>
+          </w:tcPr>
+          <w:p>
+            <w:r>
+              <w:rPr>
+                <w:sz w:val="10"/>
+              </w:rPr>
+              <w:t>CTRL-ADMIN-AIAPI-06-PROVIDER-MODEL-PROFILES-RETIRE-PROFILE</w:t>
+            </w:r>
+          </w:p>
+        </w:tc>
+        <w:tc>
+          <w:tcPr>
+            <w:tcW w:type="dxa" w:w="1218"/>
+          </w:tcPr>
+          <w:p>
+            <w:r>
+              <w:rPr>
+                <w:sz w:val="10"/>
+              </w:rPr>
+              <w:t>EXISTING_CONTROL_RESOURCE</w:t>
+            </w:r>
+          </w:p>
+        </w:tc>
+        <w:tc>
+          <w:tcPr>
+            <w:tcW w:type="dxa" w:w="1218"/>
+          </w:tcPr>
+          <w:p>
+            <w:r>
+              <w:rPr>
+                <w:sz w:val="10"/>
+              </w:rPr>
+              <w:t>退役 Profile</w:t>
+            </w:r>
+          </w:p>
+        </w:tc>
+        <w:tc>
+          <w:tcPr>
+            <w:tcW w:type="dxa" w:w="1218"/>
+          </w:tcPr>
+          <w:p>
+            <w:r>
+              <w:rPr>
+                <w:sz w:val="10"/>
+              </w:rPr>
+              <w:t>BUTTON_OR_ROW_ACTION</w:t>
+            </w:r>
+          </w:p>
+        </w:tc>
+        <w:tc>
+          <w:tcPr>
+            <w:tcW w:type="dxa" w:w="1218"/>
+          </w:tcPr>
+          <w:p>
+            <w:r>
+              <w:rPr>
+                <w:sz w:val="10"/>
+              </w:rPr>
+              <w:t>—</w:t>
+            </w:r>
+          </w:p>
+        </w:tc>
+        <w:tc>
+          <w:tcPr>
+            <w:tcW w:type="dxa" w:w="1218"/>
+          </w:tcPr>
+          <w:p>
+            <w:r>
+              <w:rPr>
+                <w:sz w:val="10"/>
+              </w:rPr>
+              <w:t>State guarded; never hard delete runtime history</w:t>
+            </w:r>
+          </w:p>
+        </w:tc>
+        <w:tc>
+          <w:tcPr>
+            <w:tcW w:type="dxa" w:w="1218"/>
+          </w:tcPr>
+          <w:p>
+            <w:r>
+              <w:rPr>
+                <w:sz w:val="10"/>
+              </w:rPr>
+              <w:t>control:CTRL-ADMIN-AIAPI-06-PROVIDER-MODEL-PROFILES-RETIRE-PROFILE</w:t>
+            </w:r>
+          </w:p>
+        </w:tc>
+        <w:tc>
+          <w:tcPr>
+            <w:tcW w:type="dxa" w:w="1218"/>
+          </w:tcPr>
+          <w:p>
+            <w:r>
+              <w:rPr>
+                <w:sz w:val="10"/>
+              </w:rPr>
+              <w:t>AIAPI Page Operation-specific Form / Provider Profile Field Contract</w:t>
+            </w:r>
+          </w:p>
+        </w:tc>
+        <w:tc>
+          <w:tcPr>
+            <w:tcW w:type="dxa" w:w="1218"/>
+          </w:tcPr>
+          <w:p>
+            <w:r>
+              <w:rPr>
+                <w:sz w:val="10"/>
+              </w:rPr>
+              <w:t>retireProviderModelProfile</w:t>
+            </w:r>
+          </w:p>
+        </w:tc>
+        <w:tc>
+          <w:tcPr>
+            <w:tcW w:type="dxa" w:w="1218"/>
+          </w:tcPr>
+          <w:p>
+            <w:r>
+              <w:rPr>
+                <w:sz w:val="10"/>
+              </w:rPr>
+              <w:t>POST /v1/aiapi/provider-profiles/{profileId}/retire</w:t>
+            </w:r>
+          </w:p>
+        </w:tc>
+        <w:tc>
+          <w:tcPr>
+            <w:tcW w:type="dxa" w:w="1218"/>
+          </w:tcPr>
+          <w:p>
+            <w:r>
+              <w:rPr>
+                <w:sz w:val="10"/>
+              </w:rPr>
+              <w:t>AIAPI_PROVIDER_COMMAND_RUNTIME</w:t>
+            </w:r>
+          </w:p>
+        </w:tc>
+        <w:tc>
+          <w:tcPr>
+            <w:tcW w:type="dxa" w:w="1218"/>
+          </w:tcPr>
+          <w:p>
+            <w:r>
+              <w:rPr>
+                <w:sz w:val="10"/>
+              </w:rPr>
+              <w:t>acpos_runtime.provider_profiles</w:t>
+            </w:r>
+          </w:p>
+        </w:tc>
+        <w:tc>
+          <w:tcPr>
+            <w:tcW w:type="dxa" w:w="1218"/>
+          </w:tcPr>
+          <w:p>
+            <w:r>
+              <w:rPr>
+                <w:sz w:val="10"/>
+              </w:rPr>
+              <w:t>EFFECTFUL_EXACT</w:t>
+            </w:r>
+          </w:p>
+        </w:tc>
+      </w:tr>
+      <w:tr>
+        <w:tc>
+          <w:tcPr>
+            <w:tcW w:type="dxa" w:w="1218"/>
+          </w:tcPr>
+          <w:p>
+            <w:r>
+              <w:rPr>
+                <w:sz w:val="10"/>
+              </w:rPr>
+              <w:t>CTRL-ADMIN-AIAPI-06-PROVIDER-MODEL-PROFILES-SET-CREDENTIAL</w:t>
+            </w:r>
+          </w:p>
+        </w:tc>
+        <w:tc>
+          <w:tcPr>
+            <w:tcW w:type="dxa" w:w="1218"/>
+          </w:tcPr>
+          <w:p>
+            <w:r>
+              <w:rPr>
+                <w:sz w:val="10"/>
+              </w:rPr>
+              <w:t>EXISTING_CONTROL_RESOURCE</w:t>
+            </w:r>
+          </w:p>
+        </w:tc>
+        <w:tc>
+          <w:tcPr>
+            <w:tcW w:type="dxa" w:w="1218"/>
+          </w:tcPr>
+          <w:p>
+            <w:r>
+              <w:rPr>
+                <w:sz w:val="10"/>
+              </w:rPr>
+              <w:t>設定 API 金鑰</w:t>
+            </w:r>
+          </w:p>
+        </w:tc>
+        <w:tc>
+          <w:tcPr>
+            <w:tcW w:type="dxa" w:w="1218"/>
+          </w:tcPr>
+          <w:p>
+            <w:r>
+              <w:rPr>
+                <w:sz w:val="10"/>
+              </w:rPr>
+              <w:t>BUTTON_OR_ROW_ACTION</w:t>
+            </w:r>
+          </w:p>
+        </w:tc>
+        <w:tc>
+          <w:tcPr>
+            <w:tcW w:type="dxa" w:w="1218"/>
+          </w:tcPr>
+          <w:p>
+            <w:r>
+              <w:rPr>
+                <w:sz w:val="10"/>
+              </w:rPr>
+              <w:t>—</w:t>
+            </w:r>
+          </w:p>
+        </w:tc>
+        <w:tc>
+          <w:tcPr>
+            <w:tcW w:type="dxa" w:w="1218"/>
+          </w:tcPr>
+          <w:p>
+            <w:r>
+              <w:rPr>
+                <w:sz w:val="10"/>
+              </w:rPr>
+              <w:t>Write-only; secret env/reference owner</w:t>
+            </w:r>
+          </w:p>
+        </w:tc>
+        <w:tc>
+          <w:tcPr>
+            <w:tcW w:type="dxa" w:w="1218"/>
+          </w:tcPr>
+          <w:p>
+            <w:r>
+              <w:rPr>
+                <w:sz w:val="10"/>
+              </w:rPr>
+              <w:t>control:CTRL-ADMIN-AIAPI-06-PROVIDER-MODEL-PROFILES-SET-CREDENTIAL</w:t>
+            </w:r>
+          </w:p>
+        </w:tc>
+        <w:tc>
+          <w:tcPr>
+            <w:tcW w:type="dxa" w:w="1218"/>
+          </w:tcPr>
+          <w:p>
+            <w:r>
+              <w:rPr>
+                <w:sz w:val="10"/>
+              </w:rPr>
+              <w:t>AIAPI Page Operation-specific Form / Provider Profile Field Contract</w:t>
+            </w:r>
+          </w:p>
+        </w:tc>
+        <w:tc>
+          <w:tcPr>
+            <w:tcW w:type="dxa" w:w="1218"/>
+          </w:tcPr>
+          <w:p>
+            <w:r>
+              <w:rPr>
+                <w:sz w:val="10"/>
+              </w:rPr>
+              <w:t>setProviderModelCredential</w:t>
+            </w:r>
+          </w:p>
+        </w:tc>
+        <w:tc>
+          <w:tcPr>
+            <w:tcW w:type="dxa" w:w="1218"/>
+          </w:tcPr>
+          <w:p>
+            <w:r>
+              <w:rPr>
+                <w:sz w:val="10"/>
+              </w:rPr>
+              <w:t>PUT /v1/aiapi/provider-profiles/{profileId}/credential</w:t>
+            </w:r>
+          </w:p>
+        </w:tc>
+        <w:tc>
+          <w:tcPr>
+            <w:tcW w:type="dxa" w:w="1218"/>
+          </w:tcPr>
+          <w:p>
+            <w:r>
+              <w:rPr>
+                <w:sz w:val="10"/>
+              </w:rPr>
+              <w:t>AIAPI_PROVIDER_COMMAND_RUNTIME</w:t>
+            </w:r>
+          </w:p>
+        </w:tc>
+        <w:tc>
+          <w:tcPr>
+            <w:tcW w:type="dxa" w:w="1218"/>
+          </w:tcPr>
+          <w:p>
+            <w:r>
+              <w:rPr>
+                <w:sz w:val="10"/>
+              </w:rPr>
+              <w:t>public.secret_references</w:t>
+            </w:r>
+          </w:p>
+        </w:tc>
+        <w:tc>
+          <w:tcPr>
+            <w:tcW w:type="dxa" w:w="1218"/>
+          </w:tcPr>
+          <w:p>
+            <w:r>
+              <w:rPr>
+                <w:sz w:val="10"/>
+              </w:rPr>
+              <w:t>EFFECTFUL_EXACT</w:t>
+            </w:r>
+          </w:p>
+        </w:tc>
+      </w:tr>
+      <w:tr>
+        <w:tc>
+          <w:tcPr>
+            <w:tcW w:type="dxa" w:w="1218"/>
+          </w:tcPr>
+          <w:p>
+            <w:r>
+              <w:rPr>
+                <w:sz w:val="10"/>
+              </w:rPr>
+              <w:t>CTRL-ADMIN-AIAPI-06-PROVIDER-MODEL-PROFILES-DELETE-CREDENTIAL</w:t>
+            </w:r>
+          </w:p>
+        </w:tc>
+        <w:tc>
+          <w:tcPr>
+            <w:tcW w:type="dxa" w:w="1218"/>
+          </w:tcPr>
+          <w:p>
+            <w:r>
+              <w:rPr>
+                <w:sz w:val="10"/>
+              </w:rPr>
+              <w:t>EXISTING_CONTROL_RESOURCE</w:t>
+            </w:r>
+          </w:p>
+        </w:tc>
+        <w:tc>
+          <w:tcPr>
+            <w:tcW w:type="dxa" w:w="1218"/>
+          </w:tcPr>
+          <w:p>
+            <w:r>
+              <w:rPr>
+                <w:sz w:val="10"/>
+              </w:rPr>
+              <w:t>刪除 API 金鑰</w:t>
+            </w:r>
+          </w:p>
+        </w:tc>
+        <w:tc>
+          <w:tcPr>
+            <w:tcW w:type="dxa" w:w="1218"/>
+          </w:tcPr>
+          <w:p>
+            <w:r>
+              <w:rPr>
+                <w:sz w:val="10"/>
+              </w:rPr>
+              <w:t>BUTTON_OR_ROW_ACTION</w:t>
+            </w:r>
+          </w:p>
+        </w:tc>
+        <w:tc>
+          <w:tcPr>
+            <w:tcW w:type="dxa" w:w="1218"/>
+          </w:tcPr>
+          <w:p>
+            <w:r>
+              <w:rPr>
+                <w:sz w:val="10"/>
+              </w:rPr>
+              <w:t>—</w:t>
+            </w:r>
+          </w:p>
+        </w:tc>
+        <w:tc>
+          <w:tcPr>
+            <w:tcW w:type="dxa" w:w="1218"/>
+          </w:tcPr>
+          <w:p>
+            <w:r>
+              <w:rPr>
+                <w:sz w:val="10"/>
+              </w:rPr>
+              <w:t>Reason/confirmation; no old value in response/log</w:t>
+            </w:r>
+          </w:p>
+        </w:tc>
+        <w:tc>
+          <w:tcPr>
+            <w:tcW w:type="dxa" w:w="1218"/>
+          </w:tcPr>
+          <w:p>
+            <w:r>
+              <w:rPr>
+                <w:sz w:val="10"/>
+              </w:rPr>
+              <w:t>control:CTRL-ADMIN-AIAPI-06-PROVIDER-MODEL-PROFILES-DELETE-CREDENTIAL</w:t>
+            </w:r>
+          </w:p>
+        </w:tc>
+        <w:tc>
+          <w:tcPr>
+            <w:tcW w:type="dxa" w:w="1218"/>
+          </w:tcPr>
+          <w:p>
+            <w:r>
+              <w:rPr>
+                <w:sz w:val="10"/>
+              </w:rPr>
+              <w:t>AIAPI Page Operation-specific Form / Provider Profile Field Contract</w:t>
+            </w:r>
+          </w:p>
+        </w:tc>
+        <w:tc>
+          <w:tcPr>
+            <w:tcW w:type="dxa" w:w="1218"/>
+          </w:tcPr>
+          <w:p>
+            <w:r>
+              <w:rPr>
+                <w:sz w:val="10"/>
+              </w:rPr>
+              <w:t>deleteProviderModelCredential</w:t>
+            </w:r>
+          </w:p>
+        </w:tc>
+        <w:tc>
+          <w:tcPr>
+            <w:tcW w:type="dxa" w:w="1218"/>
+          </w:tcPr>
+          <w:p>
+            <w:r>
+              <w:rPr>
+                <w:sz w:val="10"/>
+              </w:rPr>
+              <w:t>DELETE /v1/aiapi/provider-profiles/{profileId}/credential</w:t>
+            </w:r>
+          </w:p>
+        </w:tc>
+        <w:tc>
+          <w:tcPr>
+            <w:tcW w:type="dxa" w:w="1218"/>
+          </w:tcPr>
+          <w:p>
+            <w:r>
+              <w:rPr>
+                <w:sz w:val="10"/>
+              </w:rPr>
+              <w:t>AIAPI_PROVIDER_COMMAND_RUNTIME</w:t>
+            </w:r>
+          </w:p>
+        </w:tc>
+        <w:tc>
+          <w:tcPr>
+            <w:tcW w:type="dxa" w:w="1218"/>
+          </w:tcPr>
+          <w:p>
+            <w:r>
+              <w:rPr>
+                <w:sz w:val="10"/>
+              </w:rPr>
+              <w:t>public.secret_references</w:t>
+            </w:r>
+          </w:p>
+        </w:tc>
+        <w:tc>
+          <w:tcPr>
+            <w:tcW w:type="dxa" w:w="1218"/>
+          </w:tcPr>
+          <w:p>
+            <w:r>
+              <w:rPr>
+                <w:sz w:val="10"/>
+              </w:rPr>
+              <w:t>EFFECTFUL_EXACT</w:t>
+            </w:r>
+          </w:p>
+        </w:tc>
+      </w:tr>
+      <w:tr>
+        <w:tc>
+          <w:tcPr>
+            <w:tcW w:type="dxa" w:w="1218"/>
+          </w:tcPr>
+          <w:p>
+            <w:r>
+              <w:rPr>
+                <w:sz w:val="10"/>
+              </w:rPr>
+              <w:t>AIAPI-01-BTN-CONFIGURE-GOVERNED-RESOURCE</w:t>
+            </w:r>
+          </w:p>
+        </w:tc>
+        <w:tc>
+          <w:tcPr>
+            <w:tcW w:type="dxa" w:w="1218"/>
+          </w:tcPr>
+          <w:p>
+            <w:r>
+              <w:rPr>
+                <w:sz w:val="10"/>
+              </w:rPr>
+              <w:t>NEW_CONSTRUCTION_UID_FROM_EXISTING_CURRENT_UI_OPERATION</w:t>
+            </w:r>
+          </w:p>
+        </w:tc>
+        <w:tc>
+          <w:tcPr>
+            <w:tcW w:type="dxa" w:w="1218"/>
+          </w:tcPr>
+          <w:p>
+            <w:r>
+              <w:rPr>
+                <w:sz w:val="10"/>
+              </w:rPr>
+              <w:t>設定 Capability/Policy</w:t>
+            </w:r>
+          </w:p>
+        </w:tc>
+        <w:tc>
+          <w:tcPr>
+            <w:tcW w:type="dxa" w:w="1218"/>
+          </w:tcPr>
+          <w:p>
+            <w:r>
+              <w:rPr>
+                <w:sz w:val="10"/>
+              </w:rPr>
+              <w:t>BUTTON_OR_ROW_ACTION</w:t>
+            </w:r>
+          </w:p>
+        </w:tc>
+        <w:tc>
+          <w:tcPr>
+            <w:tcW w:type="dxa" w:w="1218"/>
+          </w:tcPr>
+          <w:p>
+            <w:r>
+              <w:rPr>
+                <w:sz w:val="10"/>
+              </w:rPr>
+              <w:t>—</w:t>
+            </w:r>
+          </w:p>
+        </w:tc>
+        <w:tc>
+          <w:tcPr>
+            <w:tcW w:type="dxa" w:w="1218"/>
+          </w:tcPr>
+          <w:p>
+            <w:r>
+              <w:rPr>
+                <w:sz w:val="10"/>
+              </w:rPr>
+              <w:t>Exact governed resource ref</w:t>
+            </w:r>
+          </w:p>
+        </w:tc>
+        <w:tc>
+          <w:tcPr>
+            <w:tcW w:type="dxa" w:w="1218"/>
+          </w:tcPr>
+          <w:p>
+            <w:r>
+              <w:rPr>
+                <w:sz w:val="10"/>
+              </w:rPr>
+              <w:t>—</w:t>
+            </w:r>
+          </w:p>
+        </w:tc>
+        <w:tc>
+          <w:tcPr>
+            <w:tcW w:type="dxa" w:w="1218"/>
+          </w:tcPr>
+          <w:p>
+            <w:r>
+              <w:rPr>
+                <w:sz w:val="10"/>
+              </w:rPr>
+              <w:t>AIAPI Page Operation-specific Form / Provider Profile Field Contract</w:t>
+            </w:r>
+          </w:p>
+        </w:tc>
+        <w:tc>
+          <w:tcPr>
+            <w:tcW w:type="dxa" w:w="1218"/>
+          </w:tcPr>
+          <w:p>
+            <w:r>
+              <w:rPr>
+                <w:sz w:val="10"/>
+              </w:rPr>
+              <w:t>configureGovernedResource</w:t>
+            </w:r>
+          </w:p>
+        </w:tc>
+        <w:tc>
+          <w:tcPr>
+            <w:tcW w:type="dxa" w:w="1218"/>
+          </w:tcPr>
+          <w:p>
+            <w:r>
+              <w:rPr>
+                <w:sz w:val="10"/>
+              </w:rPr>
+              <w:t>PATCH /v1/governance/resources/{id}</w:t>
+            </w:r>
+          </w:p>
+        </w:tc>
+        <w:tc>
+          <w:tcPr>
+            <w:tcW w:type="dxa" w:w="1218"/>
+          </w:tcPr>
+          <w:p>
+            <w:r>
+              <w:rPr>
+                <w:sz w:val="10"/>
+              </w:rPr>
+              <w:t>IAM_RUNTIME</w:t>
+            </w:r>
+          </w:p>
+        </w:tc>
+        <w:tc>
+          <w:tcPr>
+            <w:tcW w:type="dxa" w:w="1218"/>
+          </w:tcPr>
+          <w:p>
+            <w:r>
+              <w:rPr>
+                <w:sz w:val="10"/>
+              </w:rPr>
+              <w:t>—</w:t>
+            </w:r>
+          </w:p>
+        </w:tc>
+        <w:tc>
+          <w:tcPr>
+            <w:tcW w:type="dxa" w:w="1218"/>
+          </w:tcPr>
+          <w:p>
+            <w:r>
+              <w:rPr>
+                <w:sz w:val="10"/>
+              </w:rPr>
+              <w:t>EFFECTFUL_EXACT</w:t>
+            </w:r>
+          </w:p>
+        </w:tc>
+      </w:tr>
+      <w:tr>
+        <w:tc>
+          <w:tcPr>
+            <w:tcW w:type="dxa" w:w="1218"/>
+          </w:tcPr>
+          <w:p>
+            <w:r>
+              <w:rPr>
+                <w:sz w:val="10"/>
+              </w:rPr>
+              <w:t>AIAPI-01-BTN-APPROVE-GOVERNED-RESOURCE</w:t>
+            </w:r>
+          </w:p>
+        </w:tc>
+        <w:tc>
+          <w:tcPr>
+            <w:tcW w:type="dxa" w:w="1218"/>
+          </w:tcPr>
+          <w:p>
+            <w:r>
+              <w:rPr>
+                <w:sz w:val="10"/>
+              </w:rPr>
+              <w:t>NEW_CONSTRUCTION_UID_FROM_EXISTING_CURRENT_UI_OPERATION</w:t>
+            </w:r>
+          </w:p>
+        </w:tc>
+        <w:tc>
+          <w:tcPr>
+            <w:tcW w:type="dxa" w:w="1218"/>
+          </w:tcPr>
+          <w:p>
+            <w:r>
+              <w:rPr>
+                <w:sz w:val="10"/>
+              </w:rPr>
+              <w:t>核准 Capability/Policy</w:t>
+            </w:r>
+          </w:p>
+        </w:tc>
+        <w:tc>
+          <w:tcPr>
+            <w:tcW w:type="dxa" w:w="1218"/>
+          </w:tcPr>
+          <w:p>
+            <w:r>
+              <w:rPr>
+                <w:sz w:val="10"/>
+              </w:rPr>
+              <w:t>BUTTON_OR_ROW_ACTION</w:t>
+            </w:r>
+          </w:p>
+        </w:tc>
+        <w:tc>
+          <w:tcPr>
+            <w:tcW w:type="dxa" w:w="1218"/>
+          </w:tcPr>
+          <w:p>
+            <w:r>
+              <w:rPr>
+                <w:sz w:val="10"/>
+              </w:rPr>
+              <w:t>—</w:t>
+            </w:r>
+          </w:p>
+        </w:tc>
+        <w:tc>
+          <w:tcPr>
+            <w:tcW w:type="dxa" w:w="1218"/>
+          </w:tcPr>
+          <w:p>
+            <w:r>
+              <w:rPr>
+                <w:sz w:val="10"/>
+              </w:rPr>
+              <w:t>Version + rationale + audit</w:t>
+            </w:r>
+          </w:p>
+        </w:tc>
+        <w:tc>
+          <w:tcPr>
+            <w:tcW w:type="dxa" w:w="1218"/>
+          </w:tcPr>
+          <w:p>
+            <w:r>
+              <w:rPr>
+                <w:sz w:val="10"/>
+              </w:rPr>
+              <w:t>—</w:t>
+            </w:r>
+          </w:p>
+        </w:tc>
+        <w:tc>
+          <w:tcPr>
+            <w:tcW w:type="dxa" w:w="1218"/>
+          </w:tcPr>
+          <w:p>
+            <w:r>
+              <w:rPr>
+                <w:sz w:val="10"/>
+              </w:rPr>
+              <w:t>AIAPI Page Operation-specific Form / Provider Profile Field Contract</w:t>
+            </w:r>
+          </w:p>
+        </w:tc>
+        <w:tc>
+          <w:tcPr>
+            <w:tcW w:type="dxa" w:w="1218"/>
+          </w:tcPr>
+          <w:p>
+            <w:r>
+              <w:rPr>
+                <w:sz w:val="10"/>
+              </w:rPr>
+              <w:t>approveGovernedResource</w:t>
+            </w:r>
+          </w:p>
+        </w:tc>
+        <w:tc>
+          <w:tcPr>
+            <w:tcW w:type="dxa" w:w="1218"/>
+          </w:tcPr>
+          <w:p>
+            <w:r>
+              <w:rPr>
+                <w:sz w:val="10"/>
+              </w:rPr>
+              <w:t>POST /v1/governance/resources/{id}/approve</w:t>
+            </w:r>
+          </w:p>
+        </w:tc>
+        <w:tc>
+          <w:tcPr>
+            <w:tcW w:type="dxa" w:w="1218"/>
+          </w:tcPr>
+          <w:p>
+            <w:r>
+              <w:rPr>
+                <w:sz w:val="10"/>
+              </w:rPr>
+              <w:t>IAM_RUNTIME</w:t>
+            </w:r>
+          </w:p>
+        </w:tc>
+        <w:tc>
+          <w:tcPr>
+            <w:tcW w:type="dxa" w:w="1218"/>
+          </w:tcPr>
+          <w:p>
+            <w:r>
+              <w:rPr>
+                <w:sz w:val="10"/>
+              </w:rPr>
+              <w:t>—</w:t>
+            </w:r>
+          </w:p>
+        </w:tc>
+        <w:tc>
+          <w:tcPr>
+            <w:tcW w:type="dxa" w:w="1218"/>
+          </w:tcPr>
+          <w:p>
+            <w:r>
+              <w:rPr>
+                <w:sz w:val="10"/>
+              </w:rPr>
+              <w:t>EFFECTFUL_EXACT</w:t>
+            </w:r>
+          </w:p>
+        </w:tc>
+      </w:tr>
+      <w:tr>
+        <w:tc>
+          <w:tcPr>
+            <w:tcW w:type="dxa" w:w="1218"/>
+          </w:tcPr>
+          <w:p>
+            <w:r>
+              <w:rPr>
+                <w:sz w:val="10"/>
+              </w:rPr>
+              <w:t>CTRL-ADMIN-AIAPI-05-PROVIDER-CANDIDATE-GROUPS-CREATE-GROUP</w:t>
+            </w:r>
+          </w:p>
+        </w:tc>
+        <w:tc>
+          <w:tcPr>
+            <w:tcW w:type="dxa" w:w="1218"/>
+          </w:tcPr>
+          <w:p>
+            <w:r>
+              <w:rPr>
+                <w:sz w:val="10"/>
+              </w:rPr>
+              <w:t>EXISTING_CONTROL_RESOURCE</w:t>
+            </w:r>
+          </w:p>
+        </w:tc>
+        <w:tc>
+          <w:tcPr>
+            <w:tcW w:type="dxa" w:w="1218"/>
+          </w:tcPr>
+          <w:p>
+            <w:r>
+              <w:rPr>
+                <w:sz w:val="10"/>
+              </w:rPr>
+              <w:t>建立 Candidate Group</w:t>
+            </w:r>
+          </w:p>
+        </w:tc>
+        <w:tc>
+          <w:tcPr>
+            <w:tcW w:type="dxa" w:w="1218"/>
+          </w:tcPr>
+          <w:p>
+            <w:r>
+              <w:rPr>
+                <w:sz w:val="10"/>
+              </w:rPr>
+              <w:t>BUTTON_OR_ROW_ACTION</w:t>
+            </w:r>
+          </w:p>
+        </w:tc>
+        <w:tc>
+          <w:tcPr>
+            <w:tcW w:type="dxa" w:w="1218"/>
+          </w:tcPr>
+          <w:p>
+            <w:r>
+              <w:rPr>
+                <w:sz w:val="10"/>
+              </w:rPr>
+              <w:t>—</w:t>
+            </w:r>
+          </w:p>
+        </w:tc>
+        <w:tc>
+          <w:tcPr>
+            <w:tcW w:type="dxa" w:w="1218"/>
+          </w:tcPr>
+          <w:p>
+            <w:r>
+              <w:rPr>
+                <w:sz w:val="10"/>
+              </w:rPr>
+              <w:t>Group + ordered member refs + limits only by exact schema</w:t>
+            </w:r>
+          </w:p>
+        </w:tc>
+        <w:tc>
+          <w:tcPr>
+            <w:tcW w:type="dxa" w:w="1218"/>
+          </w:tcPr>
+          <w:p>
+            <w:r>
+              <w:rPr>
+                <w:sz w:val="10"/>
+              </w:rPr>
+              <w:t>control:CTRL-ADMIN-AIAPI-05-PROVIDER-CANDIDATE-GROUPS-CREATE-GROUP</w:t>
+            </w:r>
+          </w:p>
+        </w:tc>
+        <w:tc>
+          <w:tcPr>
+            <w:tcW w:type="dxa" w:w="1218"/>
+          </w:tcPr>
+          <w:p>
+            <w:r>
+              <w:rPr>
+                <w:sz w:val="10"/>
+              </w:rPr>
+              <w:t>AIAPI Page Operation-specific Form / Provider Profile Field Contract</w:t>
+            </w:r>
+          </w:p>
+        </w:tc>
+        <w:tc>
+          <w:tcPr>
+            <w:tcW w:type="dxa" w:w="1218"/>
+          </w:tcPr>
+          <w:p>
+            <w:r>
+              <w:rPr>
+                <w:sz w:val="10"/>
+              </w:rPr>
+              <w:t>createProviderCandidateGroup</w:t>
+            </w:r>
+          </w:p>
+        </w:tc>
+        <w:tc>
+          <w:tcPr>
+            <w:tcW w:type="dxa" w:w="1218"/>
+          </w:tcPr>
+          <w:p>
+            <w:r>
+              <w:rPr>
+                <w:sz w:val="10"/>
+              </w:rPr>
+              <w:t>POST /v1/aiapi/provider-groups</w:t>
+            </w:r>
+          </w:p>
+        </w:tc>
+        <w:tc>
+          <w:tcPr>
+            <w:tcW w:type="dxa" w:w="1218"/>
+          </w:tcPr>
+          <w:p>
+            <w:r>
+              <w:rPr>
+                <w:sz w:val="10"/>
+              </w:rPr>
+              <w:t>AIAPI_PROVIDER_COMMAND_RUNTIME</w:t>
+            </w:r>
+          </w:p>
+        </w:tc>
+        <w:tc>
+          <w:tcPr>
+            <w:tcW w:type="dxa" w:w="1218"/>
+          </w:tcPr>
+          <w:p>
+            <w:r>
+              <w:rPr>
+                <w:sz w:val="10"/>
+              </w:rPr>
+              <w:t>acpos_runtime.provider_groups; acpos_runtime.provider_members</w:t>
+            </w:r>
+          </w:p>
+        </w:tc>
+        <w:tc>
+          <w:tcPr>
+            <w:tcW w:type="dxa" w:w="1218"/>
+          </w:tcPr>
+          <w:p>
+            <w:r>
+              <w:rPr>
+                <w:sz w:val="10"/>
+              </w:rPr>
+              <w:t>EFFECTFUL_EXACT</w:t>
+            </w:r>
+          </w:p>
+        </w:tc>
+      </w:tr>
+      <w:tr>
+        <w:tc>
+          <w:tcPr>
+            <w:tcW w:type="dxa" w:w="1218"/>
+          </w:tcPr>
+          <w:p>
+            <w:r>
+              <w:rPr>
+                <w:sz w:val="10"/>
+              </w:rPr>
+              <w:t>AIAPI-01-BTN-RUN-SANDBOX-TEST</w:t>
+            </w:r>
+          </w:p>
+        </w:tc>
+        <w:tc>
+          <w:tcPr>
+            <w:tcW w:type="dxa" w:w="1218"/>
+          </w:tcPr>
+          <w:p>
+            <w:r>
+              <w:rPr>
+                <w:sz w:val="10"/>
+              </w:rPr>
+              <w:t>NEW_CONSTRUCTION_UID_FROM_EXISTING_CURRENT_UI_OPERATION</w:t>
+            </w:r>
+          </w:p>
+        </w:tc>
+        <w:tc>
+          <w:tcPr>
+            <w:tcW w:type="dxa" w:w="1218"/>
+          </w:tcPr>
+          <w:p>
+            <w:r>
+              <w:rPr>
+                <w:sz w:val="10"/>
+              </w:rPr>
+              <w:t>Sandbox 測試</w:t>
+            </w:r>
+          </w:p>
+        </w:tc>
+        <w:tc>
+          <w:tcPr>
+            <w:tcW w:type="dxa" w:w="1218"/>
+          </w:tcPr>
+          <w:p>
+            <w:r>
+              <w:rPr>
+                <w:sz w:val="10"/>
+              </w:rPr>
+              <w:t>BUTTON_OR_ROW_ACTION</w:t>
+            </w:r>
+          </w:p>
+        </w:tc>
+        <w:tc>
+          <w:tcPr>
+            <w:tcW w:type="dxa" w:w="1218"/>
+          </w:tcPr>
+          <w:p>
+            <w:r>
+              <w:rPr>
+                <w:sz w:val="10"/>
+              </w:rPr>
+              <w:t>admin:AIAPI-08:ACT-SYSTEM-TEST</w:t>
+            </w:r>
+          </w:p>
+        </w:tc>
+        <w:tc>
+          <w:tcPr>
+            <w:tcW w:type="dxa" w:w="1218"/>
+          </w:tcPr>
+          <w:p>
+            <w:r>
+              <w:rPr>
+                <w:sz w:val="10"/>
+              </w:rPr>
+              <w:t>Production secret/output forbidden</w:t>
+            </w:r>
+          </w:p>
+        </w:tc>
+        <w:tc>
+          <w:tcPr>
+            <w:tcW w:type="dxa" w:w="1218"/>
+          </w:tcPr>
+          <w:p>
+            <w:r>
+              <w:rPr>
+                <w:sz w:val="10"/>
+              </w:rPr>
+              <w:t>action:admin:AIAPI-08:ACT-SYSTEM-TEST</w:t>
+            </w:r>
+          </w:p>
+        </w:tc>
+        <w:tc>
+          <w:tcPr>
+            <w:tcW w:type="dxa" w:w="1218"/>
+          </w:tcPr>
+          <w:p>
+            <w:r>
+              <w:rPr>
+                <w:sz w:val="10"/>
+              </w:rPr>
+              <w:t>AIAPI Page Operation-specific Form / Provider Profile Field Contract</w:t>
+            </w:r>
+          </w:p>
+        </w:tc>
+        <w:tc>
+          <w:tcPr>
+            <w:tcW w:type="dxa" w:w="1218"/>
+          </w:tcPr>
+          <w:p>
+            <w:r>
+              <w:rPr>
+                <w:sz w:val="10"/>
+              </w:rPr>
+              <w:t>runSandboxTest</w:t>
+            </w:r>
+          </w:p>
+        </w:tc>
+        <w:tc>
+          <w:tcPr>
+            <w:tcW w:type="dxa" w:w="1218"/>
+          </w:tcPr>
+          <w:p>
+            <w:r>
+              <w:rPr>
+                <w:sz w:val="10"/>
+              </w:rPr>
+              <w:t>POST /v1/aiapi/sandbox-tests</w:t>
+            </w:r>
+          </w:p>
+        </w:tc>
+        <w:tc>
+          <w:tcPr>
+            <w:tcW w:type="dxa" w:w="1218"/>
+          </w:tcPr>
+          <w:p>
+            <w:r>
+              <w:rPr>
+                <w:sz w:val="10"/>
+              </w:rPr>
+              <w:t>AIAPI_PROVIDER_COMMAND_RUNTIME</w:t>
+            </w:r>
+          </w:p>
+        </w:tc>
+        <w:tc>
+          <w:tcPr>
+            <w:tcW w:type="dxa" w:w="1218"/>
+          </w:tcPr>
+          <w:p>
+            <w:r>
+              <w:rPr>
+                <w:sz w:val="10"/>
+              </w:rPr>
+              <w:t>—</w:t>
+            </w:r>
+          </w:p>
+        </w:tc>
+        <w:tc>
+          <w:tcPr>
+            <w:tcW w:type="dxa" w:w="1218"/>
+          </w:tcPr>
+          <w:p>
+            <w:r>
+              <w:rPr>
+                <w:sz w:val="10"/>
+              </w:rPr>
+              <w:t>EFFECTFUL_EXACT</w:t>
+            </w:r>
+          </w:p>
+        </w:tc>
+      </w:tr>
+      <w:tr>
+        <w:tc>
+          <w:tcPr>
+            <w:tcW w:type="dxa" w:w="1218"/>
+          </w:tcPr>
+          <w:p>
+            <w:r>
+              <w:rPr>
+                <w:sz w:val="10"/>
+              </w:rPr>
+              <w:t>CTRL-ADMIN-AIAPI-08-ROUTE-SIMULATION-EXECUTE-ROUTE</w:t>
+            </w:r>
+          </w:p>
+        </w:tc>
+        <w:tc>
+          <w:tcPr>
+            <w:tcW w:type="dxa" w:w="1218"/>
+          </w:tcPr>
+          <w:p>
+            <w:r>
+              <w:rPr>
+                <w:sz w:val="10"/>
+              </w:rPr>
+              <w:t>EXISTING_CONTROL_RESOURCE</w:t>
+            </w:r>
+          </w:p>
+        </w:tc>
+        <w:tc>
+          <w:tcPr>
+            <w:tcW w:type="dxa" w:w="1218"/>
+          </w:tcPr>
+          <w:p>
+            <w:r>
+              <w:rPr>
+                <w:sz w:val="10"/>
+              </w:rPr>
+              <w:t>執行 Route</w:t>
+            </w:r>
+          </w:p>
+        </w:tc>
+        <w:tc>
+          <w:tcPr>
+            <w:tcW w:type="dxa" w:w="1218"/>
+          </w:tcPr>
+          <w:p>
+            <w:r>
+              <w:rPr>
+                <w:sz w:val="10"/>
+              </w:rPr>
+              <w:t>BUTTON_OR_ROW_ACTION</w:t>
+            </w:r>
+          </w:p>
+        </w:tc>
+        <w:tc>
+          <w:tcPr>
+            <w:tcW w:type="dxa" w:w="1218"/>
+          </w:tcPr>
+          <w:p>
+            <w:r>
+              <w:rPr>
+                <w:sz w:val="10"/>
+              </w:rPr>
+              <w:t>—</w:t>
+            </w:r>
+          </w:p>
+        </w:tc>
+        <w:tc>
+          <w:tcPr>
+            <w:tcW w:type="dxa" w:w="1218"/>
+          </w:tcPr>
+          <w:p>
+            <w:r>
+              <w:rPr>
+                <w:sz w:val="10"/>
+              </w:rPr>
+              <w:t>All hard gates + queue + approved capability/profile/secret</w:t>
+            </w:r>
+          </w:p>
+        </w:tc>
+        <w:tc>
+          <w:tcPr>
+            <w:tcW w:type="dxa" w:w="1218"/>
+          </w:tcPr>
+          <w:p>
+            <w:r>
+              <w:rPr>
+                <w:sz w:val="10"/>
+              </w:rPr>
+              <w:t>control:CTRL-ADMIN-AIAPI-08-ROUTE-SIMULATION-EXECUTE-ROUTE</w:t>
+            </w:r>
+          </w:p>
+        </w:tc>
+        <w:tc>
+          <w:tcPr>
+            <w:tcW w:type="dxa" w:w="1218"/>
+          </w:tcPr>
+          <w:p>
+            <w:r>
+              <w:rPr>
+                <w:sz w:val="10"/>
+              </w:rPr>
+              <w:t>AIAPI Page Operation-specific Form / Provider Profile Field Contract</w:t>
+            </w:r>
+          </w:p>
+        </w:tc>
+        <w:tc>
+          <w:tcPr>
+            <w:tcW w:type="dxa" w:w="1218"/>
+          </w:tcPr>
+          <w:p>
+            <w:r>
+              <w:rPr>
+                <w:sz w:val="10"/>
+              </w:rPr>
+              <w:t>executeProviderRoute</w:t>
+            </w:r>
+          </w:p>
+        </w:tc>
+        <w:tc>
+          <w:tcPr>
+            <w:tcW w:type="dxa" w:w="1218"/>
+          </w:tcPr>
+          <w:p>
+            <w:r>
+              <w:rPr>
+                <w:sz w:val="10"/>
+              </w:rPr>
+              <w:t>POST /v1/aiapi/routes</w:t>
+            </w:r>
+          </w:p>
+        </w:tc>
+        <w:tc>
+          <w:tcPr>
+            <w:tcW w:type="dxa" w:w="1218"/>
+          </w:tcPr>
+          <w:p>
+            <w:r>
+              <w:rPr>
+                <w:sz w:val="10"/>
+              </w:rPr>
+              <w:t>AIAPI_PROVIDER_COMMAND_RUNTIME</w:t>
+            </w:r>
+          </w:p>
+        </w:tc>
+        <w:tc>
+          <w:tcPr>
+            <w:tcW w:type="dxa" w:w="1218"/>
+          </w:tcPr>
+          <w:p>
+            <w:r>
+              <w:rPr>
+                <w:sz w:val="10"/>
+              </w:rPr>
+              <w:t>acpos_runtime.provider_route_preflights; acpos_runtime.provider_route_decisions; acpos_runtime.provider_route_attempts</w:t>
+            </w:r>
+          </w:p>
+        </w:tc>
+        <w:tc>
+          <w:tcPr>
+            <w:tcW w:type="dxa" w:w="1218"/>
+          </w:tcPr>
+          <w:p>
+            <w:r>
+              <w:rPr>
+                <w:sz w:val="10"/>
+              </w:rPr>
+              <w:t>EFFECTFUL_EXACT</w:t>
+            </w:r>
+          </w:p>
+        </w:tc>
+      </w:tr>
+      <w:tr>
+        <w:tc>
+          <w:tcPr>
+            <w:tcW w:type="dxa" w:w="1218"/>
+          </w:tcPr>
+          <w:p>
+            <w:r>
+              <w:rPr>
+                <w:sz w:val="10"/>
+              </w:rPr>
+              <w:t>CTRL-ADMIN-AIAPI-08-ROUTE-SIMULATION-VIEW-ROUTE-DECISION</w:t>
+            </w:r>
+          </w:p>
+        </w:tc>
+        <w:tc>
+          <w:tcPr>
+            <w:tcW w:type="dxa" w:w="1218"/>
+          </w:tcPr>
+          <w:p>
+            <w:r>
+              <w:rPr>
+                <w:sz w:val="10"/>
+              </w:rPr>
+              <w:t>EXISTING_CONTROL_RESOURCE</w:t>
+            </w:r>
+          </w:p>
+        </w:tc>
+        <w:tc>
+          <w:tcPr>
+            <w:tcW w:type="dxa" w:w="1218"/>
+          </w:tcPr>
+          <w:p>
+            <w:r>
+              <w:rPr>
+                <w:sz w:val="10"/>
+              </w:rPr>
+              <w:t>查看 Route Decision</w:t>
+            </w:r>
+          </w:p>
+        </w:tc>
+        <w:tc>
+          <w:tcPr>
+            <w:tcW w:type="dxa" w:w="1218"/>
+          </w:tcPr>
+          <w:p>
+            <w:r>
+              <w:rPr>
+                <w:sz w:val="10"/>
+              </w:rPr>
+              <w:t>BUTTON_OR_ROW_ACTION</w:t>
+            </w:r>
+          </w:p>
+        </w:tc>
+        <w:tc>
+          <w:tcPr>
+            <w:tcW w:type="dxa" w:w="1218"/>
+          </w:tcPr>
+          <w:p>
+            <w:r>
+              <w:rPr>
+                <w:sz w:val="10"/>
+              </w:rPr>
+              <w:t>—</w:t>
+            </w:r>
+          </w:p>
+        </w:tc>
+        <w:tc>
+          <w:tcPr>
+            <w:tcW w:type="dxa" w:w="1218"/>
+          </w:tcPr>
+          <w:p>
+            <w:r>
+              <w:rPr>
+                <w:sz w:val="10"/>
+              </w:rPr>
+              <w:t>Read-only exact decision</w:t>
+            </w:r>
+          </w:p>
+        </w:tc>
+        <w:tc>
+          <w:tcPr>
+            <w:tcW w:type="dxa" w:w="1218"/>
+          </w:tcPr>
+          <w:p>
+            <w:r>
+              <w:rPr>
+                <w:sz w:val="10"/>
+              </w:rPr>
+              <w:t>control:CTRL-ADMIN-AIAPI-08-ROUTE-SIMULATION-VIEW-ROUTE-DECISION</w:t>
+            </w:r>
+          </w:p>
+        </w:tc>
+        <w:tc>
+          <w:tcPr>
+            <w:tcW w:type="dxa" w:w="1218"/>
+          </w:tcPr>
+          <w:p>
+            <w:r>
+              <w:rPr>
+                <w:sz w:val="10"/>
+              </w:rPr>
+              <w:t>AIAPI Page Operation-specific Form / Provider Profile Field Contract</w:t>
+            </w:r>
+          </w:p>
+        </w:tc>
+        <w:tc>
+          <w:tcPr>
+            <w:tcW w:type="dxa" w:w="1218"/>
+          </w:tcPr>
+          <w:p>
+            <w:r>
+              <w:rPr>
+                <w:sz w:val="10"/>
+              </w:rPr>
+              <w:t>getProviderRouteDecision</w:t>
+            </w:r>
+          </w:p>
+        </w:tc>
+        <w:tc>
+          <w:tcPr>
+            <w:tcW w:type="dxa" w:w="1218"/>
+          </w:tcPr>
+          <w:p>
+            <w:r>
+              <w:rPr>
+                <w:sz w:val="10"/>
+              </w:rPr>
+              <w:t>GET /v1/aiapi/routes/{routeDecisionId}</w:t>
+            </w:r>
+          </w:p>
+        </w:tc>
+        <w:tc>
+          <w:tcPr>
+            <w:tcW w:type="dxa" w:w="1218"/>
+          </w:tcPr>
+          <w:p>
+            <w:r>
+              <w:rPr>
+                <w:sz w:val="10"/>
+              </w:rPr>
+              <w:t>AIAPI_PROVIDER_COMMAND_RUNTIME</w:t>
+            </w:r>
+          </w:p>
+        </w:tc>
+        <w:tc>
+          <w:tcPr>
+            <w:tcW w:type="dxa" w:w="1218"/>
+          </w:tcPr>
+          <w:p>
+            <w:r>
+              <w:rPr>
+                <w:sz w:val="10"/>
+              </w:rPr>
+              <w:t>acpos_runtime.provider_route_decisions</w:t>
+            </w:r>
+          </w:p>
+        </w:tc>
+        <w:tc>
+          <w:tcPr>
+            <w:tcW w:type="dxa" w:w="1218"/>
+          </w:tcPr>
+          <w:p>
+            <w:r>
+              <w:rPr>
+                <w:sz w:val="10"/>
+              </w:rPr>
+              <w:t>READ_EXACT</w:t>
+            </w:r>
+          </w:p>
+        </w:tc>
+      </w:tr>
+      <w:tr>
+        <w:tc>
+          <w:tcPr>
+            <w:tcW w:type="dxa" w:w="1218"/>
+          </w:tcPr>
+          <w:p>
+            <w:r>
+              <w:rPr>
+                <w:sz w:val="10"/>
+              </w:rPr>
+              <w:t>CTRL-ADMIN-AIAPI-05-PROVIDER-CANDIDATE-GROUPS-VIEW-QUARANTINE</w:t>
+            </w:r>
+          </w:p>
+        </w:tc>
+        <w:tc>
+          <w:tcPr>
+            <w:tcW w:type="dxa" w:w="1218"/>
+          </w:tcPr>
+          <w:p>
+            <w:r>
+              <w:rPr>
+                <w:sz w:val="10"/>
+              </w:rPr>
+              <w:t>EXISTING_CONTROL_RESOURCE</w:t>
+            </w:r>
+          </w:p>
+        </w:tc>
+        <w:tc>
+          <w:tcPr>
+            <w:tcW w:type="dxa" w:w="1218"/>
+          </w:tcPr>
+          <w:p>
+            <w:r>
+              <w:rPr>
+                <w:sz w:val="10"/>
+              </w:rPr>
+              <w:t>查看 Quarantine</w:t>
+            </w:r>
+          </w:p>
+        </w:tc>
+        <w:tc>
+          <w:tcPr>
+            <w:tcW w:type="dxa" w:w="1218"/>
+          </w:tcPr>
+          <w:p>
+            <w:r>
+              <w:rPr>
+                <w:sz w:val="10"/>
+              </w:rPr>
+              <w:t>BUTTON_OR_ROW_ACTION</w:t>
+            </w:r>
+          </w:p>
+        </w:tc>
+        <w:tc>
+          <w:tcPr>
+            <w:tcW w:type="dxa" w:w="1218"/>
+          </w:tcPr>
+          <w:p>
+            <w:r>
+              <w:rPr>
+                <w:sz w:val="10"/>
+              </w:rPr>
+              <w:t>—</w:t>
+            </w:r>
+          </w:p>
+        </w:tc>
+        <w:tc>
+          <w:tcPr>
+            <w:tcW w:type="dxa" w:w="1218"/>
+          </w:tcPr>
+          <w:p>
+            <w:r>
+              <w:rPr>
+                <w:sz w:val="10"/>
+              </w:rPr>
+              <w:t>Read-only</w:t>
+            </w:r>
+          </w:p>
+        </w:tc>
+        <w:tc>
+          <w:tcPr>
+            <w:tcW w:type="dxa" w:w="1218"/>
+          </w:tcPr>
+          <w:p>
+            <w:r>
+              <w:rPr>
+                <w:sz w:val="10"/>
+              </w:rPr>
+              <w:t>control:CTRL-ADMIN-AIAPI-05-PROVIDER-CANDIDATE-GROUPS-VIEW-QUARANTINE</w:t>
+            </w:r>
+          </w:p>
+        </w:tc>
+        <w:tc>
+          <w:tcPr>
+            <w:tcW w:type="dxa" w:w="1218"/>
+          </w:tcPr>
+          <w:p>
+            <w:r>
+              <w:rPr>
+                <w:sz w:val="10"/>
+              </w:rPr>
+              <w:t>AIAPI Page Operation-specific Form / Provider Profile Field Contract</w:t>
+            </w:r>
+          </w:p>
+        </w:tc>
+        <w:tc>
+          <w:tcPr>
+            <w:tcW w:type="dxa" w:w="1218"/>
+          </w:tcPr>
+          <w:p>
+            <w:r>
+              <w:rPr>
+                <w:sz w:val="10"/>
+              </w:rPr>
+              <w:t>getProviderQuarantine</w:t>
+            </w:r>
+          </w:p>
+        </w:tc>
+        <w:tc>
+          <w:tcPr>
+            <w:tcW w:type="dxa" w:w="1218"/>
+          </w:tcPr>
+          <w:p>
+            <w:r>
+              <w:rPr>
+                <w:sz w:val="10"/>
+              </w:rPr>
+              <w:t>GET /v1/aiapi/quarantine</w:t>
+            </w:r>
+          </w:p>
+        </w:tc>
+        <w:tc>
+          <w:tcPr>
+            <w:tcW w:type="dxa" w:w="1218"/>
+          </w:tcPr>
+          <w:p>
+            <w:r>
+              <w:rPr>
+                <w:sz w:val="10"/>
+              </w:rPr>
+              <w:t>AIAPI_PROVIDER_COMMAND_RUNTIME</w:t>
+            </w:r>
+          </w:p>
+        </w:tc>
+        <w:tc>
+          <w:tcPr>
+            <w:tcW w:type="dxa" w:w="1218"/>
+          </w:tcPr>
+          <w:p>
+            <w:r>
+              <w:rPr>
+                <w:sz w:val="10"/>
+              </w:rPr>
+              <w:t>acpos_runtime.provider_quarantine</w:t>
+            </w:r>
+          </w:p>
+        </w:tc>
+        <w:tc>
+          <w:tcPr>
+            <w:tcW w:type="dxa" w:w="1218"/>
+          </w:tcPr>
+          <w:p>
+            <w:r>
+              <w:rPr>
+                <w:sz w:val="10"/>
+              </w:rPr>
+              <w:t>READ_EXACT</w:t>
+            </w:r>
+          </w:p>
+        </w:tc>
+      </w:tr>
+      <w:tr>
+        <w:tc>
+          <w:tcPr>
+            <w:tcW w:type="dxa" w:w="1218"/>
+          </w:tcPr>
+          <w:p>
+            <w:r>
+              <w:rPr>
+                <w:sz w:val="10"/>
+              </w:rPr>
+              <w:t>CTRL-ADMIN-AIAPI-05-PROVIDER-CANDIDATE-GROUPS-RESTORE-PROVIDER</w:t>
+            </w:r>
+          </w:p>
+        </w:tc>
+        <w:tc>
+          <w:tcPr>
+            <w:tcW w:type="dxa" w:w="1218"/>
+          </w:tcPr>
+          <w:p>
+            <w:r>
+              <w:rPr>
+                <w:sz w:val="10"/>
+              </w:rPr>
+              <w:t>EXISTING_CONTROL_RESOURCE</w:t>
+            </w:r>
+          </w:p>
+        </w:tc>
+        <w:tc>
+          <w:tcPr>
+            <w:tcW w:type="dxa" w:w="1218"/>
+          </w:tcPr>
+          <w:p>
+            <w:r>
+              <w:rPr>
+                <w:sz w:val="10"/>
+              </w:rPr>
+              <w:t>Restore Quarantine</w:t>
+            </w:r>
+          </w:p>
+        </w:tc>
+        <w:tc>
+          <w:tcPr>
+            <w:tcW w:type="dxa" w:w="1218"/>
+          </w:tcPr>
+          <w:p>
+            <w:r>
+              <w:rPr>
+                <w:sz w:val="10"/>
+              </w:rPr>
+              <w:t>BUTTON_OR_ROW_ACTION</w:t>
+            </w:r>
+          </w:p>
+        </w:tc>
+        <w:tc>
+          <w:tcPr>
+            <w:tcW w:type="dxa" w:w="1218"/>
+          </w:tcPr>
+          <w:p>
+            <w:r>
+              <w:rPr>
+                <w:sz w:val="10"/>
+              </w:rPr>
+              <w:t>—</w:t>
+            </w:r>
+          </w:p>
+        </w:tc>
+        <w:tc>
+          <w:tcPr>
+            <w:tcW w:type="dxa" w:w="1218"/>
+          </w:tcPr>
+          <w:p>
+            <w:r>
+              <w:rPr>
+                <w:sz w:val="10"/>
+              </w:rPr>
+              <w:t>Reason + audit; bypass forbidden</w:t>
+            </w:r>
+          </w:p>
+        </w:tc>
+        <w:tc>
+          <w:tcPr>
+            <w:tcW w:type="dxa" w:w="1218"/>
+          </w:tcPr>
+          <w:p>
+            <w:r>
+              <w:rPr>
+                <w:sz w:val="10"/>
+              </w:rPr>
+              <w:t>control:CTRL-ADMIN-AIAPI-05-PROVIDER-CANDIDATE-GROUPS-RESTORE-PROVIDER</w:t>
+            </w:r>
+          </w:p>
+        </w:tc>
+        <w:tc>
+          <w:tcPr>
+            <w:tcW w:type="dxa" w:w="1218"/>
+          </w:tcPr>
+          <w:p>
+            <w:r>
+              <w:rPr>
+                <w:sz w:val="10"/>
+              </w:rPr>
+              <w:t>AIAPI Page Operation-specific Form / Provider Profile Field Contract</w:t>
+            </w:r>
+          </w:p>
+        </w:tc>
+        <w:tc>
+          <w:tcPr>
+            <w:tcW w:type="dxa" w:w="1218"/>
+          </w:tcPr>
+          <w:p>
+            <w:r>
+              <w:rPr>
+                <w:sz w:val="10"/>
+              </w:rPr>
+              <w:t>restoreProviderFromQuarantine</w:t>
+            </w:r>
+          </w:p>
+        </w:tc>
+        <w:tc>
+          <w:tcPr>
+            <w:tcW w:type="dxa" w:w="1218"/>
+          </w:tcPr>
+          <w:p>
+            <w:r>
+              <w:rPr>
+                <w:sz w:val="10"/>
+              </w:rPr>
+              <w:t>POST /v1/aiapi/quarantine/{quarantineId}/restore</w:t>
+            </w:r>
+          </w:p>
+        </w:tc>
+        <w:tc>
+          <w:tcPr>
+            <w:tcW w:type="dxa" w:w="1218"/>
+          </w:tcPr>
+          <w:p>
+            <w:r>
+              <w:rPr>
+                <w:sz w:val="10"/>
+              </w:rPr>
+              <w:t>AIAPI_PROVIDER_COMMAND_RUNTIME</w:t>
+            </w:r>
+          </w:p>
+        </w:tc>
+        <w:tc>
+          <w:tcPr>
+            <w:tcW w:type="dxa" w:w="1218"/>
+          </w:tcPr>
+          <w:p>
+            <w:r>
+              <w:rPr>
+                <w:sz w:val="10"/>
+              </w:rPr>
+              <w:t>acpos_runtime.provider_quarantine</w:t>
+            </w:r>
+          </w:p>
+        </w:tc>
+        <w:tc>
+          <w:tcPr>
+            <w:tcW w:type="dxa" w:w="1218"/>
+          </w:tcPr>
+          <w:p>
+            <w:r>
+              <w:rPr>
+                <w:sz w:val="10"/>
+              </w:rPr>
+              <w:t>EFFECTFUL_EXACT</w:t>
+            </w:r>
+          </w:p>
+        </w:tc>
+      </w:tr>
+      <w:tr>
+        <w:tc>
+          <w:tcPr>
+            <w:tcW w:type="dxa" w:w="1218"/>
+          </w:tcPr>
+          <w:p>
+            <w:r>
+              <w:rPr>
+                <w:sz w:val="10"/>
+              </w:rPr>
+              <w:t>AIAPI-01-BTN-RUN-PROVIDER-QUEUE-PROBE</w:t>
+            </w:r>
+          </w:p>
+        </w:tc>
+        <w:tc>
+          <w:tcPr>
+            <w:tcW w:type="dxa" w:w="1218"/>
+          </w:tcPr>
+          <w:p>
+            <w:r>
+              <w:rPr>
+                <w:sz w:val="10"/>
+              </w:rPr>
+              <w:t>NEW_CONSTRUCTION_UID_FROM_EXISTING_CURRENT_UI_OPERATION</w:t>
+            </w:r>
+          </w:p>
+        </w:tc>
+        <w:tc>
+          <w:tcPr>
+            <w:tcW w:type="dxa" w:w="1218"/>
+          </w:tcPr>
+          <w:p>
+            <w:r>
+              <w:rPr>
+                <w:sz w:val="10"/>
+              </w:rPr>
+              <w:t>Queue Probe</w:t>
+            </w:r>
+          </w:p>
+        </w:tc>
+        <w:tc>
+          <w:tcPr>
+            <w:tcW w:type="dxa" w:w="1218"/>
+          </w:tcPr>
+          <w:p>
+            <w:r>
+              <w:rPr>
+                <w:sz w:val="10"/>
+              </w:rPr>
+              <w:t>BUTTON_OR_ROW_ACTION</w:t>
+            </w:r>
+          </w:p>
+        </w:tc>
+        <w:tc>
+          <w:tcPr>
+            <w:tcW w:type="dxa" w:w="1218"/>
+          </w:tcPr>
+          <w:p>
+            <w:r>
+              <w:rPr>
+                <w:sz w:val="10"/>
+              </w:rPr>
+              <w:t>—</w:t>
+            </w:r>
+          </w:p>
+        </w:tc>
+        <w:tc>
+          <w:tcPr>
+            <w:tcW w:type="dxa" w:w="1218"/>
+          </w:tcPr>
+          <w:p>
+            <w:r>
+              <w:rPr>
+                <w:sz w:val="10"/>
+              </w:rPr>
+              <w:t>Diagnostic only; no provider external call</w:t>
+            </w:r>
+          </w:p>
+        </w:tc>
+        <w:tc>
+          <w:tcPr>
+            <w:tcW w:type="dxa" w:w="1218"/>
+          </w:tcPr>
+          <w:p>
+            <w:r>
+              <w:rPr>
+                <w:sz w:val="10"/>
+              </w:rPr>
+              <w:t>page:admin:AIAPI-01</w:t>
+            </w:r>
+          </w:p>
+        </w:tc>
+        <w:tc>
+          <w:tcPr>
+            <w:tcW w:type="dxa" w:w="1218"/>
+          </w:tcPr>
+          <w:p>
+            <w:r>
+              <w:rPr>
+                <w:sz w:val="10"/>
+              </w:rPr>
+              <w:t>AIAPI Page Operation-specific Form / Provider Profile Field Contract</w:t>
+            </w:r>
+          </w:p>
+        </w:tc>
+        <w:tc>
+          <w:tcPr>
+            <w:tcW w:type="dxa" w:w="1218"/>
+          </w:tcPr>
+          <w:p>
+            <w:r>
+              <w:rPr>
+                <w:sz w:val="10"/>
+              </w:rPr>
+              <w:t>runProviderQueueProbe</w:t>
+            </w:r>
+          </w:p>
+        </w:tc>
+        <w:tc>
+          <w:tcPr>
+            <w:tcW w:type="dxa" w:w="1218"/>
+          </w:tcPr>
+          <w:p>
+            <w:r>
+              <w:rPr>
+                <w:sz w:val="10"/>
+              </w:rPr>
+              <w:t>POST /v1/aiapi/queue/probe</w:t>
+            </w:r>
+          </w:p>
+        </w:tc>
+        <w:tc>
+          <w:tcPr>
+            <w:tcW w:type="dxa" w:w="1218"/>
+          </w:tcPr>
+          <w:p>
+            <w:r>
+              <w:rPr>
+                <w:sz w:val="10"/>
+              </w:rPr>
+              <w:t>PROVIDER_EXECUTION_QUEUE_RUNTIME</w:t>
+            </w:r>
+          </w:p>
+        </w:tc>
+        <w:tc>
+          <w:tcPr>
+            <w:tcW w:type="dxa" w:w="1218"/>
+          </w:tcPr>
+          <w:p>
+            <w:r>
+              <w:rPr>
+                <w:sz w:val="10"/>
+              </w:rPr>
+              <w:t>public.queues; public.workers; public.outbox_events; public.inbox_events; public.dead_letters</w:t>
+            </w:r>
+          </w:p>
+        </w:tc>
+        <w:tc>
+          <w:tcPr>
+            <w:tcW w:type="dxa" w:w="1218"/>
+          </w:tcPr>
+          <w:p>
+            <w:r>
+              <w:rPr>
+                <w:sz w:val="10"/>
+              </w:rPr>
+              <w:t>EFFECTFUL_EXACT</w:t>
+            </w:r>
+          </w:p>
+        </w:tc>
+      </w:tr>
+      <w:tr>
+        <w:tc>
+          <w:tcPr>
+            <w:tcW w:type="dxa" w:w="1218"/>
+          </w:tcPr>
+          <w:p>
+            <w:r>
+              <w:rPr>
+                <w:sz w:val="10"/>
+              </w:rPr>
+              <w:t>CTRL-ADMIN-AIAPI-09-ACT-02-ACT-KILL-SWITCH</w:t>
+            </w:r>
+          </w:p>
+        </w:tc>
+        <w:tc>
+          <w:tcPr>
+            <w:tcW w:type="dxa" w:w="1218"/>
+          </w:tcPr>
+          <w:p>
+            <w:r>
+              <w:rPr>
+                <w:sz w:val="10"/>
+              </w:rPr>
+              <w:t>EXISTING_CONTROL_RESOURCE</w:t>
+            </w:r>
+          </w:p>
+        </w:tc>
+        <w:tc>
+          <w:tcPr>
+            <w:tcW w:type="dxa" w:w="1218"/>
+          </w:tcPr>
+          <w:p>
+            <w:r>
+              <w:rPr>
+                <w:sz w:val="10"/>
+              </w:rPr>
+              <w:t>Kill Switch</w:t>
+            </w:r>
+          </w:p>
+        </w:tc>
+        <w:tc>
+          <w:tcPr>
+            <w:tcW w:type="dxa" w:w="1218"/>
+          </w:tcPr>
+          <w:p>
+            <w:r>
+              <w:rPr>
+                <w:sz w:val="10"/>
+              </w:rPr>
+              <w:t>BUTTON_OR_ROW_ACTION</w:t>
+            </w:r>
+          </w:p>
+        </w:tc>
+        <w:tc>
+          <w:tcPr>
+            <w:tcW w:type="dxa" w:w="1218"/>
+          </w:tcPr>
+          <w:p>
+            <w:r>
+              <w:rPr>
+                <w:sz w:val="10"/>
+              </w:rPr>
+              <w:t>—</w:t>
+            </w:r>
+          </w:p>
+        </w:tc>
+        <w:tc>
+          <w:tcPr>
+            <w:tcW w:type="dxa" w:w="1218"/>
+          </w:tcPr>
+          <w:p>
+            <w:r>
+              <w:rPr>
+                <w:sz w:val="10"/>
+              </w:rPr>
+              <w:t>High-risk confirmation + reason + audit</w:t>
+            </w:r>
+          </w:p>
+        </w:tc>
+        <w:tc>
+          <w:tcPr>
+            <w:tcW w:type="dxa" w:w="1218"/>
+          </w:tcPr>
+          <w:p>
+            <w:r>
+              <w:rPr>
+                <w:sz w:val="10"/>
+              </w:rPr>
+              <w:t>control:CTRL-ADMIN-AIAPI-09-ACT-02-ACT-KILL-SWITCH</w:t>
+            </w:r>
+          </w:p>
+        </w:tc>
+        <w:tc>
+          <w:tcPr>
+            <w:tcW w:type="dxa" w:w="1218"/>
+          </w:tcPr>
+          <w:p>
+            <w:r>
+              <w:rPr>
+                <w:sz w:val="10"/>
+              </w:rPr>
+              <w:t>AIAPI Page Operation-specific Form / Provider Profile Field Contract</w:t>
+            </w:r>
+          </w:p>
+        </w:tc>
+        <w:tc>
+          <w:tcPr>
+            <w:tcW w:type="dxa" w:w="1218"/>
+          </w:tcPr>
+          <w:p>
+            <w:r>
+              <w:rPr>
+                <w:sz w:val="10"/>
+              </w:rPr>
+              <w:t>setKillSwitch</w:t>
+            </w:r>
+          </w:p>
+        </w:tc>
+        <w:tc>
+          <w:tcPr>
+            <w:tcW w:type="dxa" w:w="1218"/>
+          </w:tcPr>
+          <w:p>
+            <w:r>
+              <w:rPr>
+                <w:sz w:val="10"/>
+              </w:rPr>
+              <w:t>POST /v1/aiapi/kill-switch</w:t>
+            </w:r>
+          </w:p>
+        </w:tc>
+        <w:tc>
+          <w:tcPr>
+            <w:tcW w:type="dxa" w:w="1218"/>
+          </w:tcPr>
+          <w:p>
+            <w:r>
+              <w:rPr>
+                <w:sz w:val="10"/>
+              </w:rPr>
+              <w:t>AIAPI_PROVIDER_COMMAND_RUNTIME</w:t>
+            </w:r>
+          </w:p>
+        </w:tc>
+        <w:tc>
+          <w:tcPr>
+            <w:tcW w:type="dxa" w:w="1218"/>
+          </w:tcPr>
+          <w:p>
+            <w:r>
+              <w:rPr>
+                <w:sz w:val="10"/>
+              </w:rPr>
+              <w:t>—</w:t>
+            </w:r>
+          </w:p>
+        </w:tc>
+        <w:tc>
+          <w:tcPr>
+            <w:tcW w:type="dxa" w:w="1218"/>
+          </w:tcPr>
+          <w:p>
+            <w:r>
+              <w:rPr>
+                <w:sz w:val="10"/>
+              </w:rPr>
+              <w:t>EFFECTFUL_EXACT</w:t>
+            </w:r>
+          </w:p>
+        </w:tc>
+      </w:tr>
+    </w:tbl>
+    <w:p>
+      <w:pPr>
+        <w:pStyle w:val="Heading3"/>
+      </w:pPr>
+      <w:r>
+        <w:t>AIAPI Control UID Provenance</w:t>
+      </w:r>
+    </w:p>
+    <w:p>
+      <w:r>
+        <w:t>Where the operation registry already supplies a control:* authorization resource, that exact control resource is reused. For current single-page UI operations that exist in the page UI + operation registry but expose only an action/page authorization resource, this closure creates a deterministic AIAPI-01-BTN-&lt;OPERATION&gt; construction UID and marks UID Status as NEW_CONSTRUCTION_UID_FROM_EXISTING_CURRENT_UI_OPERATION. The operation, path, authorization owner, payload fields and runtime are not changed.</w:t>
+      </w:r>
+    </w:p>
+    <w:p>
+      <w:pPr>
+        <w:pStyle w:val="Heading2"/>
+      </w:pPr>
+      <w:r>
+        <w:t>Page Construction Invariant</w:t>
+      </w:r>
+    </w:p>
+    <w:p>
+      <w:r>
+        <w:t>The exact control denominator above is the only construction denominator for this page. Components/fields/visual IDs are not counted as additional controls. Existing source UIDs are preserved. A control classified UI_LOCAL_EXACT MUST NOT create a server write. A control classified SPEC_EXACT_RUNTIME_BLOCKED / NOT_EXECUTED MUST remain disabled or fail-closed until its runtime evidence exists.</w:t>
+      </w:r>
+    </w:p>
     <w:sectPr>
-      <w:headerReference w:type="default" r:id="rId9"/>
-      <w:footerReference w:type="default" r:id="rId10"/>
-      <w:pgSz w:w="11906" w:h="16838"/>
-      <w:pgMar w:top="737" w:right="709" w:bottom="680" w:left="709" w:header="283" w:footer="283" w:gutter="0"/>
+      <w:pgSz w:w="16838" w:h="11906" w:orient="landscape"/>
+      <w:pgMar w:top="576" w:right="504" w:bottom="576" w:left="504" w:header="283" w:footer="283" w:gutter="0"/>
       <w:cols w:space="720"/>
       <w:docGrid w:linePitch="360"/>
     </w:sectPr>

--- a/ACPOS_AIAPI-01_AI_API管理_Mother_Basic_Design_OPTIMIZED.docx
+++ b/ACPOS_AIAPI-01_AI_API管理_Mother_Basic_Design_OPTIMIZED.docx
@@ -20880,11 +20880,17 @@
     </w:p>
     <w:p>
       <w:pPr>
+        <w:pStyle w:val="Heading1"/>
+      </w:pPr>
+      <w:r>
+        <w:t>2026-09-21 Machine Authority Construction Closure / 機器權威施工綁定封板</w:t>
+      </w:r>
+    </w:p>
+    <w:p>
+      <w:pPr>
         <w:sectPr>
-          <w:headerReference w:type="default" r:id="rId9"/>
-          <w:footerReference w:type="default" r:id="rId10"/>
-          <w:pgSz w:w="11906" w:h="16838"/>
-          <w:pgMar w:top="737" w:right="709" w:bottom="680" w:left="709" w:header="283" w:footer="283" w:gutter="0"/>
+          <w:pgSz w:w="16838" w:h="11906" w:orient="landscape"/>
+          <w:pgMar w:top="576" w:right="504" w:bottom="576" w:left="504" w:header="283" w:footer="283" w:gutter="0"/>
           <w:cols w:space="720"/>
           <w:docGrid w:linePitch="360"/>
         </w:sectPr>
@@ -20903,7 +20909,7 @@
         <w:rPr>
           <w:b/>
         </w:rPr>
-        <w:t xml:space="preserve">[ACPOS-20260921-SOURCE-GROUNDED-CONSTRUCTION-CLOSURE-V1] </w:t>
+        <w:t xml:space="preserve">[ACPOS-20260921-SOURCE-GROUNDED-CONSTRUCTION-CLOSURE-V2] </w:t>
       </w:r>
       <w:r>
         <w:t>Source-grounded only. Existing Current source wins; missing source values remain blocked/decision-required. This closure supersedes the prior generic 2026-09-21 V1/V3 annex only, not the original domain logic or human visual review gates.</w:t>
@@ -20924,8 +20930,8 @@
         <w:tblLook w:firstColumn="1" w:firstRow="1" w:lastColumn="0" w:lastRow="0" w:noHBand="0" w:noVBand="1" w:val="04A0"/>
       </w:tblPr>
       <w:tblGrid>
-        <w:gridCol w:w="7915"/>
-        <w:gridCol w:w="7915"/>
+        <w:gridCol w:w="5449"/>
+        <w:gridCol w:w="5449"/>
       </w:tblGrid>
       <w:tr>
         <w:trPr>
@@ -20933,7 +20939,7 @@
         </w:trPr>
         <w:tc>
           <w:tcPr>
-            <w:tcW w:type="dxa" w:w="7915"/>
+            <w:tcW w:type="dxa" w:w="5449"/>
             <w:shd w:fill="EDE9FE"/>
           </w:tcPr>
           <w:p>
@@ -20947,7 +20953,7 @@
         </w:tc>
         <w:tc>
           <w:tcPr>
-            <w:tcW w:type="dxa" w:w="7915"/>
+            <w:tcW w:type="dxa" w:w="5449"/>
             <w:shd w:fill="EDE9FE"/>
           </w:tcPr>
           <w:p>
@@ -20963,7 +20969,7 @@
       <w:tr>
         <w:tc>
           <w:tcPr>
-            <w:tcW w:type="dxa" w:w="7915"/>
+            <w:tcW w:type="dxa" w:w="5449"/>
           </w:tcPr>
           <w:p>
             <w:r>
@@ -20976,7 +20982,7 @@
         </w:tc>
         <w:tc>
           <w:tcPr>
-            <w:tcW w:type="dxa" w:w="7915"/>
+            <w:tcW w:type="dxa" w:w="5449"/>
           </w:tcPr>
           <w:p>
             <w:r>
@@ -20991,7 +20997,7 @@
       <w:tr>
         <w:tc>
           <w:tcPr>
-            <w:tcW w:type="dxa" w:w="7915"/>
+            <w:tcW w:type="dxa" w:w="5449"/>
           </w:tcPr>
           <w:p>
             <w:r>
@@ -21004,7 +21010,7 @@
         </w:tc>
         <w:tc>
           <w:tcPr>
-            <w:tcW w:type="dxa" w:w="7915"/>
+            <w:tcW w:type="dxa" w:w="5449"/>
           </w:tcPr>
           <w:p>
             <w:r>
@@ -21019,7 +21025,7 @@
       <w:tr>
         <w:tc>
           <w:tcPr>
-            <w:tcW w:type="dxa" w:w="7915"/>
+            <w:tcW w:type="dxa" w:w="5449"/>
           </w:tcPr>
           <w:p>
             <w:r>
@@ -21032,7 +21038,7 @@
         </w:tc>
         <w:tc>
           <w:tcPr>
-            <w:tcW w:type="dxa" w:w="7915"/>
+            <w:tcW w:type="dxa" w:w="5449"/>
           </w:tcPr>
           <w:p>
             <w:r>
@@ -21047,7 +21053,7 @@
       <w:tr>
         <w:tc>
           <w:tcPr>
-            <w:tcW w:type="dxa" w:w="7915"/>
+            <w:tcW w:type="dxa" w:w="5449"/>
           </w:tcPr>
           <w:p>
             <w:r>
@@ -21060,7 +21066,7 @@
         </w:tc>
         <w:tc>
           <w:tcPr>
-            <w:tcW w:type="dxa" w:w="7915"/>
+            <w:tcW w:type="dxa" w:w="5449"/>
           </w:tcPr>
           <w:p>
             <w:r>
@@ -21075,7 +21081,7 @@
       <w:tr>
         <w:tc>
           <w:tcPr>
-            <w:tcW w:type="dxa" w:w="7915"/>
+            <w:tcW w:type="dxa" w:w="5449"/>
           </w:tcPr>
           <w:p>
             <w:r>
@@ -21088,7 +21094,7 @@
         </w:tc>
         <w:tc>
           <w:tcPr>
-            <w:tcW w:type="dxa" w:w="7915"/>
+            <w:tcW w:type="dxa" w:w="5449"/>
           </w:tcPr>
           <w:p>
             <w:r>
@@ -21103,7 +21109,7 @@
       <w:tr>
         <w:tc>
           <w:tcPr>
-            <w:tcW w:type="dxa" w:w="7915"/>
+            <w:tcW w:type="dxa" w:w="5449"/>
           </w:tcPr>
           <w:p>
             <w:r>
@@ -21116,7 +21122,7 @@
         </w:tc>
         <w:tc>
           <w:tcPr>
-            <w:tcW w:type="dxa" w:w="7915"/>
+            <w:tcW w:type="dxa" w:w="5449"/>
           </w:tcPr>
           <w:p>
             <w:r>
@@ -21136,19 +21142,19 @@
         <w:tblLook w:firstColumn="1" w:firstRow="1" w:lastColumn="0" w:lastRow="0" w:noHBand="0" w:noVBand="1" w:val="04A0"/>
       </w:tblPr>
       <w:tblGrid>
-        <w:gridCol w:w="1218"/>
-        <w:gridCol w:w="1218"/>
-        <w:gridCol w:w="1218"/>
-        <w:gridCol w:w="1218"/>
-        <w:gridCol w:w="1218"/>
-        <w:gridCol w:w="1218"/>
-        <w:gridCol w:w="1218"/>
-        <w:gridCol w:w="1218"/>
-        <w:gridCol w:w="1218"/>
-        <w:gridCol w:w="1218"/>
-        <w:gridCol w:w="1218"/>
-        <w:gridCol w:w="1218"/>
-        <w:gridCol w:w="1218"/>
+        <w:gridCol w:w="838"/>
+        <w:gridCol w:w="838"/>
+        <w:gridCol w:w="838"/>
+        <w:gridCol w:w="838"/>
+        <w:gridCol w:w="838"/>
+        <w:gridCol w:w="838"/>
+        <w:gridCol w:w="838"/>
+        <w:gridCol w:w="838"/>
+        <w:gridCol w:w="838"/>
+        <w:gridCol w:w="838"/>
+        <w:gridCol w:w="838"/>
+        <w:gridCol w:w="838"/>
+        <w:gridCol w:w="838"/>
       </w:tblGrid>
       <w:tr>
         <w:trPr>
@@ -21156,7 +21162,7 @@
         </w:trPr>
         <w:tc>
           <w:tcPr>
-            <w:tcW w:type="dxa" w:w="1218"/>
+            <w:tcW w:type="dxa" w:w="838"/>
             <w:shd w:fill="EDE9FE"/>
           </w:tcPr>
           <w:p>
@@ -21170,7 +21176,7 @@
         </w:tc>
         <w:tc>
           <w:tcPr>
-            <w:tcW w:type="dxa" w:w="1218"/>
+            <w:tcW w:type="dxa" w:w="838"/>
             <w:shd w:fill="EDE9FE"/>
           </w:tcPr>
           <w:p>
@@ -21184,7 +21190,7 @@
         </w:tc>
         <w:tc>
           <w:tcPr>
-            <w:tcW w:type="dxa" w:w="1218"/>
+            <w:tcW w:type="dxa" w:w="838"/>
             <w:shd w:fill="EDE9FE"/>
           </w:tcPr>
           <w:p>
@@ -21198,7 +21204,7 @@
         </w:tc>
         <w:tc>
           <w:tcPr>
-            <w:tcW w:type="dxa" w:w="1218"/>
+            <w:tcW w:type="dxa" w:w="838"/>
             <w:shd w:fill="EDE9FE"/>
           </w:tcPr>
           <w:p>
@@ -21212,7 +21218,7 @@
         </w:tc>
         <w:tc>
           <w:tcPr>
-            <w:tcW w:type="dxa" w:w="1218"/>
+            <w:tcW w:type="dxa" w:w="838"/>
             <w:shd w:fill="EDE9FE"/>
           </w:tcPr>
           <w:p>
@@ -21226,7 +21232,7 @@
         </w:tc>
         <w:tc>
           <w:tcPr>
-            <w:tcW w:type="dxa" w:w="1218"/>
+            <w:tcW w:type="dxa" w:w="838"/>
             <w:shd w:fill="EDE9FE"/>
           </w:tcPr>
           <w:p>
@@ -21240,7 +21246,7 @@
         </w:tc>
         <w:tc>
           <w:tcPr>
-            <w:tcW w:type="dxa" w:w="1218"/>
+            <w:tcW w:type="dxa" w:w="838"/>
             <w:shd w:fill="EDE9FE"/>
           </w:tcPr>
           <w:p>
@@ -21254,7 +21260,7 @@
         </w:tc>
         <w:tc>
           <w:tcPr>
-            <w:tcW w:type="dxa" w:w="1218"/>
+            <w:tcW w:type="dxa" w:w="838"/>
             <w:shd w:fill="EDE9FE"/>
           </w:tcPr>
           <w:p>
@@ -21268,7 +21274,7 @@
         </w:tc>
         <w:tc>
           <w:tcPr>
-            <w:tcW w:type="dxa" w:w="1218"/>
+            <w:tcW w:type="dxa" w:w="838"/>
             <w:shd w:fill="EDE9FE"/>
           </w:tcPr>
           <w:p>
@@ -21282,7 +21288,7 @@
         </w:tc>
         <w:tc>
           <w:tcPr>
-            <w:tcW w:type="dxa" w:w="1218"/>
+            <w:tcW w:type="dxa" w:w="838"/>
             <w:shd w:fill="EDE9FE"/>
           </w:tcPr>
           <w:p>
@@ -21296,7 +21302,7 @@
         </w:tc>
         <w:tc>
           <w:tcPr>
-            <w:tcW w:type="dxa" w:w="1218"/>
+            <w:tcW w:type="dxa" w:w="838"/>
             <w:shd w:fill="EDE9FE"/>
           </w:tcPr>
           <w:p>
@@ -21310,7 +21316,7 @@
         </w:tc>
         <w:tc>
           <w:tcPr>
-            <w:tcW w:type="dxa" w:w="1218"/>
+            <w:tcW w:type="dxa" w:w="838"/>
             <w:shd w:fill="EDE9FE"/>
           </w:tcPr>
           <w:p>
@@ -21324,7 +21330,7 @@
         </w:tc>
         <w:tc>
           <w:tcPr>
-            <w:tcW w:type="dxa" w:w="1218"/>
+            <w:tcW w:type="dxa" w:w="838"/>
             <w:shd w:fill="EDE9FE"/>
           </w:tcPr>
           <w:p>
@@ -21340,7 +21346,7 @@
       <w:tr>
         <w:tc>
           <w:tcPr>
-            <w:tcW w:type="dxa" w:w="1218"/>
+            <w:tcW w:type="dxa" w:w="838"/>
           </w:tcPr>
           <w:p>
             <w:r>
@@ -21353,7 +21359,7 @@
         </w:tc>
         <w:tc>
           <w:tcPr>
-            <w:tcW w:type="dxa" w:w="1218"/>
+            <w:tcW w:type="dxa" w:w="838"/>
           </w:tcPr>
           <w:p>
             <w:r>
@@ -21366,7 +21372,7 @@
         </w:tc>
         <w:tc>
           <w:tcPr>
-            <w:tcW w:type="dxa" w:w="1218"/>
+            <w:tcW w:type="dxa" w:w="838"/>
           </w:tcPr>
           <w:p>
             <w:r>
@@ -21379,7 +21385,7 @@
         </w:tc>
         <w:tc>
           <w:tcPr>
-            <w:tcW w:type="dxa" w:w="1218"/>
+            <w:tcW w:type="dxa" w:w="838"/>
           </w:tcPr>
           <w:p>
             <w:r>
@@ -21392,7 +21398,7 @@
         </w:tc>
         <w:tc>
           <w:tcPr>
-            <w:tcW w:type="dxa" w:w="1218"/>
+            <w:tcW w:type="dxa" w:w="838"/>
           </w:tcPr>
           <w:p>
             <w:r>
@@ -21405,7 +21411,7 @@
         </w:tc>
         <w:tc>
           <w:tcPr>
-            <w:tcW w:type="dxa" w:w="1218"/>
+            <w:tcW w:type="dxa" w:w="838"/>
           </w:tcPr>
           <w:p>
             <w:r>
@@ -21418,7 +21424,7 @@
         </w:tc>
         <w:tc>
           <w:tcPr>
-            <w:tcW w:type="dxa" w:w="1218"/>
+            <w:tcW w:type="dxa" w:w="838"/>
           </w:tcPr>
           <w:p>
             <w:r>
@@ -21431,7 +21437,7 @@
         </w:tc>
         <w:tc>
           <w:tcPr>
-            <w:tcW w:type="dxa" w:w="1218"/>
+            <w:tcW w:type="dxa" w:w="838"/>
           </w:tcPr>
           <w:p>
             <w:r>
@@ -21444,7 +21450,7 @@
         </w:tc>
         <w:tc>
           <w:tcPr>
-            <w:tcW w:type="dxa" w:w="1218"/>
+            <w:tcW w:type="dxa" w:w="838"/>
           </w:tcPr>
           <w:p>
             <w:r>
@@ -21457,7 +21463,7 @@
         </w:tc>
         <w:tc>
           <w:tcPr>
-            <w:tcW w:type="dxa" w:w="1218"/>
+            <w:tcW w:type="dxa" w:w="838"/>
           </w:tcPr>
           <w:p>
             <w:r>
@@ -21470,7 +21476,7 @@
         </w:tc>
         <w:tc>
           <w:tcPr>
-            <w:tcW w:type="dxa" w:w="1218"/>
+            <w:tcW w:type="dxa" w:w="838"/>
           </w:tcPr>
           <w:p>
             <w:r>
@@ -21483,7 +21489,7 @@
         </w:tc>
         <w:tc>
           <w:tcPr>
-            <w:tcW w:type="dxa" w:w="1218"/>
+            <w:tcW w:type="dxa" w:w="838"/>
           </w:tcPr>
           <w:p>
             <w:r>
@@ -21496,7 +21502,7 @@
         </w:tc>
         <w:tc>
           <w:tcPr>
-            <w:tcW w:type="dxa" w:w="1218"/>
+            <w:tcW w:type="dxa" w:w="838"/>
           </w:tcPr>
           <w:p>
             <w:r>
@@ -21511,7 +21517,7 @@
       <w:tr>
         <w:tc>
           <w:tcPr>
-            <w:tcW w:type="dxa" w:w="1218"/>
+            <w:tcW w:type="dxa" w:w="838"/>
           </w:tcPr>
           <w:p>
             <w:r>
@@ -21524,7 +21530,7 @@
         </w:tc>
         <w:tc>
           <w:tcPr>
-            <w:tcW w:type="dxa" w:w="1218"/>
+            <w:tcW w:type="dxa" w:w="838"/>
           </w:tcPr>
           <w:p>
             <w:r>
@@ -21537,7 +21543,7 @@
         </w:tc>
         <w:tc>
           <w:tcPr>
-            <w:tcW w:type="dxa" w:w="1218"/>
+            <w:tcW w:type="dxa" w:w="838"/>
           </w:tcPr>
           <w:p>
             <w:r>
@@ -21550,7 +21556,7 @@
         </w:tc>
         <w:tc>
           <w:tcPr>
-            <w:tcW w:type="dxa" w:w="1218"/>
+            <w:tcW w:type="dxa" w:w="838"/>
           </w:tcPr>
           <w:p>
             <w:r>
@@ -21563,7 +21569,7 @@
         </w:tc>
         <w:tc>
           <w:tcPr>
-            <w:tcW w:type="dxa" w:w="1218"/>
+            <w:tcW w:type="dxa" w:w="838"/>
           </w:tcPr>
           <w:p>
             <w:r>
@@ -21576,7 +21582,7 @@
         </w:tc>
         <w:tc>
           <w:tcPr>
-            <w:tcW w:type="dxa" w:w="1218"/>
+            <w:tcW w:type="dxa" w:w="838"/>
           </w:tcPr>
           <w:p>
             <w:r>
@@ -21589,7 +21595,7 @@
         </w:tc>
         <w:tc>
           <w:tcPr>
-            <w:tcW w:type="dxa" w:w="1218"/>
+            <w:tcW w:type="dxa" w:w="838"/>
           </w:tcPr>
           <w:p>
             <w:r>
@@ -21602,7 +21608,7 @@
         </w:tc>
         <w:tc>
           <w:tcPr>
-            <w:tcW w:type="dxa" w:w="1218"/>
+            <w:tcW w:type="dxa" w:w="838"/>
           </w:tcPr>
           <w:p>
             <w:r>
@@ -21615,7 +21621,7 @@
         </w:tc>
         <w:tc>
           <w:tcPr>
-            <w:tcW w:type="dxa" w:w="1218"/>
+            <w:tcW w:type="dxa" w:w="838"/>
           </w:tcPr>
           <w:p>
             <w:r>
@@ -21628,7 +21634,7 @@
         </w:tc>
         <w:tc>
           <w:tcPr>
-            <w:tcW w:type="dxa" w:w="1218"/>
+            <w:tcW w:type="dxa" w:w="838"/>
           </w:tcPr>
           <w:p>
             <w:r>
@@ -21641,7 +21647,7 @@
         </w:tc>
         <w:tc>
           <w:tcPr>
-            <w:tcW w:type="dxa" w:w="1218"/>
+            <w:tcW w:type="dxa" w:w="838"/>
           </w:tcPr>
           <w:p>
             <w:r>
@@ -21654,7 +21660,7 @@
         </w:tc>
         <w:tc>
           <w:tcPr>
-            <w:tcW w:type="dxa" w:w="1218"/>
+            <w:tcW w:type="dxa" w:w="838"/>
           </w:tcPr>
           <w:p>
             <w:r>
@@ -21667,7 +21673,7 @@
         </w:tc>
         <w:tc>
           <w:tcPr>
-            <w:tcW w:type="dxa" w:w="1218"/>
+            <w:tcW w:type="dxa" w:w="838"/>
           </w:tcPr>
           <w:p>
             <w:r>
@@ -21682,7 +21688,7 @@
       <w:tr>
         <w:tc>
           <w:tcPr>
-            <w:tcW w:type="dxa" w:w="1218"/>
+            <w:tcW w:type="dxa" w:w="838"/>
           </w:tcPr>
           <w:p>
             <w:r>
@@ -21695,7 +21701,7 @@
         </w:tc>
         <w:tc>
           <w:tcPr>
-            <w:tcW w:type="dxa" w:w="1218"/>
+            <w:tcW w:type="dxa" w:w="838"/>
           </w:tcPr>
           <w:p>
             <w:r>
@@ -21708,7 +21714,7 @@
         </w:tc>
         <w:tc>
           <w:tcPr>
-            <w:tcW w:type="dxa" w:w="1218"/>
+            <w:tcW w:type="dxa" w:w="838"/>
           </w:tcPr>
           <w:p>
             <w:r>
@@ -21721,7 +21727,7 @@
         </w:tc>
         <w:tc>
           <w:tcPr>
-            <w:tcW w:type="dxa" w:w="1218"/>
+            <w:tcW w:type="dxa" w:w="838"/>
           </w:tcPr>
           <w:p>
             <w:r>
@@ -21734,7 +21740,7 @@
         </w:tc>
         <w:tc>
           <w:tcPr>
-            <w:tcW w:type="dxa" w:w="1218"/>
+            <w:tcW w:type="dxa" w:w="838"/>
           </w:tcPr>
           <w:p>
             <w:r>
@@ -21747,7 +21753,7 @@
         </w:tc>
         <w:tc>
           <w:tcPr>
-            <w:tcW w:type="dxa" w:w="1218"/>
+            <w:tcW w:type="dxa" w:w="838"/>
           </w:tcPr>
           <w:p>
             <w:r>
@@ -21760,7 +21766,7 @@
         </w:tc>
         <w:tc>
           <w:tcPr>
-            <w:tcW w:type="dxa" w:w="1218"/>
+            <w:tcW w:type="dxa" w:w="838"/>
           </w:tcPr>
           <w:p>
             <w:r>
@@ -21773,7 +21779,7 @@
         </w:tc>
         <w:tc>
           <w:tcPr>
-            <w:tcW w:type="dxa" w:w="1218"/>
+            <w:tcW w:type="dxa" w:w="838"/>
           </w:tcPr>
           <w:p>
             <w:r>
@@ -21786,7 +21792,7 @@
         </w:tc>
         <w:tc>
           <w:tcPr>
-            <w:tcW w:type="dxa" w:w="1218"/>
+            <w:tcW w:type="dxa" w:w="838"/>
           </w:tcPr>
           <w:p>
             <w:r>
@@ -21799,7 +21805,7 @@
         </w:tc>
         <w:tc>
           <w:tcPr>
-            <w:tcW w:type="dxa" w:w="1218"/>
+            <w:tcW w:type="dxa" w:w="838"/>
           </w:tcPr>
           <w:p>
             <w:r>
@@ -21812,7 +21818,7 @@
         </w:tc>
         <w:tc>
           <w:tcPr>
-            <w:tcW w:type="dxa" w:w="1218"/>
+            <w:tcW w:type="dxa" w:w="838"/>
           </w:tcPr>
           <w:p>
             <w:r>
@@ -21825,7 +21831,7 @@
         </w:tc>
         <w:tc>
           <w:tcPr>
-            <w:tcW w:type="dxa" w:w="1218"/>
+            <w:tcW w:type="dxa" w:w="838"/>
           </w:tcPr>
           <w:p>
             <w:r>
@@ -21838,7 +21844,7 @@
         </w:tc>
         <w:tc>
           <w:tcPr>
-            <w:tcW w:type="dxa" w:w="1218"/>
+            <w:tcW w:type="dxa" w:w="838"/>
           </w:tcPr>
           <w:p>
             <w:r>
@@ -21853,7 +21859,7 @@
       <w:tr>
         <w:tc>
           <w:tcPr>
-            <w:tcW w:type="dxa" w:w="1218"/>
+            <w:tcW w:type="dxa" w:w="838"/>
           </w:tcPr>
           <w:p>
             <w:r>
@@ -21866,7 +21872,7 @@
         </w:tc>
         <w:tc>
           <w:tcPr>
-            <w:tcW w:type="dxa" w:w="1218"/>
+            <w:tcW w:type="dxa" w:w="838"/>
           </w:tcPr>
           <w:p>
             <w:r>
@@ -21879,7 +21885,7 @@
         </w:tc>
         <w:tc>
           <w:tcPr>
-            <w:tcW w:type="dxa" w:w="1218"/>
+            <w:tcW w:type="dxa" w:w="838"/>
           </w:tcPr>
           <w:p>
             <w:r>
@@ -21892,7 +21898,7 @@
         </w:tc>
         <w:tc>
           <w:tcPr>
-            <w:tcW w:type="dxa" w:w="1218"/>
+            <w:tcW w:type="dxa" w:w="838"/>
           </w:tcPr>
           <w:p>
             <w:r>
@@ -21905,7 +21911,7 @@
         </w:tc>
         <w:tc>
           <w:tcPr>
-            <w:tcW w:type="dxa" w:w="1218"/>
+            <w:tcW w:type="dxa" w:w="838"/>
           </w:tcPr>
           <w:p>
             <w:r>
@@ -21918,7 +21924,7 @@
         </w:tc>
         <w:tc>
           <w:tcPr>
-            <w:tcW w:type="dxa" w:w="1218"/>
+            <w:tcW w:type="dxa" w:w="838"/>
           </w:tcPr>
           <w:p>
             <w:r>
@@ -21931,7 +21937,7 @@
         </w:tc>
         <w:tc>
           <w:tcPr>
-            <w:tcW w:type="dxa" w:w="1218"/>
+            <w:tcW w:type="dxa" w:w="838"/>
           </w:tcPr>
           <w:p>
             <w:r>
@@ -21944,7 +21950,7 @@
         </w:tc>
         <w:tc>
           <w:tcPr>
-            <w:tcW w:type="dxa" w:w="1218"/>
+            <w:tcW w:type="dxa" w:w="838"/>
           </w:tcPr>
           <w:p>
             <w:r>
@@ -21957,7 +21963,7 @@
         </w:tc>
         <w:tc>
           <w:tcPr>
-            <w:tcW w:type="dxa" w:w="1218"/>
+            <w:tcW w:type="dxa" w:w="838"/>
           </w:tcPr>
           <w:p>
             <w:r>
@@ -21970,7 +21976,7 @@
         </w:tc>
         <w:tc>
           <w:tcPr>
-            <w:tcW w:type="dxa" w:w="1218"/>
+            <w:tcW w:type="dxa" w:w="838"/>
           </w:tcPr>
           <w:p>
             <w:r>
@@ -21983,7 +21989,7 @@
         </w:tc>
         <w:tc>
           <w:tcPr>
-            <w:tcW w:type="dxa" w:w="1218"/>
+            <w:tcW w:type="dxa" w:w="838"/>
           </w:tcPr>
           <w:p>
             <w:r>
@@ -21996,7 +22002,7 @@
         </w:tc>
         <w:tc>
           <w:tcPr>
-            <w:tcW w:type="dxa" w:w="1218"/>
+            <w:tcW w:type="dxa" w:w="838"/>
           </w:tcPr>
           <w:p>
             <w:r>
@@ -22009,7 +22015,7 @@
         </w:tc>
         <w:tc>
           <w:tcPr>
-            <w:tcW w:type="dxa" w:w="1218"/>
+            <w:tcW w:type="dxa" w:w="838"/>
           </w:tcPr>
           <w:p>
             <w:r>
@@ -22024,7 +22030,7 @@
       <w:tr>
         <w:tc>
           <w:tcPr>
-            <w:tcW w:type="dxa" w:w="1218"/>
+            <w:tcW w:type="dxa" w:w="838"/>
           </w:tcPr>
           <w:p>
             <w:r>
@@ -22037,7 +22043,7 @@
         </w:tc>
         <w:tc>
           <w:tcPr>
-            <w:tcW w:type="dxa" w:w="1218"/>
+            <w:tcW w:type="dxa" w:w="838"/>
           </w:tcPr>
           <w:p>
             <w:r>
@@ -22050,7 +22056,7 @@
         </w:tc>
         <w:tc>
           <w:tcPr>
-            <w:tcW w:type="dxa" w:w="1218"/>
+            <w:tcW w:type="dxa" w:w="838"/>
           </w:tcPr>
           <w:p>
             <w:r>
@@ -22063,7 +22069,7 @@
         </w:tc>
         <w:tc>
           <w:tcPr>
-            <w:tcW w:type="dxa" w:w="1218"/>
+            <w:tcW w:type="dxa" w:w="838"/>
           </w:tcPr>
           <w:p>
             <w:r>
@@ -22076,7 +22082,7 @@
         </w:tc>
         <w:tc>
           <w:tcPr>
-            <w:tcW w:type="dxa" w:w="1218"/>
+            <w:tcW w:type="dxa" w:w="838"/>
           </w:tcPr>
           <w:p>
             <w:r>
@@ -22089,7 +22095,7 @@
         </w:tc>
         <w:tc>
           <w:tcPr>
-            <w:tcW w:type="dxa" w:w="1218"/>
+            <w:tcW w:type="dxa" w:w="838"/>
           </w:tcPr>
           <w:p>
             <w:r>
@@ -22102,7 +22108,7 @@
         </w:tc>
         <w:tc>
           <w:tcPr>
-            <w:tcW w:type="dxa" w:w="1218"/>
+            <w:tcW w:type="dxa" w:w="838"/>
           </w:tcPr>
           <w:p>
             <w:r>
@@ -22115,7 +22121,7 @@
         </w:tc>
         <w:tc>
           <w:tcPr>
-            <w:tcW w:type="dxa" w:w="1218"/>
+            <w:tcW w:type="dxa" w:w="838"/>
           </w:tcPr>
           <w:p>
             <w:r>
@@ -22128,7 +22134,7 @@
         </w:tc>
         <w:tc>
           <w:tcPr>
-            <w:tcW w:type="dxa" w:w="1218"/>
+            <w:tcW w:type="dxa" w:w="838"/>
           </w:tcPr>
           <w:p>
             <w:r>
@@ -22141,7 +22147,7 @@
         </w:tc>
         <w:tc>
           <w:tcPr>
-            <w:tcW w:type="dxa" w:w="1218"/>
+            <w:tcW w:type="dxa" w:w="838"/>
           </w:tcPr>
           <w:p>
             <w:r>
@@ -22154,7 +22160,7 @@
         </w:tc>
         <w:tc>
           <w:tcPr>
-            <w:tcW w:type="dxa" w:w="1218"/>
+            <w:tcW w:type="dxa" w:w="838"/>
           </w:tcPr>
           <w:p>
             <w:r>
@@ -22167,7 +22173,7 @@
         </w:tc>
         <w:tc>
           <w:tcPr>
-            <w:tcW w:type="dxa" w:w="1218"/>
+            <w:tcW w:type="dxa" w:w="838"/>
           </w:tcPr>
           <w:p>
             <w:r>
@@ -22180,7 +22186,7 @@
         </w:tc>
         <w:tc>
           <w:tcPr>
-            <w:tcW w:type="dxa" w:w="1218"/>
+            <w:tcW w:type="dxa" w:w="838"/>
           </w:tcPr>
           <w:p>
             <w:r>
@@ -22195,7 +22201,7 @@
       <w:tr>
         <w:tc>
           <w:tcPr>
-            <w:tcW w:type="dxa" w:w="1218"/>
+            <w:tcW w:type="dxa" w:w="838"/>
           </w:tcPr>
           <w:p>
             <w:r>
@@ -22208,7 +22214,7 @@
         </w:tc>
         <w:tc>
           <w:tcPr>
-            <w:tcW w:type="dxa" w:w="1218"/>
+            <w:tcW w:type="dxa" w:w="838"/>
           </w:tcPr>
           <w:p>
             <w:r>
@@ -22221,7 +22227,7 @@
         </w:tc>
         <w:tc>
           <w:tcPr>
-            <w:tcW w:type="dxa" w:w="1218"/>
+            <w:tcW w:type="dxa" w:w="838"/>
           </w:tcPr>
           <w:p>
             <w:r>
@@ -22234,7 +22240,7 @@
         </w:tc>
         <w:tc>
           <w:tcPr>
-            <w:tcW w:type="dxa" w:w="1218"/>
+            <w:tcW w:type="dxa" w:w="838"/>
           </w:tcPr>
           <w:p>
             <w:r>
@@ -22247,7 +22253,7 @@
         </w:tc>
         <w:tc>
           <w:tcPr>
-            <w:tcW w:type="dxa" w:w="1218"/>
+            <w:tcW w:type="dxa" w:w="838"/>
           </w:tcPr>
           <w:p>
             <w:r>
@@ -22260,7 +22266,7 @@
         </w:tc>
         <w:tc>
           <w:tcPr>
-            <w:tcW w:type="dxa" w:w="1218"/>
+            <w:tcW w:type="dxa" w:w="838"/>
           </w:tcPr>
           <w:p>
             <w:r>
@@ -22273,7 +22279,7 @@
         </w:tc>
         <w:tc>
           <w:tcPr>
-            <w:tcW w:type="dxa" w:w="1218"/>
+            <w:tcW w:type="dxa" w:w="838"/>
           </w:tcPr>
           <w:p>
             <w:r>
@@ -22286,7 +22292,7 @@
         </w:tc>
         <w:tc>
           <w:tcPr>
-            <w:tcW w:type="dxa" w:w="1218"/>
+            <w:tcW w:type="dxa" w:w="838"/>
           </w:tcPr>
           <w:p>
             <w:r>
@@ -22299,7 +22305,7 @@
         </w:tc>
         <w:tc>
           <w:tcPr>
-            <w:tcW w:type="dxa" w:w="1218"/>
+            <w:tcW w:type="dxa" w:w="838"/>
           </w:tcPr>
           <w:p>
             <w:r>
@@ -22312,7 +22318,7 @@
         </w:tc>
         <w:tc>
           <w:tcPr>
-            <w:tcW w:type="dxa" w:w="1218"/>
+            <w:tcW w:type="dxa" w:w="838"/>
           </w:tcPr>
           <w:p>
             <w:r>
@@ -22325,7 +22331,7 @@
         </w:tc>
         <w:tc>
           <w:tcPr>
-            <w:tcW w:type="dxa" w:w="1218"/>
+            <w:tcW w:type="dxa" w:w="838"/>
           </w:tcPr>
           <w:p>
             <w:r>
@@ -22338,7 +22344,7 @@
         </w:tc>
         <w:tc>
           <w:tcPr>
-            <w:tcW w:type="dxa" w:w="1218"/>
+            <w:tcW w:type="dxa" w:w="838"/>
           </w:tcPr>
           <w:p>
             <w:r>
@@ -22351,7 +22357,7 @@
         </w:tc>
         <w:tc>
           <w:tcPr>
-            <w:tcW w:type="dxa" w:w="1218"/>
+            <w:tcW w:type="dxa" w:w="838"/>
           </w:tcPr>
           <w:p>
             <w:r>
@@ -22366,7 +22372,7 @@
       <w:tr>
         <w:tc>
           <w:tcPr>
-            <w:tcW w:type="dxa" w:w="1218"/>
+            <w:tcW w:type="dxa" w:w="838"/>
           </w:tcPr>
           <w:p>
             <w:r>
@@ -22379,7 +22385,7 @@
         </w:tc>
         <w:tc>
           <w:tcPr>
-            <w:tcW w:type="dxa" w:w="1218"/>
+            <w:tcW w:type="dxa" w:w="838"/>
           </w:tcPr>
           <w:p>
             <w:r>
@@ -22392,7 +22398,7 @@
         </w:tc>
         <w:tc>
           <w:tcPr>
-            <w:tcW w:type="dxa" w:w="1218"/>
+            <w:tcW w:type="dxa" w:w="838"/>
           </w:tcPr>
           <w:p>
             <w:r>
@@ -22405,7 +22411,7 @@
         </w:tc>
         <w:tc>
           <w:tcPr>
-            <w:tcW w:type="dxa" w:w="1218"/>
+            <w:tcW w:type="dxa" w:w="838"/>
           </w:tcPr>
           <w:p>
             <w:r>
@@ -22418,7 +22424,7 @@
         </w:tc>
         <w:tc>
           <w:tcPr>
-            <w:tcW w:type="dxa" w:w="1218"/>
+            <w:tcW w:type="dxa" w:w="838"/>
           </w:tcPr>
           <w:p>
             <w:r>
@@ -22431,7 +22437,7 @@
         </w:tc>
         <w:tc>
           <w:tcPr>
-            <w:tcW w:type="dxa" w:w="1218"/>
+            <w:tcW w:type="dxa" w:w="838"/>
           </w:tcPr>
           <w:p>
             <w:r>
@@ -22444,7 +22450,7 @@
         </w:tc>
         <w:tc>
           <w:tcPr>
-            <w:tcW w:type="dxa" w:w="1218"/>
+            <w:tcW w:type="dxa" w:w="838"/>
           </w:tcPr>
           <w:p>
             <w:r>
@@ -22457,7 +22463,7 @@
         </w:tc>
         <w:tc>
           <w:tcPr>
-            <w:tcW w:type="dxa" w:w="1218"/>
+            <w:tcW w:type="dxa" w:w="838"/>
           </w:tcPr>
           <w:p>
             <w:r>
@@ -22470,7 +22476,7 @@
         </w:tc>
         <w:tc>
           <w:tcPr>
-            <w:tcW w:type="dxa" w:w="1218"/>
+            <w:tcW w:type="dxa" w:w="838"/>
           </w:tcPr>
           <w:p>
             <w:r>
@@ -22483,7 +22489,7 @@
         </w:tc>
         <w:tc>
           <w:tcPr>
-            <w:tcW w:type="dxa" w:w="1218"/>
+            <w:tcW w:type="dxa" w:w="838"/>
           </w:tcPr>
           <w:p>
             <w:r>
@@ -22496,7 +22502,7 @@
         </w:tc>
         <w:tc>
           <w:tcPr>
-            <w:tcW w:type="dxa" w:w="1218"/>
+            <w:tcW w:type="dxa" w:w="838"/>
           </w:tcPr>
           <w:p>
             <w:r>
@@ -22509,7 +22515,7 @@
         </w:tc>
         <w:tc>
           <w:tcPr>
-            <w:tcW w:type="dxa" w:w="1218"/>
+            <w:tcW w:type="dxa" w:w="838"/>
           </w:tcPr>
           <w:p>
             <w:r>
@@ -22522,7 +22528,7 @@
         </w:tc>
         <w:tc>
           <w:tcPr>
-            <w:tcW w:type="dxa" w:w="1218"/>
+            <w:tcW w:type="dxa" w:w="838"/>
           </w:tcPr>
           <w:p>
             <w:r>
@@ -22537,7 +22543,7 @@
       <w:tr>
         <w:tc>
           <w:tcPr>
-            <w:tcW w:type="dxa" w:w="1218"/>
+            <w:tcW w:type="dxa" w:w="838"/>
           </w:tcPr>
           <w:p>
             <w:r>
@@ -22550,7 +22556,7 @@
         </w:tc>
         <w:tc>
           <w:tcPr>
-            <w:tcW w:type="dxa" w:w="1218"/>
+            <w:tcW w:type="dxa" w:w="838"/>
           </w:tcPr>
           <w:p>
             <w:r>
@@ -22563,7 +22569,7 @@
         </w:tc>
         <w:tc>
           <w:tcPr>
-            <w:tcW w:type="dxa" w:w="1218"/>
+            <w:tcW w:type="dxa" w:w="838"/>
           </w:tcPr>
           <w:p>
             <w:r>
@@ -22576,7 +22582,7 @@
         </w:tc>
         <w:tc>
           <w:tcPr>
-            <w:tcW w:type="dxa" w:w="1218"/>
+            <w:tcW w:type="dxa" w:w="838"/>
           </w:tcPr>
           <w:p>
             <w:r>
@@ -22589,7 +22595,7 @@
         </w:tc>
         <w:tc>
           <w:tcPr>
-            <w:tcW w:type="dxa" w:w="1218"/>
+            <w:tcW w:type="dxa" w:w="838"/>
           </w:tcPr>
           <w:p>
             <w:r>
@@ -22602,7 +22608,7 @@
         </w:tc>
         <w:tc>
           <w:tcPr>
-            <w:tcW w:type="dxa" w:w="1218"/>
+            <w:tcW w:type="dxa" w:w="838"/>
           </w:tcPr>
           <w:p>
             <w:r>
@@ -22615,7 +22621,7 @@
         </w:tc>
         <w:tc>
           <w:tcPr>
-            <w:tcW w:type="dxa" w:w="1218"/>
+            <w:tcW w:type="dxa" w:w="838"/>
           </w:tcPr>
           <w:p>
             <w:r>
@@ -22628,7 +22634,7 @@
         </w:tc>
         <w:tc>
           <w:tcPr>
-            <w:tcW w:type="dxa" w:w="1218"/>
+            <w:tcW w:type="dxa" w:w="838"/>
           </w:tcPr>
           <w:p>
             <w:r>
@@ -22641,7 +22647,7 @@
         </w:tc>
         <w:tc>
           <w:tcPr>
-            <w:tcW w:type="dxa" w:w="1218"/>
+            <w:tcW w:type="dxa" w:w="838"/>
           </w:tcPr>
           <w:p>
             <w:r>
@@ -22654,7 +22660,7 @@
         </w:tc>
         <w:tc>
           <w:tcPr>
-            <w:tcW w:type="dxa" w:w="1218"/>
+            <w:tcW w:type="dxa" w:w="838"/>
           </w:tcPr>
           <w:p>
             <w:r>
@@ -22667,7 +22673,7 @@
         </w:tc>
         <w:tc>
           <w:tcPr>
-            <w:tcW w:type="dxa" w:w="1218"/>
+            <w:tcW w:type="dxa" w:w="838"/>
           </w:tcPr>
           <w:p>
             <w:r>
@@ -22680,7 +22686,7 @@
         </w:tc>
         <w:tc>
           <w:tcPr>
-            <w:tcW w:type="dxa" w:w="1218"/>
+            <w:tcW w:type="dxa" w:w="838"/>
           </w:tcPr>
           <w:p>
             <w:r>
@@ -22693,7 +22699,7 @@
         </w:tc>
         <w:tc>
           <w:tcPr>
-            <w:tcW w:type="dxa" w:w="1218"/>
+            <w:tcW w:type="dxa" w:w="838"/>
           </w:tcPr>
           <w:p>
             <w:r>
@@ -22708,7 +22714,7 @@
       <w:tr>
         <w:tc>
           <w:tcPr>
-            <w:tcW w:type="dxa" w:w="1218"/>
+            <w:tcW w:type="dxa" w:w="838"/>
           </w:tcPr>
           <w:p>
             <w:r>
@@ -22721,7 +22727,7 @@
         </w:tc>
         <w:tc>
           <w:tcPr>
-            <w:tcW w:type="dxa" w:w="1218"/>
+            <w:tcW w:type="dxa" w:w="838"/>
           </w:tcPr>
           <w:p>
             <w:r>
@@ -22734,7 +22740,7 @@
         </w:tc>
         <w:tc>
           <w:tcPr>
-            <w:tcW w:type="dxa" w:w="1218"/>
+            <w:tcW w:type="dxa" w:w="838"/>
           </w:tcPr>
           <w:p>
             <w:r>
@@ -22747,7 +22753,7 @@
         </w:tc>
         <w:tc>
           <w:tcPr>
-            <w:tcW w:type="dxa" w:w="1218"/>
+            <w:tcW w:type="dxa" w:w="838"/>
           </w:tcPr>
           <w:p>
             <w:r>
@@ -22760,7 +22766,7 @@
         </w:tc>
         <w:tc>
           <w:tcPr>
-            <w:tcW w:type="dxa" w:w="1218"/>
+            <w:tcW w:type="dxa" w:w="838"/>
           </w:tcPr>
           <w:p>
             <w:r>
@@ -22773,7 +22779,7 @@
         </w:tc>
         <w:tc>
           <w:tcPr>
-            <w:tcW w:type="dxa" w:w="1218"/>
+            <w:tcW w:type="dxa" w:w="838"/>
           </w:tcPr>
           <w:p>
             <w:r>
@@ -22786,7 +22792,7 @@
         </w:tc>
         <w:tc>
           <w:tcPr>
-            <w:tcW w:type="dxa" w:w="1218"/>
+            <w:tcW w:type="dxa" w:w="838"/>
           </w:tcPr>
           <w:p>
             <w:r>
@@ -22799,7 +22805,7 @@
         </w:tc>
         <w:tc>
           <w:tcPr>
-            <w:tcW w:type="dxa" w:w="1218"/>
+            <w:tcW w:type="dxa" w:w="838"/>
           </w:tcPr>
           <w:p>
             <w:r>
@@ -22812,7 +22818,7 @@
         </w:tc>
         <w:tc>
           <w:tcPr>
-            <w:tcW w:type="dxa" w:w="1218"/>
+            <w:tcW w:type="dxa" w:w="838"/>
           </w:tcPr>
           <w:p>
             <w:r>
@@ -22825,7 +22831,7 @@
         </w:tc>
         <w:tc>
           <w:tcPr>
-            <w:tcW w:type="dxa" w:w="1218"/>
+            <w:tcW w:type="dxa" w:w="838"/>
           </w:tcPr>
           <w:p>
             <w:r>
@@ -22838,7 +22844,7 @@
         </w:tc>
         <w:tc>
           <w:tcPr>
-            <w:tcW w:type="dxa" w:w="1218"/>
+            <w:tcW w:type="dxa" w:w="838"/>
           </w:tcPr>
           <w:p>
             <w:r>
@@ -22851,7 +22857,7 @@
         </w:tc>
         <w:tc>
           <w:tcPr>
-            <w:tcW w:type="dxa" w:w="1218"/>
+            <w:tcW w:type="dxa" w:w="838"/>
           </w:tcPr>
           <w:p>
             <w:r>
@@ -22864,7 +22870,7 @@
         </w:tc>
         <w:tc>
           <w:tcPr>
-            <w:tcW w:type="dxa" w:w="1218"/>
+            <w:tcW w:type="dxa" w:w="838"/>
           </w:tcPr>
           <w:p>
             <w:r>
@@ -22879,7 +22885,7 @@
       <w:tr>
         <w:tc>
           <w:tcPr>
-            <w:tcW w:type="dxa" w:w="1218"/>
+            <w:tcW w:type="dxa" w:w="838"/>
           </w:tcPr>
           <w:p>
             <w:r>
@@ -22892,7 +22898,7 @@
         </w:tc>
         <w:tc>
           <w:tcPr>
-            <w:tcW w:type="dxa" w:w="1218"/>
+            <w:tcW w:type="dxa" w:w="838"/>
           </w:tcPr>
           <w:p>
             <w:r>
@@ -22905,7 +22911,7 @@
         </w:tc>
         <w:tc>
           <w:tcPr>
-            <w:tcW w:type="dxa" w:w="1218"/>
+            <w:tcW w:type="dxa" w:w="838"/>
           </w:tcPr>
           <w:p>
             <w:r>
@@ -22918,7 +22924,7 @@
         </w:tc>
         <w:tc>
           <w:tcPr>
-            <w:tcW w:type="dxa" w:w="1218"/>
+            <w:tcW w:type="dxa" w:w="838"/>
           </w:tcPr>
           <w:p>
             <w:r>
@@ -22931,7 +22937,7 @@
         </w:tc>
         <w:tc>
           <w:tcPr>
-            <w:tcW w:type="dxa" w:w="1218"/>
+            <w:tcW w:type="dxa" w:w="838"/>
           </w:tcPr>
           <w:p>
             <w:r>
@@ -22944,7 +22950,7 @@
         </w:tc>
         <w:tc>
           <w:tcPr>
-            <w:tcW w:type="dxa" w:w="1218"/>
+            <w:tcW w:type="dxa" w:w="838"/>
           </w:tcPr>
           <w:p>
             <w:r>
@@ -22957,7 +22963,7 @@
         </w:tc>
         <w:tc>
           <w:tcPr>
-            <w:tcW w:type="dxa" w:w="1218"/>
+            <w:tcW w:type="dxa" w:w="838"/>
           </w:tcPr>
           <w:p>
             <w:r>
@@ -22970,7 +22976,7 @@
         </w:tc>
         <w:tc>
           <w:tcPr>
-            <w:tcW w:type="dxa" w:w="1218"/>
+            <w:tcW w:type="dxa" w:w="838"/>
           </w:tcPr>
           <w:p>
             <w:r>
@@ -22983,7 +22989,7 @@
         </w:tc>
         <w:tc>
           <w:tcPr>
-            <w:tcW w:type="dxa" w:w="1218"/>
+            <w:tcW w:type="dxa" w:w="838"/>
           </w:tcPr>
           <w:p>
             <w:r>
@@ -22996,7 +23002,7 @@
         </w:tc>
         <w:tc>
           <w:tcPr>
-            <w:tcW w:type="dxa" w:w="1218"/>
+            <w:tcW w:type="dxa" w:w="838"/>
           </w:tcPr>
           <w:p>
             <w:r>
@@ -23009,7 +23015,7 @@
         </w:tc>
         <w:tc>
           <w:tcPr>
-            <w:tcW w:type="dxa" w:w="1218"/>
+            <w:tcW w:type="dxa" w:w="838"/>
           </w:tcPr>
           <w:p>
             <w:r>
@@ -23022,7 +23028,7 @@
         </w:tc>
         <w:tc>
           <w:tcPr>
-            <w:tcW w:type="dxa" w:w="1218"/>
+            <w:tcW w:type="dxa" w:w="838"/>
           </w:tcPr>
           <w:p>
             <w:r>
@@ -23035,7 +23041,7 @@
         </w:tc>
         <w:tc>
           <w:tcPr>
-            <w:tcW w:type="dxa" w:w="1218"/>
+            <w:tcW w:type="dxa" w:w="838"/>
           </w:tcPr>
           <w:p>
             <w:r>
@@ -23050,7 +23056,7 @@
       <w:tr>
         <w:tc>
           <w:tcPr>
-            <w:tcW w:type="dxa" w:w="1218"/>
+            <w:tcW w:type="dxa" w:w="838"/>
           </w:tcPr>
           <w:p>
             <w:r>
@@ -23063,7 +23069,7 @@
         </w:tc>
         <w:tc>
           <w:tcPr>
-            <w:tcW w:type="dxa" w:w="1218"/>
+            <w:tcW w:type="dxa" w:w="838"/>
           </w:tcPr>
           <w:p>
             <w:r>
@@ -23076,7 +23082,7 @@
         </w:tc>
         <w:tc>
           <w:tcPr>
-            <w:tcW w:type="dxa" w:w="1218"/>
+            <w:tcW w:type="dxa" w:w="838"/>
           </w:tcPr>
           <w:p>
             <w:r>
@@ -23089,7 +23095,7 @@
         </w:tc>
         <w:tc>
           <w:tcPr>
-            <w:tcW w:type="dxa" w:w="1218"/>
+            <w:tcW w:type="dxa" w:w="838"/>
           </w:tcPr>
           <w:p>
             <w:r>
@@ -23102,7 +23108,7 @@
         </w:tc>
         <w:tc>
           <w:tcPr>
-            <w:tcW w:type="dxa" w:w="1218"/>
+            <w:tcW w:type="dxa" w:w="838"/>
           </w:tcPr>
           <w:p>
             <w:r>
@@ -23115,7 +23121,7 @@
         </w:tc>
         <w:tc>
           <w:tcPr>
-            <w:tcW w:type="dxa" w:w="1218"/>
+            <w:tcW w:type="dxa" w:w="838"/>
           </w:tcPr>
           <w:p>
             <w:r>
@@ -23128,7 +23134,7 @@
         </w:tc>
         <w:tc>
           <w:tcPr>
-            <w:tcW w:type="dxa" w:w="1218"/>
+            <w:tcW w:type="dxa" w:w="838"/>
           </w:tcPr>
           <w:p>
             <w:r>
@@ -23141,7 +23147,7 @@
         </w:tc>
         <w:tc>
           <w:tcPr>
-            <w:tcW w:type="dxa" w:w="1218"/>
+            <w:tcW w:type="dxa" w:w="838"/>
           </w:tcPr>
           <w:p>
             <w:r>
@@ -23154,7 +23160,7 @@
         </w:tc>
         <w:tc>
           <w:tcPr>
-            <w:tcW w:type="dxa" w:w="1218"/>
+            <w:tcW w:type="dxa" w:w="838"/>
           </w:tcPr>
           <w:p>
             <w:r>
@@ -23167,7 +23173,7 @@
         </w:tc>
         <w:tc>
           <w:tcPr>
-            <w:tcW w:type="dxa" w:w="1218"/>
+            <w:tcW w:type="dxa" w:w="838"/>
           </w:tcPr>
           <w:p>
             <w:r>
@@ -23180,7 +23186,7 @@
         </w:tc>
         <w:tc>
           <w:tcPr>
-            <w:tcW w:type="dxa" w:w="1218"/>
+            <w:tcW w:type="dxa" w:w="838"/>
           </w:tcPr>
           <w:p>
             <w:r>
@@ -23193,7 +23199,7 @@
         </w:tc>
         <w:tc>
           <w:tcPr>
-            <w:tcW w:type="dxa" w:w="1218"/>
+            <w:tcW w:type="dxa" w:w="838"/>
           </w:tcPr>
           <w:p>
             <w:r>
@@ -23206,7 +23212,7 @@
         </w:tc>
         <w:tc>
           <w:tcPr>
-            <w:tcW w:type="dxa" w:w="1218"/>
+            <w:tcW w:type="dxa" w:w="838"/>
           </w:tcPr>
           <w:p>
             <w:r>
@@ -23221,7 +23227,7 @@
       <w:tr>
         <w:tc>
           <w:tcPr>
-            <w:tcW w:type="dxa" w:w="1218"/>
+            <w:tcW w:type="dxa" w:w="838"/>
           </w:tcPr>
           <w:p>
             <w:r>
@@ -23234,7 +23240,7 @@
         </w:tc>
         <w:tc>
           <w:tcPr>
-            <w:tcW w:type="dxa" w:w="1218"/>
+            <w:tcW w:type="dxa" w:w="838"/>
           </w:tcPr>
           <w:p>
             <w:r>
@@ -23247,7 +23253,7 @@
         </w:tc>
         <w:tc>
           <w:tcPr>
-            <w:tcW w:type="dxa" w:w="1218"/>
+            <w:tcW w:type="dxa" w:w="838"/>
           </w:tcPr>
           <w:p>
             <w:r>
@@ -23260,7 +23266,7 @@
         </w:tc>
         <w:tc>
           <w:tcPr>
-            <w:tcW w:type="dxa" w:w="1218"/>
+            <w:tcW w:type="dxa" w:w="838"/>
           </w:tcPr>
           <w:p>
             <w:r>
@@ -23273,7 +23279,7 @@
         </w:tc>
         <w:tc>
           <w:tcPr>
-            <w:tcW w:type="dxa" w:w="1218"/>
+            <w:tcW w:type="dxa" w:w="838"/>
           </w:tcPr>
           <w:p>
             <w:r>
@@ -23286,7 +23292,7 @@
         </w:tc>
         <w:tc>
           <w:tcPr>
-            <w:tcW w:type="dxa" w:w="1218"/>
+            <w:tcW w:type="dxa" w:w="838"/>
           </w:tcPr>
           <w:p>
             <w:r>
@@ -23299,7 +23305,7 @@
         </w:tc>
         <w:tc>
           <w:tcPr>
-            <w:tcW w:type="dxa" w:w="1218"/>
+            <w:tcW w:type="dxa" w:w="838"/>
           </w:tcPr>
           <w:p>
             <w:r>
@@ -23312,7 +23318,7 @@
         </w:tc>
         <w:tc>
           <w:tcPr>
-            <w:tcW w:type="dxa" w:w="1218"/>
+            <w:tcW w:type="dxa" w:w="838"/>
           </w:tcPr>
           <w:p>
             <w:r>
@@ -23325,7 +23331,7 @@
         </w:tc>
         <w:tc>
           <w:tcPr>
-            <w:tcW w:type="dxa" w:w="1218"/>
+            <w:tcW w:type="dxa" w:w="838"/>
           </w:tcPr>
           <w:p>
             <w:r>
@@ -23338,7 +23344,7 @@
         </w:tc>
         <w:tc>
           <w:tcPr>
-            <w:tcW w:type="dxa" w:w="1218"/>
+            <w:tcW w:type="dxa" w:w="838"/>
           </w:tcPr>
           <w:p>
             <w:r>
@@ -23351,7 +23357,7 @@
         </w:tc>
         <w:tc>
           <w:tcPr>
-            <w:tcW w:type="dxa" w:w="1218"/>
+            <w:tcW w:type="dxa" w:w="838"/>
           </w:tcPr>
           <w:p>
             <w:r>
@@ -23364,7 +23370,7 @@
         </w:tc>
         <w:tc>
           <w:tcPr>
-            <w:tcW w:type="dxa" w:w="1218"/>
+            <w:tcW w:type="dxa" w:w="838"/>
           </w:tcPr>
           <w:p>
             <w:r>
@@ -23377,7 +23383,7 @@
         </w:tc>
         <w:tc>
           <w:tcPr>
-            <w:tcW w:type="dxa" w:w="1218"/>
+            <w:tcW w:type="dxa" w:w="838"/>
           </w:tcPr>
           <w:p>
             <w:r>
@@ -23392,7 +23398,7 @@
       <w:tr>
         <w:tc>
           <w:tcPr>
-            <w:tcW w:type="dxa" w:w="1218"/>
+            <w:tcW w:type="dxa" w:w="838"/>
           </w:tcPr>
           <w:p>
             <w:r>
@@ -23405,7 +23411,7 @@
         </w:tc>
         <w:tc>
           <w:tcPr>
-            <w:tcW w:type="dxa" w:w="1218"/>
+            <w:tcW w:type="dxa" w:w="838"/>
           </w:tcPr>
           <w:p>
             <w:r>
@@ -23418,7 +23424,7 @@
         </w:tc>
         <w:tc>
           <w:tcPr>
-            <w:tcW w:type="dxa" w:w="1218"/>
+            <w:tcW w:type="dxa" w:w="838"/>
           </w:tcPr>
           <w:p>
             <w:r>
@@ -23431,7 +23437,7 @@
         </w:tc>
         <w:tc>
           <w:tcPr>
-            <w:tcW w:type="dxa" w:w="1218"/>
+            <w:tcW w:type="dxa" w:w="838"/>
           </w:tcPr>
           <w:p>
             <w:r>
@@ -23444,7 +23450,7 @@
         </w:tc>
         <w:tc>
           <w:tcPr>
-            <w:tcW w:type="dxa" w:w="1218"/>
+            <w:tcW w:type="dxa" w:w="838"/>
           </w:tcPr>
           <w:p>
             <w:r>
@@ -23457,7 +23463,7 @@
         </w:tc>
         <w:tc>
           <w:tcPr>
-            <w:tcW w:type="dxa" w:w="1218"/>
+            <w:tcW w:type="dxa" w:w="838"/>
           </w:tcPr>
           <w:p>
             <w:r>
@@ -23470,7 +23476,7 @@
         </w:tc>
         <w:tc>
           <w:tcPr>
-            <w:tcW w:type="dxa" w:w="1218"/>
+            <w:tcW w:type="dxa" w:w="838"/>
           </w:tcPr>
           <w:p>
             <w:r>
@@ -23483,7 +23489,7 @@
         </w:tc>
         <w:tc>
           <w:tcPr>
-            <w:tcW w:type="dxa" w:w="1218"/>
+            <w:tcW w:type="dxa" w:w="838"/>
           </w:tcPr>
           <w:p>
             <w:r>
@@ -23496,7 +23502,7 @@
         </w:tc>
         <w:tc>
           <w:tcPr>
-            <w:tcW w:type="dxa" w:w="1218"/>
+            <w:tcW w:type="dxa" w:w="838"/>
           </w:tcPr>
           <w:p>
             <w:r>
@@ -23509,7 +23515,7 @@
         </w:tc>
         <w:tc>
           <w:tcPr>
-            <w:tcW w:type="dxa" w:w="1218"/>
+            <w:tcW w:type="dxa" w:w="838"/>
           </w:tcPr>
           <w:p>
             <w:r>
@@ -23522,7 +23528,7 @@
         </w:tc>
         <w:tc>
           <w:tcPr>
-            <w:tcW w:type="dxa" w:w="1218"/>
+            <w:tcW w:type="dxa" w:w="838"/>
           </w:tcPr>
           <w:p>
             <w:r>
@@ -23535,7 +23541,7 @@
         </w:tc>
         <w:tc>
           <w:tcPr>
-            <w:tcW w:type="dxa" w:w="1218"/>
+            <w:tcW w:type="dxa" w:w="838"/>
           </w:tcPr>
           <w:p>
             <w:r>
@@ -23548,7 +23554,7 @@
         </w:tc>
         <w:tc>
           <w:tcPr>
-            <w:tcW w:type="dxa" w:w="1218"/>
+            <w:tcW w:type="dxa" w:w="838"/>
           </w:tcPr>
           <w:p>
             <w:r>
@@ -23563,7 +23569,7 @@
       <w:tr>
         <w:tc>
           <w:tcPr>
-            <w:tcW w:type="dxa" w:w="1218"/>
+            <w:tcW w:type="dxa" w:w="838"/>
           </w:tcPr>
           <w:p>
             <w:r>
@@ -23576,7 +23582,7 @@
         </w:tc>
         <w:tc>
           <w:tcPr>
-            <w:tcW w:type="dxa" w:w="1218"/>
+            <w:tcW w:type="dxa" w:w="838"/>
           </w:tcPr>
           <w:p>
             <w:r>
@@ -23589,7 +23595,7 @@
         </w:tc>
         <w:tc>
           <w:tcPr>
-            <w:tcW w:type="dxa" w:w="1218"/>
+            <w:tcW w:type="dxa" w:w="838"/>
           </w:tcPr>
           <w:p>
             <w:r>
@@ -23602,7 +23608,7 @@
         </w:tc>
         <w:tc>
           <w:tcPr>
-            <w:tcW w:type="dxa" w:w="1218"/>
+            <w:tcW w:type="dxa" w:w="838"/>
           </w:tcPr>
           <w:p>
             <w:r>
@@ -23615,7 +23621,7 @@
         </w:tc>
         <w:tc>
           <w:tcPr>
-            <w:tcW w:type="dxa" w:w="1218"/>
+            <w:tcW w:type="dxa" w:w="838"/>
           </w:tcPr>
           <w:p>
             <w:r>
@@ -23628,7 +23634,7 @@
         </w:tc>
         <w:tc>
           <w:tcPr>
-            <w:tcW w:type="dxa" w:w="1218"/>
+            <w:tcW w:type="dxa" w:w="838"/>
           </w:tcPr>
           <w:p>
             <w:r>
@@ -23641,7 +23647,7 @@
         </w:tc>
         <w:tc>
           <w:tcPr>
-            <w:tcW w:type="dxa" w:w="1218"/>
+            <w:tcW w:type="dxa" w:w="838"/>
           </w:tcPr>
           <w:p>
             <w:r>
@@ -23654,7 +23660,7 @@
         </w:tc>
         <w:tc>
           <w:tcPr>
-            <w:tcW w:type="dxa" w:w="1218"/>
+            <w:tcW w:type="dxa" w:w="838"/>
           </w:tcPr>
           <w:p>
             <w:r>
@@ -23667,7 +23673,7 @@
         </w:tc>
         <w:tc>
           <w:tcPr>
-            <w:tcW w:type="dxa" w:w="1218"/>
+            <w:tcW w:type="dxa" w:w="838"/>
           </w:tcPr>
           <w:p>
             <w:r>
@@ -23680,7 +23686,7 @@
         </w:tc>
         <w:tc>
           <w:tcPr>
-            <w:tcW w:type="dxa" w:w="1218"/>
+            <w:tcW w:type="dxa" w:w="838"/>
           </w:tcPr>
           <w:p>
             <w:r>
@@ -23693,7 +23699,7 @@
         </w:tc>
         <w:tc>
           <w:tcPr>
-            <w:tcW w:type="dxa" w:w="1218"/>
+            <w:tcW w:type="dxa" w:w="838"/>
           </w:tcPr>
           <w:p>
             <w:r>
@@ -23706,7 +23712,7 @@
         </w:tc>
         <w:tc>
           <w:tcPr>
-            <w:tcW w:type="dxa" w:w="1218"/>
+            <w:tcW w:type="dxa" w:w="838"/>
           </w:tcPr>
           <w:p>
             <w:r>
@@ -23719,7 +23725,7 @@
         </w:tc>
         <w:tc>
           <w:tcPr>
-            <w:tcW w:type="dxa" w:w="1218"/>
+            <w:tcW w:type="dxa" w:w="838"/>
           </w:tcPr>
           <w:p>
             <w:r>
@@ -23734,7 +23740,7 @@
       <w:tr>
         <w:tc>
           <w:tcPr>
-            <w:tcW w:type="dxa" w:w="1218"/>
+            <w:tcW w:type="dxa" w:w="838"/>
           </w:tcPr>
           <w:p>
             <w:r>
@@ -23747,7 +23753,7 @@
         </w:tc>
         <w:tc>
           <w:tcPr>
-            <w:tcW w:type="dxa" w:w="1218"/>
+            <w:tcW w:type="dxa" w:w="838"/>
           </w:tcPr>
           <w:p>
             <w:r>
@@ -23760,7 +23766,7 @@
         </w:tc>
         <w:tc>
           <w:tcPr>
-            <w:tcW w:type="dxa" w:w="1218"/>
+            <w:tcW w:type="dxa" w:w="838"/>
           </w:tcPr>
           <w:p>
             <w:r>
@@ -23773,7 +23779,7 @@
         </w:tc>
         <w:tc>
           <w:tcPr>
-            <w:tcW w:type="dxa" w:w="1218"/>
+            <w:tcW w:type="dxa" w:w="838"/>
           </w:tcPr>
           <w:p>
             <w:r>
@@ -23786,7 +23792,7 @@
         </w:tc>
         <w:tc>
           <w:tcPr>
-            <w:tcW w:type="dxa" w:w="1218"/>
+            <w:tcW w:type="dxa" w:w="838"/>
           </w:tcPr>
           <w:p>
             <w:r>
@@ -23799,7 +23805,7 @@
         </w:tc>
         <w:tc>
           <w:tcPr>
-            <w:tcW w:type="dxa" w:w="1218"/>
+            <w:tcW w:type="dxa" w:w="838"/>
           </w:tcPr>
           <w:p>
             <w:r>
@@ -23812,7 +23818,7 @@
         </w:tc>
         <w:tc>
           <w:tcPr>
-            <w:tcW w:type="dxa" w:w="1218"/>
+            <w:tcW w:type="dxa" w:w="838"/>
           </w:tcPr>
           <w:p>
             <w:r>
@@ -23825,7 +23831,7 @@
         </w:tc>
         <w:tc>
           <w:tcPr>
-            <w:tcW w:type="dxa" w:w="1218"/>
+            <w:tcW w:type="dxa" w:w="838"/>
           </w:tcPr>
           <w:p>
             <w:r>
@@ -23838,7 +23844,7 @@
         </w:tc>
         <w:tc>
           <w:tcPr>
-            <w:tcW w:type="dxa" w:w="1218"/>
+            <w:tcW w:type="dxa" w:w="838"/>
           </w:tcPr>
           <w:p>
             <w:r>
@@ -23851,7 +23857,7 @@
         </w:tc>
         <w:tc>
           <w:tcPr>
-            <w:tcW w:type="dxa" w:w="1218"/>
+            <w:tcW w:type="dxa" w:w="838"/>
           </w:tcPr>
           <w:p>
             <w:r>
@@ -23864,7 +23870,7 @@
         </w:tc>
         <w:tc>
           <w:tcPr>
-            <w:tcW w:type="dxa" w:w="1218"/>
+            <w:tcW w:type="dxa" w:w="838"/>
           </w:tcPr>
           <w:p>
             <w:r>
@@ -23877,7 +23883,7 @@
         </w:tc>
         <w:tc>
           <w:tcPr>
-            <w:tcW w:type="dxa" w:w="1218"/>
+            <w:tcW w:type="dxa" w:w="838"/>
           </w:tcPr>
           <w:p>
             <w:r>
@@ -23890,7 +23896,7 @@
         </w:tc>
         <w:tc>
           <w:tcPr>
-            <w:tcW w:type="dxa" w:w="1218"/>
+            <w:tcW w:type="dxa" w:w="838"/>
           </w:tcPr>
           <w:p>
             <w:r>
@@ -23905,7 +23911,7 @@
       <w:tr>
         <w:tc>
           <w:tcPr>
-            <w:tcW w:type="dxa" w:w="1218"/>
+            <w:tcW w:type="dxa" w:w="838"/>
           </w:tcPr>
           <w:p>
             <w:r>
@@ -23918,7 +23924,7 @@
         </w:tc>
         <w:tc>
           <w:tcPr>
-            <w:tcW w:type="dxa" w:w="1218"/>
+            <w:tcW w:type="dxa" w:w="838"/>
           </w:tcPr>
           <w:p>
             <w:r>
@@ -23931,7 +23937,7 @@
         </w:tc>
         <w:tc>
           <w:tcPr>
-            <w:tcW w:type="dxa" w:w="1218"/>
+            <w:tcW w:type="dxa" w:w="838"/>
           </w:tcPr>
           <w:p>
             <w:r>
@@ -23944,7 +23950,7 @@
         </w:tc>
         <w:tc>
           <w:tcPr>
-            <w:tcW w:type="dxa" w:w="1218"/>
+            <w:tcW w:type="dxa" w:w="838"/>
           </w:tcPr>
           <w:p>
             <w:r>
@@ -23957,7 +23963,7 @@
         </w:tc>
         <w:tc>
           <w:tcPr>
-            <w:tcW w:type="dxa" w:w="1218"/>
+            <w:tcW w:type="dxa" w:w="838"/>
           </w:tcPr>
           <w:p>
             <w:r>
@@ -23970,7 +23976,7 @@
         </w:tc>
         <w:tc>
           <w:tcPr>
-            <w:tcW w:type="dxa" w:w="1218"/>
+            <w:tcW w:type="dxa" w:w="838"/>
           </w:tcPr>
           <w:p>
             <w:r>
@@ -23983,7 +23989,7 @@
         </w:tc>
         <w:tc>
           <w:tcPr>
-            <w:tcW w:type="dxa" w:w="1218"/>
+            <w:tcW w:type="dxa" w:w="838"/>
           </w:tcPr>
           <w:p>
             <w:r>
@@ -23996,7 +24002,7 @@
         </w:tc>
         <w:tc>
           <w:tcPr>
-            <w:tcW w:type="dxa" w:w="1218"/>
+            <w:tcW w:type="dxa" w:w="838"/>
           </w:tcPr>
           <w:p>
             <w:r>
@@ -24009,7 +24015,7 @@
         </w:tc>
         <w:tc>
           <w:tcPr>
-            <w:tcW w:type="dxa" w:w="1218"/>
+            <w:tcW w:type="dxa" w:w="838"/>
           </w:tcPr>
           <w:p>
             <w:r>
@@ -24022,7 +24028,7 @@
         </w:tc>
         <w:tc>
           <w:tcPr>
-            <w:tcW w:type="dxa" w:w="1218"/>
+            <w:tcW w:type="dxa" w:w="838"/>
           </w:tcPr>
           <w:p>
             <w:r>
@@ -24035,7 +24041,7 @@
         </w:tc>
         <w:tc>
           <w:tcPr>
-            <w:tcW w:type="dxa" w:w="1218"/>
+            <w:tcW w:type="dxa" w:w="838"/>
           </w:tcPr>
           <w:p>
             <w:r>
@@ -24048,7 +24054,7 @@
         </w:tc>
         <w:tc>
           <w:tcPr>
-            <w:tcW w:type="dxa" w:w="1218"/>
+            <w:tcW w:type="dxa" w:w="838"/>
           </w:tcPr>
           <w:p>
             <w:r>
@@ -24061,7 +24067,7 @@
         </w:tc>
         <w:tc>
           <w:tcPr>
-            <w:tcW w:type="dxa" w:w="1218"/>
+            <w:tcW w:type="dxa" w:w="838"/>
           </w:tcPr>
           <w:p>
             <w:r>
@@ -24076,7 +24082,7 @@
       <w:tr>
         <w:tc>
           <w:tcPr>
-            <w:tcW w:type="dxa" w:w="1218"/>
+            <w:tcW w:type="dxa" w:w="838"/>
           </w:tcPr>
           <w:p>
             <w:r>
@@ -24089,7 +24095,7 @@
         </w:tc>
         <w:tc>
           <w:tcPr>
-            <w:tcW w:type="dxa" w:w="1218"/>
+            <w:tcW w:type="dxa" w:w="838"/>
           </w:tcPr>
           <w:p>
             <w:r>
@@ -24102,7 +24108,7 @@
         </w:tc>
         <w:tc>
           <w:tcPr>
-            <w:tcW w:type="dxa" w:w="1218"/>
+            <w:tcW w:type="dxa" w:w="838"/>
           </w:tcPr>
           <w:p>
             <w:r>
@@ -24115,7 +24121,7 @@
         </w:tc>
         <w:tc>
           <w:tcPr>
-            <w:tcW w:type="dxa" w:w="1218"/>
+            <w:tcW w:type="dxa" w:w="838"/>
           </w:tcPr>
           <w:p>
             <w:r>
@@ -24128,7 +24134,7 @@
         </w:tc>
         <w:tc>
           <w:tcPr>
-            <w:tcW w:type="dxa" w:w="1218"/>
+            <w:tcW w:type="dxa" w:w="838"/>
           </w:tcPr>
           <w:p>
             <w:r>
@@ -24141,7 +24147,7 @@
         </w:tc>
         <w:tc>
           <w:tcPr>
-            <w:tcW w:type="dxa" w:w="1218"/>
+            <w:tcW w:type="dxa" w:w="838"/>
           </w:tcPr>
           <w:p>
             <w:r>
@@ -24154,7 +24160,7 @@
         </w:tc>
         <w:tc>
           <w:tcPr>
-            <w:tcW w:type="dxa" w:w="1218"/>
+            <w:tcW w:type="dxa" w:w="838"/>
           </w:tcPr>
           <w:p>
             <w:r>
@@ -24167,7 +24173,7 @@
         </w:tc>
         <w:tc>
           <w:tcPr>
-            <w:tcW w:type="dxa" w:w="1218"/>
+            <w:tcW w:type="dxa" w:w="838"/>
           </w:tcPr>
           <w:p>
             <w:r>
@@ -24180,7 +24186,7 @@
         </w:tc>
         <w:tc>
           <w:tcPr>
-            <w:tcW w:type="dxa" w:w="1218"/>
+            <w:tcW w:type="dxa" w:w="838"/>
           </w:tcPr>
           <w:p>
             <w:r>
@@ -24193,7 +24199,7 @@
         </w:tc>
         <w:tc>
           <w:tcPr>
-            <w:tcW w:type="dxa" w:w="1218"/>
+            <w:tcW w:type="dxa" w:w="838"/>
           </w:tcPr>
           <w:p>
             <w:r>
@@ -24206,7 +24212,7 @@
         </w:tc>
         <w:tc>
           <w:tcPr>
-            <w:tcW w:type="dxa" w:w="1218"/>
+            <w:tcW w:type="dxa" w:w="838"/>
           </w:tcPr>
           <w:p>
             <w:r>
@@ -24219,7 +24225,7 @@
         </w:tc>
         <w:tc>
           <w:tcPr>
-            <w:tcW w:type="dxa" w:w="1218"/>
+            <w:tcW w:type="dxa" w:w="838"/>
           </w:tcPr>
           <w:p>
             <w:r>
@@ -24232,7 +24238,7 @@
         </w:tc>
         <w:tc>
           <w:tcPr>
-            <w:tcW w:type="dxa" w:w="1218"/>
+            <w:tcW w:type="dxa" w:w="838"/>
           </w:tcPr>
           <w:p>
             <w:r>
@@ -24272,7 +24278,7 @@
       </w:r>
     </w:p>
     <w:sectPr>
-      <w:pgSz w:w="16838" w:h="11906" w:orient="landscape"/>
+      <w:pgSz w:w="11906" w:h="16838" w:orient="landscape"/>
       <w:pgMar w:top="576" w:right="504" w:bottom="576" w:left="504" w:header="283" w:footer="283" w:gutter="0"/>
       <w:cols w:space="720"/>
       <w:docGrid w:linePitch="360"/>

--- a/ACPOS_AIAPI-01_AI_API管理_Mother_Basic_Design_OPTIMIZED.docx
+++ b/ACPOS_AIAPI-01_AI_API管理_Mother_Basic_Design_OPTIMIZED.docx
@@ -20880,16 +20880,8 @@
     </w:p>
     <w:p>
       <w:pPr>
-        <w:pStyle w:val="Heading1"/>
-      </w:pPr>
-      <w:r>
-        <w:t>2026-09-21 Machine Authority Construction Closure / 機器權威施工綁定封板</w:t>
-      </w:r>
-    </w:p>
-    <w:p>
-      <w:pPr>
         <w:sectPr>
-          <w:pgSz w:w="16838" w:h="11906" w:orient="landscape"/>
+          <w:pgSz w:w="11906" w:h="16838" w:orient="landscape"/>
           <w:pgMar w:top="576" w:right="504" w:bottom="576" w:left="504" w:header="283" w:footer="283" w:gutter="0"/>
           <w:cols w:space="720"/>
           <w:docGrid w:linePitch="360"/>
@@ -20930,8 +20922,8 @@
         <w:tblLook w:firstColumn="1" w:firstRow="1" w:lastColumn="0" w:lastRow="0" w:noHBand="0" w:noVBand="1" w:val="04A0"/>
       </w:tblPr>
       <w:tblGrid>
-        <w:gridCol w:w="5449"/>
-        <w:gridCol w:w="5449"/>
+        <w:gridCol w:w="7915"/>
+        <w:gridCol w:w="7915"/>
       </w:tblGrid>
       <w:tr>
         <w:trPr>
@@ -20939,7 +20931,7 @@
         </w:trPr>
         <w:tc>
           <w:tcPr>
-            <w:tcW w:type="dxa" w:w="5449"/>
+            <w:tcW w:type="dxa" w:w="7915"/>
             <w:shd w:fill="EDE9FE"/>
           </w:tcPr>
           <w:p>
@@ -20953,7 +20945,7 @@
         </w:tc>
         <w:tc>
           <w:tcPr>
-            <w:tcW w:type="dxa" w:w="5449"/>
+            <w:tcW w:type="dxa" w:w="7915"/>
             <w:shd w:fill="EDE9FE"/>
           </w:tcPr>
           <w:p>
@@ -20969,7 +20961,7 @@
       <w:tr>
         <w:tc>
           <w:tcPr>
-            <w:tcW w:type="dxa" w:w="5449"/>
+            <w:tcW w:type="dxa" w:w="7915"/>
           </w:tcPr>
           <w:p>
             <w:r>
@@ -20982,7 +20974,7 @@
         </w:tc>
         <w:tc>
           <w:tcPr>
-            <w:tcW w:type="dxa" w:w="5449"/>
+            <w:tcW w:type="dxa" w:w="7915"/>
           </w:tcPr>
           <w:p>
             <w:r>
@@ -20997,7 +20989,7 @@
       <w:tr>
         <w:tc>
           <w:tcPr>
-            <w:tcW w:type="dxa" w:w="5449"/>
+            <w:tcW w:type="dxa" w:w="7915"/>
           </w:tcPr>
           <w:p>
             <w:r>
@@ -21010,7 +21002,7 @@
         </w:tc>
         <w:tc>
           <w:tcPr>
-            <w:tcW w:type="dxa" w:w="5449"/>
+            <w:tcW w:type="dxa" w:w="7915"/>
           </w:tcPr>
           <w:p>
             <w:r>
@@ -21025,7 +21017,7 @@
       <w:tr>
         <w:tc>
           <w:tcPr>
-            <w:tcW w:type="dxa" w:w="5449"/>
+            <w:tcW w:type="dxa" w:w="7915"/>
           </w:tcPr>
           <w:p>
             <w:r>
@@ -21038,7 +21030,7 @@
         </w:tc>
         <w:tc>
           <w:tcPr>
-            <w:tcW w:type="dxa" w:w="5449"/>
+            <w:tcW w:type="dxa" w:w="7915"/>
           </w:tcPr>
           <w:p>
             <w:r>
@@ -21053,7 +21045,7 @@
       <w:tr>
         <w:tc>
           <w:tcPr>
-            <w:tcW w:type="dxa" w:w="5449"/>
+            <w:tcW w:type="dxa" w:w="7915"/>
           </w:tcPr>
           <w:p>
             <w:r>
@@ -21066,7 +21058,7 @@
         </w:tc>
         <w:tc>
           <w:tcPr>
-            <w:tcW w:type="dxa" w:w="5449"/>
+            <w:tcW w:type="dxa" w:w="7915"/>
           </w:tcPr>
           <w:p>
             <w:r>
@@ -21081,7 +21073,7 @@
       <w:tr>
         <w:tc>
           <w:tcPr>
-            <w:tcW w:type="dxa" w:w="5449"/>
+            <w:tcW w:type="dxa" w:w="7915"/>
           </w:tcPr>
           <w:p>
             <w:r>
@@ -21094,7 +21086,7 @@
         </w:tc>
         <w:tc>
           <w:tcPr>
-            <w:tcW w:type="dxa" w:w="5449"/>
+            <w:tcW w:type="dxa" w:w="7915"/>
           </w:tcPr>
           <w:p>
             <w:r>
@@ -21109,7 +21101,7 @@
       <w:tr>
         <w:tc>
           <w:tcPr>
-            <w:tcW w:type="dxa" w:w="5449"/>
+            <w:tcW w:type="dxa" w:w="7915"/>
           </w:tcPr>
           <w:p>
             <w:r>
@@ -21122,7 +21114,7 @@
         </w:tc>
         <w:tc>
           <w:tcPr>
-            <w:tcW w:type="dxa" w:w="5449"/>
+            <w:tcW w:type="dxa" w:w="7915"/>
           </w:tcPr>
           <w:p>
             <w:r>
@@ -21142,19 +21134,19 @@
         <w:tblLook w:firstColumn="1" w:firstRow="1" w:lastColumn="0" w:lastRow="0" w:noHBand="0" w:noVBand="1" w:val="04A0"/>
       </w:tblPr>
       <w:tblGrid>
-        <w:gridCol w:w="838"/>
-        <w:gridCol w:w="838"/>
-        <w:gridCol w:w="838"/>
-        <w:gridCol w:w="838"/>
-        <w:gridCol w:w="838"/>
-        <w:gridCol w:w="838"/>
-        <w:gridCol w:w="838"/>
-        <w:gridCol w:w="838"/>
-        <w:gridCol w:w="838"/>
-        <w:gridCol w:w="838"/>
-        <w:gridCol w:w="838"/>
-        <w:gridCol w:w="838"/>
-        <w:gridCol w:w="838"/>
+        <w:gridCol w:w="1218"/>
+        <w:gridCol w:w="1218"/>
+        <w:gridCol w:w="1218"/>
+        <w:gridCol w:w="1218"/>
+        <w:gridCol w:w="1218"/>
+        <w:gridCol w:w="1218"/>
+        <w:gridCol w:w="1218"/>
+        <w:gridCol w:w="1218"/>
+        <w:gridCol w:w="1218"/>
+        <w:gridCol w:w="1218"/>
+        <w:gridCol w:w="1218"/>
+        <w:gridCol w:w="1218"/>
+        <w:gridCol w:w="1218"/>
       </w:tblGrid>
       <w:tr>
         <w:trPr>
@@ -21162,7 +21154,7 @@
         </w:trPr>
         <w:tc>
           <w:tcPr>
-            <w:tcW w:type="dxa" w:w="838"/>
+            <w:tcW w:type="dxa" w:w="1218"/>
             <w:shd w:fill="EDE9FE"/>
           </w:tcPr>
           <w:p>
@@ -21176,7 +21168,7 @@
         </w:tc>
         <w:tc>
           <w:tcPr>
-            <w:tcW w:type="dxa" w:w="838"/>
+            <w:tcW w:type="dxa" w:w="1218"/>
             <w:shd w:fill="EDE9FE"/>
           </w:tcPr>
           <w:p>
@@ -21190,7 +21182,7 @@
         </w:tc>
         <w:tc>
           <w:tcPr>
-            <w:tcW w:type="dxa" w:w="838"/>
+            <w:tcW w:type="dxa" w:w="1218"/>
             <w:shd w:fill="EDE9FE"/>
           </w:tcPr>
           <w:p>
@@ -21204,7 +21196,7 @@
         </w:tc>
         <w:tc>
           <w:tcPr>
-            <w:tcW w:type="dxa" w:w="838"/>
+            <w:tcW w:type="dxa" w:w="1218"/>
             <w:shd w:fill="EDE9FE"/>
           </w:tcPr>
           <w:p>
@@ -21218,7 +21210,7 @@
         </w:tc>
         <w:tc>
           <w:tcPr>
-            <w:tcW w:type="dxa" w:w="838"/>
+            <w:tcW w:type="dxa" w:w="1218"/>
             <w:shd w:fill="EDE9FE"/>
           </w:tcPr>
           <w:p>
@@ -21232,7 +21224,7 @@
         </w:tc>
         <w:tc>
           <w:tcPr>
-            <w:tcW w:type="dxa" w:w="838"/>
+            <w:tcW w:type="dxa" w:w="1218"/>
             <w:shd w:fill="EDE9FE"/>
           </w:tcPr>
           <w:p>
@@ -21246,7 +21238,7 @@
         </w:tc>
         <w:tc>
           <w:tcPr>
-            <w:tcW w:type="dxa" w:w="838"/>
+            <w:tcW w:type="dxa" w:w="1218"/>
             <w:shd w:fill="EDE9FE"/>
           </w:tcPr>
           <w:p>
@@ -21260,7 +21252,7 @@
         </w:tc>
         <w:tc>
           <w:tcPr>
-            <w:tcW w:type="dxa" w:w="838"/>
+            <w:tcW w:type="dxa" w:w="1218"/>
             <w:shd w:fill="EDE9FE"/>
           </w:tcPr>
           <w:p>
@@ -21274,7 +21266,7 @@
         </w:tc>
         <w:tc>
           <w:tcPr>
-            <w:tcW w:type="dxa" w:w="838"/>
+            <w:tcW w:type="dxa" w:w="1218"/>
             <w:shd w:fill="EDE9FE"/>
           </w:tcPr>
           <w:p>
@@ -21288,7 +21280,7 @@
         </w:tc>
         <w:tc>
           <w:tcPr>
-            <w:tcW w:type="dxa" w:w="838"/>
+            <w:tcW w:type="dxa" w:w="1218"/>
             <w:shd w:fill="EDE9FE"/>
           </w:tcPr>
           <w:p>
@@ -21302,7 +21294,7 @@
         </w:tc>
         <w:tc>
           <w:tcPr>
-            <w:tcW w:type="dxa" w:w="838"/>
+            <w:tcW w:type="dxa" w:w="1218"/>
             <w:shd w:fill="EDE9FE"/>
           </w:tcPr>
           <w:p>
@@ -21316,7 +21308,7 @@
         </w:tc>
         <w:tc>
           <w:tcPr>
-            <w:tcW w:type="dxa" w:w="838"/>
+            <w:tcW w:type="dxa" w:w="1218"/>
             <w:shd w:fill="EDE9FE"/>
           </w:tcPr>
           <w:p>
@@ -21330,7 +21322,7 @@
         </w:tc>
         <w:tc>
           <w:tcPr>
-            <w:tcW w:type="dxa" w:w="838"/>
+            <w:tcW w:type="dxa" w:w="1218"/>
             <w:shd w:fill="EDE9FE"/>
           </w:tcPr>
           <w:p>
@@ -21346,7 +21338,7 @@
       <w:tr>
         <w:tc>
           <w:tcPr>
-            <w:tcW w:type="dxa" w:w="838"/>
+            <w:tcW w:type="dxa" w:w="1218"/>
           </w:tcPr>
           <w:p>
             <w:r>
@@ -21359,7 +21351,7 @@
         </w:tc>
         <w:tc>
           <w:tcPr>
-            <w:tcW w:type="dxa" w:w="838"/>
+            <w:tcW w:type="dxa" w:w="1218"/>
           </w:tcPr>
           <w:p>
             <w:r>
@@ -21372,7 +21364,7 @@
         </w:tc>
         <w:tc>
           <w:tcPr>
-            <w:tcW w:type="dxa" w:w="838"/>
+            <w:tcW w:type="dxa" w:w="1218"/>
           </w:tcPr>
           <w:p>
             <w:r>
@@ -21385,7 +21377,7 @@
         </w:tc>
         <w:tc>
           <w:tcPr>
-            <w:tcW w:type="dxa" w:w="838"/>
+            <w:tcW w:type="dxa" w:w="1218"/>
           </w:tcPr>
           <w:p>
             <w:r>
@@ -21398,7 +21390,7 @@
         </w:tc>
         <w:tc>
           <w:tcPr>
-            <w:tcW w:type="dxa" w:w="838"/>
+            <w:tcW w:type="dxa" w:w="1218"/>
           </w:tcPr>
           <w:p>
             <w:r>
@@ -21411,7 +21403,7 @@
         </w:tc>
         <w:tc>
           <w:tcPr>
-            <w:tcW w:type="dxa" w:w="838"/>
+            <w:tcW w:type="dxa" w:w="1218"/>
           </w:tcPr>
           <w:p>
             <w:r>
@@ -21424,7 +21416,7 @@
         </w:tc>
         <w:tc>
           <w:tcPr>
-            <w:tcW w:type="dxa" w:w="838"/>
+            <w:tcW w:type="dxa" w:w="1218"/>
           </w:tcPr>
           <w:p>
             <w:r>
@@ -21437,7 +21429,7 @@
         </w:tc>
         <w:tc>
           <w:tcPr>
-            <w:tcW w:type="dxa" w:w="838"/>
+            <w:tcW w:type="dxa" w:w="1218"/>
           </w:tcPr>
           <w:p>
             <w:r>
@@ -21450,7 +21442,7 @@
         </w:tc>
         <w:tc>
           <w:tcPr>
-            <w:tcW w:type="dxa" w:w="838"/>
+            <w:tcW w:type="dxa" w:w="1218"/>
           </w:tcPr>
           <w:p>
             <w:r>
@@ -21463,7 +21455,7 @@
         </w:tc>
         <w:tc>
           <w:tcPr>
-            <w:tcW w:type="dxa" w:w="838"/>
+            <w:tcW w:type="dxa" w:w="1218"/>
           </w:tcPr>
           <w:p>
             <w:r>
@@ -21476,7 +21468,7 @@
         </w:tc>
         <w:tc>
           <w:tcPr>
-            <w:tcW w:type="dxa" w:w="838"/>
+            <w:tcW w:type="dxa" w:w="1218"/>
           </w:tcPr>
           <w:p>
             <w:r>
@@ -21489,7 +21481,7 @@
         </w:tc>
         <w:tc>
           <w:tcPr>
-            <w:tcW w:type="dxa" w:w="838"/>
+            <w:tcW w:type="dxa" w:w="1218"/>
           </w:tcPr>
           <w:p>
             <w:r>
@@ -21502,7 +21494,7 @@
         </w:tc>
         <w:tc>
           <w:tcPr>
-            <w:tcW w:type="dxa" w:w="838"/>
+            <w:tcW w:type="dxa" w:w="1218"/>
           </w:tcPr>
           <w:p>
             <w:r>
@@ -21517,7 +21509,7 @@
       <w:tr>
         <w:tc>
           <w:tcPr>
-            <w:tcW w:type="dxa" w:w="838"/>
+            <w:tcW w:type="dxa" w:w="1218"/>
           </w:tcPr>
           <w:p>
             <w:r>
@@ -21530,7 +21522,7 @@
         </w:tc>
         <w:tc>
           <w:tcPr>
-            <w:tcW w:type="dxa" w:w="838"/>
+            <w:tcW w:type="dxa" w:w="1218"/>
           </w:tcPr>
           <w:p>
             <w:r>
@@ -21543,7 +21535,7 @@
         </w:tc>
         <w:tc>
           <w:tcPr>
-            <w:tcW w:type="dxa" w:w="838"/>
+            <w:tcW w:type="dxa" w:w="1218"/>
           </w:tcPr>
           <w:p>
             <w:r>
@@ -21556,7 +21548,7 @@
         </w:tc>
         <w:tc>
           <w:tcPr>
-            <w:tcW w:type="dxa" w:w="838"/>
+            <w:tcW w:type="dxa" w:w="1218"/>
           </w:tcPr>
           <w:p>
             <w:r>
@@ -21569,7 +21561,7 @@
         </w:tc>
         <w:tc>
           <w:tcPr>
-            <w:tcW w:type="dxa" w:w="838"/>
+            <w:tcW w:type="dxa" w:w="1218"/>
           </w:tcPr>
           <w:p>
             <w:r>
@@ -21582,7 +21574,7 @@
         </w:tc>
         <w:tc>
           <w:tcPr>
-            <w:tcW w:type="dxa" w:w="838"/>
+            <w:tcW w:type="dxa" w:w="1218"/>
           </w:tcPr>
           <w:p>
             <w:r>
@@ -21595,7 +21587,7 @@
         </w:tc>
         <w:tc>
           <w:tcPr>
-            <w:tcW w:type="dxa" w:w="838"/>
+            <w:tcW w:type="dxa" w:w="1218"/>
           </w:tcPr>
           <w:p>
             <w:r>
@@ -21608,7 +21600,7 @@
         </w:tc>
         <w:tc>
           <w:tcPr>
-            <w:tcW w:type="dxa" w:w="838"/>
+            <w:tcW w:type="dxa" w:w="1218"/>
           </w:tcPr>
           <w:p>
             <w:r>
@@ -21621,7 +21613,7 @@
         </w:tc>
         <w:tc>
           <w:tcPr>
-            <w:tcW w:type="dxa" w:w="838"/>
+            <w:tcW w:type="dxa" w:w="1218"/>
           </w:tcPr>
           <w:p>
             <w:r>
@@ -21634,7 +21626,7 @@
         </w:tc>
         <w:tc>
           <w:tcPr>
-            <w:tcW w:type="dxa" w:w="838"/>
+            <w:tcW w:type="dxa" w:w="1218"/>
           </w:tcPr>
           <w:p>
             <w:r>
@@ -21647,7 +21639,7 @@
         </w:tc>
         <w:tc>
           <w:tcPr>
-            <w:tcW w:type="dxa" w:w="838"/>
+            <w:tcW w:type="dxa" w:w="1218"/>
           </w:tcPr>
           <w:p>
             <w:r>
@@ -21660,7 +21652,7 @@
         </w:tc>
         <w:tc>
           <w:tcPr>
-            <w:tcW w:type="dxa" w:w="838"/>
+            <w:tcW w:type="dxa" w:w="1218"/>
           </w:tcPr>
           <w:p>
             <w:r>
@@ -21673,7 +21665,7 @@
         </w:tc>
         <w:tc>
           <w:tcPr>
-            <w:tcW w:type="dxa" w:w="838"/>
+            <w:tcW w:type="dxa" w:w="1218"/>
           </w:tcPr>
           <w:p>
             <w:r>
@@ -21688,7 +21680,7 @@
       <w:tr>
         <w:tc>
           <w:tcPr>
-            <w:tcW w:type="dxa" w:w="838"/>
+            <w:tcW w:type="dxa" w:w="1218"/>
           </w:tcPr>
           <w:p>
             <w:r>
@@ -21701,7 +21693,7 @@
         </w:tc>
         <w:tc>
           <w:tcPr>
-            <w:tcW w:type="dxa" w:w="838"/>
+            <w:tcW w:type="dxa" w:w="1218"/>
           </w:tcPr>
           <w:p>
             <w:r>
@@ -21714,7 +21706,7 @@
         </w:tc>
         <w:tc>
           <w:tcPr>
-            <w:tcW w:type="dxa" w:w="838"/>
+            <w:tcW w:type="dxa" w:w="1218"/>
           </w:tcPr>
           <w:p>
             <w:r>
@@ -21727,7 +21719,7 @@
         </w:tc>
         <w:tc>
           <w:tcPr>
-            <w:tcW w:type="dxa" w:w="838"/>
+            <w:tcW w:type="dxa" w:w="1218"/>
           </w:tcPr>
           <w:p>
             <w:r>
@@ -21740,7 +21732,7 @@
         </w:tc>
         <w:tc>
           <w:tcPr>
-            <w:tcW w:type="dxa" w:w="838"/>
+            <w:tcW w:type="dxa" w:w="1218"/>
           </w:tcPr>
           <w:p>
             <w:r>
@@ -21753,7 +21745,7 @@
         </w:tc>
         <w:tc>
           <w:tcPr>
-            <w:tcW w:type="dxa" w:w="838"/>
+            <w:tcW w:type="dxa" w:w="1218"/>
           </w:tcPr>
           <w:p>
             <w:r>
@@ -21766,7 +21758,7 @@
         </w:tc>
         <w:tc>
           <w:tcPr>
-            <w:tcW w:type="dxa" w:w="838"/>
+            <w:tcW w:type="dxa" w:w="1218"/>
           </w:tcPr>
           <w:p>
             <w:r>
@@ -21779,7 +21771,7 @@
         </w:tc>
         <w:tc>
           <w:tcPr>
-            <w:tcW w:type="dxa" w:w="838"/>
+            <w:tcW w:type="dxa" w:w="1218"/>
           </w:tcPr>
           <w:p>
             <w:r>
@@ -21792,7 +21784,7 @@
         </w:tc>
         <w:tc>
           <w:tcPr>
-            <w:tcW w:type="dxa" w:w="838"/>
+            <w:tcW w:type="dxa" w:w="1218"/>
           </w:tcPr>
           <w:p>
             <w:r>
@@ -21805,7 +21797,7 @@
         </w:tc>
         <w:tc>
           <w:tcPr>
-            <w:tcW w:type="dxa" w:w="838"/>
+            <w:tcW w:type="dxa" w:w="1218"/>
           </w:tcPr>
           <w:p>
             <w:r>
@@ -21818,7 +21810,7 @@
         </w:tc>
         <w:tc>
           <w:tcPr>
-            <w:tcW w:type="dxa" w:w="838"/>
+            <w:tcW w:type="dxa" w:w="1218"/>
           </w:tcPr>
           <w:p>
             <w:r>
@@ -21831,7 +21823,7 @@
         </w:tc>
         <w:tc>
           <w:tcPr>
-            <w:tcW w:type="dxa" w:w="838"/>
+            <w:tcW w:type="dxa" w:w="1218"/>
           </w:tcPr>
           <w:p>
             <w:r>
@@ -21844,7 +21836,7 @@
         </w:tc>
         <w:tc>
           <w:tcPr>
-            <w:tcW w:type="dxa" w:w="838"/>
+            <w:tcW w:type="dxa" w:w="1218"/>
           </w:tcPr>
           <w:p>
             <w:r>
@@ -21859,7 +21851,7 @@
       <w:tr>
         <w:tc>
           <w:tcPr>
-            <w:tcW w:type="dxa" w:w="838"/>
+            <w:tcW w:type="dxa" w:w="1218"/>
           </w:tcPr>
           <w:p>
             <w:r>
@@ -21872,7 +21864,7 @@
         </w:tc>
         <w:tc>
           <w:tcPr>
-            <w:tcW w:type="dxa" w:w="838"/>
+            <w:tcW w:type="dxa" w:w="1218"/>
           </w:tcPr>
           <w:p>
             <w:r>
@@ -21885,7 +21877,7 @@
         </w:tc>
         <w:tc>
           <w:tcPr>
-            <w:tcW w:type="dxa" w:w="838"/>
+            <w:tcW w:type="dxa" w:w="1218"/>
           </w:tcPr>
           <w:p>
             <w:r>
@@ -21898,7 +21890,7 @@
         </w:tc>
         <w:tc>
           <w:tcPr>
-            <w:tcW w:type="dxa" w:w="838"/>
+            <w:tcW w:type="dxa" w:w="1218"/>
           </w:tcPr>
           <w:p>
             <w:r>
@@ -21911,7 +21903,7 @@
         </w:tc>
         <w:tc>
           <w:tcPr>
-            <w:tcW w:type="dxa" w:w="838"/>
+            <w:tcW w:type="dxa" w:w="1218"/>
           </w:tcPr>
           <w:p>
             <w:r>
@@ -21924,7 +21916,7 @@
         </w:tc>
         <w:tc>
           <w:tcPr>
-            <w:tcW w:type="dxa" w:w="838"/>
+            <w:tcW w:type="dxa" w:w="1218"/>
           </w:tcPr>
           <w:p>
             <w:r>
@@ -21937,7 +21929,7 @@
         </w:tc>
         <w:tc>
           <w:tcPr>
-            <w:tcW w:type="dxa" w:w="838"/>
+            <w:tcW w:type="dxa" w:w="1218"/>
           </w:tcPr>
           <w:p>
             <w:r>
@@ -21950,7 +21942,7 @@
         </w:tc>
         <w:tc>
           <w:tcPr>
-            <w:tcW w:type="dxa" w:w="838"/>
+            <w:tcW w:type="dxa" w:w="1218"/>
           </w:tcPr>
           <w:p>
             <w:r>
@@ -21963,7 +21955,7 @@
         </w:tc>
         <w:tc>
           <w:tcPr>
-            <w:tcW w:type="dxa" w:w="838"/>
+            <w:tcW w:type="dxa" w:w="1218"/>
           </w:tcPr>
           <w:p>
             <w:r>
@@ -21976,7 +21968,7 @@
         </w:tc>
         <w:tc>
           <w:tcPr>
-            <w:tcW w:type="dxa" w:w="838"/>
+            <w:tcW w:type="dxa" w:w="1218"/>
           </w:tcPr>
           <w:p>
             <w:r>
@@ -21989,7 +21981,7 @@
         </w:tc>
         <w:tc>
           <w:tcPr>
-            <w:tcW w:type="dxa" w:w="838"/>
+            <w:tcW w:type="dxa" w:w="1218"/>
           </w:tcPr>
           <w:p>
             <w:r>
@@ -22002,7 +21994,7 @@
         </w:tc>
         <w:tc>
           <w:tcPr>
-            <w:tcW w:type="dxa" w:w="838"/>
+            <w:tcW w:type="dxa" w:w="1218"/>
           </w:tcPr>
           <w:p>
             <w:r>
@@ -22015,7 +22007,7 @@
         </w:tc>
         <w:tc>
           <w:tcPr>
-            <w:tcW w:type="dxa" w:w="838"/>
+            <w:tcW w:type="dxa" w:w="1218"/>
           </w:tcPr>
           <w:p>
             <w:r>
@@ -22030,7 +22022,7 @@
       <w:tr>
         <w:tc>
           <w:tcPr>
-            <w:tcW w:type="dxa" w:w="838"/>
+            <w:tcW w:type="dxa" w:w="1218"/>
           </w:tcPr>
           <w:p>
             <w:r>
@@ -22043,7 +22035,7 @@
         </w:tc>
         <w:tc>
           <w:tcPr>
-            <w:tcW w:type="dxa" w:w="838"/>
+            <w:tcW w:type="dxa" w:w="1218"/>
           </w:tcPr>
           <w:p>
             <w:r>
@@ -22056,7 +22048,7 @@
         </w:tc>
         <w:tc>
           <w:tcPr>
-            <w:tcW w:type="dxa" w:w="838"/>
+            <w:tcW w:type="dxa" w:w="1218"/>
           </w:tcPr>
           <w:p>
             <w:r>
@@ -22069,7 +22061,7 @@
         </w:tc>
         <w:tc>
           <w:tcPr>
-            <w:tcW w:type="dxa" w:w="838"/>
+            <w:tcW w:type="dxa" w:w="1218"/>
           </w:tcPr>
           <w:p>
             <w:r>
@@ -22082,7 +22074,7 @@
         </w:tc>
         <w:tc>
           <w:tcPr>
-            <w:tcW w:type="dxa" w:w="838"/>
+            <w:tcW w:type="dxa" w:w="1218"/>
           </w:tcPr>
           <w:p>
             <w:r>
@@ -22095,7 +22087,7 @@
         </w:tc>
         <w:tc>
           <w:tcPr>
-            <w:tcW w:type="dxa" w:w="838"/>
+            <w:tcW w:type="dxa" w:w="1218"/>
           </w:tcPr>
           <w:p>
             <w:r>
@@ -22108,7 +22100,7 @@
         </w:tc>
         <w:tc>
           <w:tcPr>
-            <w:tcW w:type="dxa" w:w="838"/>
+            <w:tcW w:type="dxa" w:w="1218"/>
           </w:tcPr>
           <w:p>
             <w:r>
@@ -22121,7 +22113,7 @@
         </w:tc>
         <w:tc>
           <w:tcPr>
-            <w:tcW w:type="dxa" w:w="838"/>
+            <w:tcW w:type="dxa" w:w="1218"/>
           </w:tcPr>
           <w:p>
             <w:r>
@@ -22134,7 +22126,7 @@
         </w:tc>
         <w:tc>
           <w:tcPr>
-            <w:tcW w:type="dxa" w:w="838"/>
+            <w:tcW w:type="dxa" w:w="1218"/>
           </w:tcPr>
           <w:p>
             <w:r>
@@ -22147,7 +22139,7 @@
         </w:tc>
         <w:tc>
           <w:tcPr>
-            <w:tcW w:type="dxa" w:w="838"/>
+            <w:tcW w:type="dxa" w:w="1218"/>
           </w:tcPr>
           <w:p>
             <w:r>
@@ -22160,7 +22152,7 @@
         </w:tc>
         <w:tc>
           <w:tcPr>
-            <w:tcW w:type="dxa" w:w="838"/>
+            <w:tcW w:type="dxa" w:w="1218"/>
           </w:tcPr>
           <w:p>
             <w:r>
@@ -22173,7 +22165,7 @@
         </w:tc>
         <w:tc>
           <w:tcPr>
-            <w:tcW w:type="dxa" w:w="838"/>
+            <w:tcW w:type="dxa" w:w="1218"/>
           </w:tcPr>
           <w:p>
             <w:r>
@@ -22186,7 +22178,7 @@
         </w:tc>
         <w:tc>
           <w:tcPr>
-            <w:tcW w:type="dxa" w:w="838"/>
+            <w:tcW w:type="dxa" w:w="1218"/>
           </w:tcPr>
           <w:p>
             <w:r>
@@ -22201,7 +22193,7 @@
       <w:tr>
         <w:tc>
           <w:tcPr>
-            <w:tcW w:type="dxa" w:w="838"/>
+            <w:tcW w:type="dxa" w:w="1218"/>
           </w:tcPr>
           <w:p>
             <w:r>
@@ -22214,7 +22206,7 @@
         </w:tc>
         <w:tc>
           <w:tcPr>
-            <w:tcW w:type="dxa" w:w="838"/>
+            <w:tcW w:type="dxa" w:w="1218"/>
           </w:tcPr>
           <w:p>
             <w:r>
@@ -22227,7 +22219,7 @@
         </w:tc>
         <w:tc>
           <w:tcPr>
-            <w:tcW w:type="dxa" w:w="838"/>
+            <w:tcW w:type="dxa" w:w="1218"/>
           </w:tcPr>
           <w:p>
             <w:r>
@@ -22240,7 +22232,7 @@
         </w:tc>
         <w:tc>
           <w:tcPr>
-            <w:tcW w:type="dxa" w:w="838"/>
+            <w:tcW w:type="dxa" w:w="1218"/>
           </w:tcPr>
           <w:p>
             <w:r>
@@ -22253,7 +22245,7 @@
         </w:tc>
         <w:tc>
           <w:tcPr>
-            <w:tcW w:type="dxa" w:w="838"/>
+            <w:tcW w:type="dxa" w:w="1218"/>
           </w:tcPr>
           <w:p>
             <w:r>
@@ -22266,7 +22258,7 @@
         </w:tc>
         <w:tc>
           <w:tcPr>
-            <w:tcW w:type="dxa" w:w="838"/>
+            <w:tcW w:type="dxa" w:w="1218"/>
           </w:tcPr>
           <w:p>
             <w:r>
@@ -22279,7 +22271,7 @@
         </w:tc>
         <w:tc>
           <w:tcPr>
-            <w:tcW w:type="dxa" w:w="838"/>
+            <w:tcW w:type="dxa" w:w="1218"/>
           </w:tcPr>
           <w:p>
             <w:r>
@@ -22292,7 +22284,7 @@
         </w:tc>
         <w:tc>
           <w:tcPr>
-            <w:tcW w:type="dxa" w:w="838"/>
+            <w:tcW w:type="dxa" w:w="1218"/>
           </w:tcPr>
           <w:p>
             <w:r>
@@ -22305,7 +22297,7 @@
         </w:tc>
         <w:tc>
           <w:tcPr>
-            <w:tcW w:type="dxa" w:w="838"/>
+            <w:tcW w:type="dxa" w:w="1218"/>
           </w:tcPr>
           <w:p>
             <w:r>
@@ -22318,7 +22310,7 @@
         </w:tc>
         <w:tc>
           <w:tcPr>
-            <w:tcW w:type="dxa" w:w="838"/>
+            <w:tcW w:type="dxa" w:w="1218"/>
           </w:tcPr>
           <w:p>
             <w:r>
@@ -22331,7 +22323,7 @@
         </w:tc>
         <w:tc>
           <w:tcPr>
-            <w:tcW w:type="dxa" w:w="838"/>
+            <w:tcW w:type="dxa" w:w="1218"/>
           </w:tcPr>
           <w:p>
             <w:r>
@@ -22344,7 +22336,7 @@
         </w:tc>
         <w:tc>
           <w:tcPr>
-            <w:tcW w:type="dxa" w:w="838"/>
+            <w:tcW w:type="dxa" w:w="1218"/>
           </w:tcPr>
           <w:p>
             <w:r>
@@ -22357,7 +22349,7 @@
         </w:tc>
         <w:tc>
           <w:tcPr>
-            <w:tcW w:type="dxa" w:w="838"/>
+            <w:tcW w:type="dxa" w:w="1218"/>
           </w:tcPr>
           <w:p>
             <w:r>
@@ -22372,7 +22364,7 @@
       <w:tr>
         <w:tc>
           <w:tcPr>
-            <w:tcW w:type="dxa" w:w="838"/>
+            <w:tcW w:type="dxa" w:w="1218"/>
           </w:tcPr>
           <w:p>
             <w:r>
@@ -22385,7 +22377,7 @@
         </w:tc>
         <w:tc>
           <w:tcPr>
-            <w:tcW w:type="dxa" w:w="838"/>
+            <w:tcW w:type="dxa" w:w="1218"/>
           </w:tcPr>
           <w:p>
             <w:r>
@@ -22398,7 +22390,7 @@
         </w:tc>
         <w:tc>
           <w:tcPr>
-            <w:tcW w:type="dxa" w:w="838"/>
+            <w:tcW w:type="dxa" w:w="1218"/>
           </w:tcPr>
           <w:p>
             <w:r>
@@ -22411,7 +22403,7 @@
         </w:tc>
         <w:tc>
           <w:tcPr>
-            <w:tcW w:type="dxa" w:w="838"/>
+            <w:tcW w:type="dxa" w:w="1218"/>
           </w:tcPr>
           <w:p>
             <w:r>
@@ -22424,7 +22416,7 @@
         </w:tc>
         <w:tc>
           <w:tcPr>
-            <w:tcW w:type="dxa" w:w="838"/>
+            <w:tcW w:type="dxa" w:w="1218"/>
           </w:tcPr>
           <w:p>
             <w:r>
@@ -22437,7 +22429,7 @@
         </w:tc>
         <w:tc>
           <w:tcPr>
-            <w:tcW w:type="dxa" w:w="838"/>
+            <w:tcW w:type="dxa" w:w="1218"/>
           </w:tcPr>
           <w:p>
             <w:r>
@@ -22450,7 +22442,7 @@
         </w:tc>
         <w:tc>
           <w:tcPr>
-            <w:tcW w:type="dxa" w:w="838"/>
+            <w:tcW w:type="dxa" w:w="1218"/>
           </w:tcPr>
           <w:p>
             <w:r>
@@ -22463,7 +22455,7 @@
         </w:tc>
         <w:tc>
           <w:tcPr>
-            <w:tcW w:type="dxa" w:w="838"/>
+            <w:tcW w:type="dxa" w:w="1218"/>
           </w:tcPr>
           <w:p>
             <w:r>
@@ -22476,7 +22468,7 @@
         </w:tc>
         <w:tc>
           <w:tcPr>
-            <w:tcW w:type="dxa" w:w="838"/>
+            <w:tcW w:type="dxa" w:w="1218"/>
           </w:tcPr>
           <w:p>
             <w:r>
@@ -22489,7 +22481,7 @@
         </w:tc>
         <w:tc>
           <w:tcPr>
-            <w:tcW w:type="dxa" w:w="838"/>
+            <w:tcW w:type="dxa" w:w="1218"/>
           </w:tcPr>
           <w:p>
             <w:r>
@@ -22502,7 +22494,7 @@
         </w:tc>
         <w:tc>
           <w:tcPr>
-            <w:tcW w:type="dxa" w:w="838"/>
+            <w:tcW w:type="dxa" w:w="1218"/>
           </w:tcPr>
           <w:p>
             <w:r>
@@ -22515,7 +22507,7 @@
         </w:tc>
         <w:tc>
           <w:tcPr>
-            <w:tcW w:type="dxa" w:w="838"/>
+            <w:tcW w:type="dxa" w:w="1218"/>
           </w:tcPr>
           <w:p>
             <w:r>
@@ -22528,7 +22520,7 @@
         </w:tc>
         <w:tc>
           <w:tcPr>
-            <w:tcW w:type="dxa" w:w="838"/>
+            <w:tcW w:type="dxa" w:w="1218"/>
           </w:tcPr>
           <w:p>
             <w:r>
@@ -22543,7 +22535,7 @@
       <w:tr>
         <w:tc>
           <w:tcPr>
-            <w:tcW w:type="dxa" w:w="838"/>
+            <w:tcW w:type="dxa" w:w="1218"/>
           </w:tcPr>
           <w:p>
             <w:r>
@@ -22556,7 +22548,7 @@
         </w:tc>
         <w:tc>
           <w:tcPr>
-            <w:tcW w:type="dxa" w:w="838"/>
+            <w:tcW w:type="dxa" w:w="1218"/>
           </w:tcPr>
           <w:p>
             <w:r>
@@ -22569,7 +22561,7 @@
         </w:tc>
         <w:tc>
           <w:tcPr>
-            <w:tcW w:type="dxa" w:w="838"/>
+            <w:tcW w:type="dxa" w:w="1218"/>
           </w:tcPr>
           <w:p>
             <w:r>
@@ -22582,7 +22574,7 @@
         </w:tc>
         <w:tc>
           <w:tcPr>
-            <w:tcW w:type="dxa" w:w="838"/>
+            <w:tcW w:type="dxa" w:w="1218"/>
           </w:tcPr>
           <w:p>
             <w:r>
@@ -22595,7 +22587,7 @@
         </w:tc>
         <w:tc>
           <w:tcPr>
-            <w:tcW w:type="dxa" w:w="838"/>
+            <w:tcW w:type="dxa" w:w="1218"/>
           </w:tcPr>
           <w:p>
             <w:r>
@@ -22608,7 +22600,7 @@
         </w:tc>
         <w:tc>
           <w:tcPr>
-            <w:tcW w:type="dxa" w:w="838"/>
+            <w:tcW w:type="dxa" w:w="1218"/>
           </w:tcPr>
           <w:p>
             <w:r>
@@ -22621,7 +22613,7 @@
         </w:tc>
         <w:tc>
           <w:tcPr>
-            <w:tcW w:type="dxa" w:w="838"/>
+            <w:tcW w:type="dxa" w:w="1218"/>
           </w:tcPr>
           <w:p>
             <w:r>
@@ -22634,7 +22626,7 @@
         </w:tc>
         <w:tc>
           <w:tcPr>
-            <w:tcW w:type="dxa" w:w="838"/>
+            <w:tcW w:type="dxa" w:w="1218"/>
           </w:tcPr>
           <w:p>
             <w:r>
@@ -22647,7 +22639,7 @@
         </w:tc>
         <w:tc>
           <w:tcPr>
-            <w:tcW w:type="dxa" w:w="838"/>
+            <w:tcW w:type="dxa" w:w="1218"/>
           </w:tcPr>
           <w:p>
             <w:r>
@@ -22660,7 +22652,7 @@
         </w:tc>
         <w:tc>
           <w:tcPr>
-            <w:tcW w:type="dxa" w:w="838"/>
+            <w:tcW w:type="dxa" w:w="1218"/>
           </w:tcPr>
           <w:p>
             <w:r>
@@ -22673,7 +22665,7 @@
         </w:tc>
         <w:tc>
           <w:tcPr>
-            <w:tcW w:type="dxa" w:w="838"/>
+            <w:tcW w:type="dxa" w:w="1218"/>
           </w:tcPr>
           <w:p>
             <w:r>
@@ -22686,7 +22678,7 @@
         </w:tc>
         <w:tc>
           <w:tcPr>
-            <w:tcW w:type="dxa" w:w="838"/>
+            <w:tcW w:type="dxa" w:w="1218"/>
           </w:tcPr>
           <w:p>
             <w:r>
@@ -22699,7 +22691,7 @@
         </w:tc>
         <w:tc>
           <w:tcPr>
-            <w:tcW w:type="dxa" w:w="838"/>
+            <w:tcW w:type="dxa" w:w="1218"/>
           </w:tcPr>
           <w:p>
             <w:r>
@@ -22714,7 +22706,7 @@
       <w:tr>
         <w:tc>
           <w:tcPr>
-            <w:tcW w:type="dxa" w:w="838"/>
+            <w:tcW w:type="dxa" w:w="1218"/>
           </w:tcPr>
           <w:p>
             <w:r>
@@ -22727,7 +22719,7 @@
         </w:tc>
         <w:tc>
           <w:tcPr>
-            <w:tcW w:type="dxa" w:w="838"/>
+            <w:tcW w:type="dxa" w:w="1218"/>
           </w:tcPr>
           <w:p>
             <w:r>
@@ -22740,7 +22732,7 @@
         </w:tc>
         <w:tc>
           <w:tcPr>
-            <w:tcW w:type="dxa" w:w="838"/>
+            <w:tcW w:type="dxa" w:w="1218"/>
           </w:tcPr>
           <w:p>
             <w:r>
@@ -22753,7 +22745,7 @@
         </w:tc>
         <w:tc>
           <w:tcPr>
-            <w:tcW w:type="dxa" w:w="838"/>
+            <w:tcW w:type="dxa" w:w="1218"/>
           </w:tcPr>
           <w:p>
             <w:r>
@@ -22766,7 +22758,7 @@
         </w:tc>
         <w:tc>
           <w:tcPr>
-            <w:tcW w:type="dxa" w:w="838"/>
+            <w:tcW w:type="dxa" w:w="1218"/>
           </w:tcPr>
           <w:p>
             <w:r>
@@ -22779,7 +22771,7 @@
         </w:tc>
         <w:tc>
           <w:tcPr>
-            <w:tcW w:type="dxa" w:w="838"/>
+            <w:tcW w:type="dxa" w:w="1218"/>
           </w:tcPr>
           <w:p>
             <w:r>
@@ -22792,7 +22784,7 @@
         </w:tc>
         <w:tc>
           <w:tcPr>
-            <w:tcW w:type="dxa" w:w="838"/>
+            <w:tcW w:type="dxa" w:w="1218"/>
           </w:tcPr>
           <w:p>
             <w:r>
@@ -22805,7 +22797,7 @@
         </w:tc>
         <w:tc>
           <w:tcPr>
-            <w:tcW w:type="dxa" w:w="838"/>
+            <w:tcW w:type="dxa" w:w="1218"/>
           </w:tcPr>
           <w:p>
             <w:r>
@@ -22818,7 +22810,7 @@
         </w:tc>
         <w:tc>
           <w:tcPr>
-            <w:tcW w:type="dxa" w:w="838"/>
+            <w:tcW w:type="dxa" w:w="1218"/>
           </w:tcPr>
           <w:p>
             <w:r>
@@ -22831,7 +22823,7 @@
         </w:tc>
         <w:tc>
           <w:tcPr>
-            <w:tcW w:type="dxa" w:w="838"/>
+            <w:tcW w:type="dxa" w:w="1218"/>
           </w:tcPr>
           <w:p>
             <w:r>
@@ -22844,7 +22836,7 @@
         </w:tc>
         <w:tc>
           <w:tcPr>
-            <w:tcW w:type="dxa" w:w="838"/>
+            <w:tcW w:type="dxa" w:w="1218"/>
           </w:tcPr>
           <w:p>
             <w:r>
@@ -22857,7 +22849,7 @@
         </w:tc>
         <w:tc>
           <w:tcPr>
-            <w:tcW w:type="dxa" w:w="838"/>
+            <w:tcW w:type="dxa" w:w="1218"/>
           </w:tcPr>
           <w:p>
             <w:r>
@@ -22870,7 +22862,7 @@
         </w:tc>
         <w:tc>
           <w:tcPr>
-            <w:tcW w:type="dxa" w:w="838"/>
+            <w:tcW w:type="dxa" w:w="1218"/>
           </w:tcPr>
           <w:p>
             <w:r>
@@ -22885,7 +22877,7 @@
       <w:tr>
         <w:tc>
           <w:tcPr>
-            <w:tcW w:type="dxa" w:w="838"/>
+            <w:tcW w:type="dxa" w:w="1218"/>
           </w:tcPr>
           <w:p>
             <w:r>
@@ -22898,7 +22890,7 @@
         </w:tc>
         <w:tc>
           <w:tcPr>
-            <w:tcW w:type="dxa" w:w="838"/>
+            <w:tcW w:type="dxa" w:w="1218"/>
           </w:tcPr>
           <w:p>
             <w:r>
@@ -22911,7 +22903,7 @@
         </w:tc>
         <w:tc>
           <w:tcPr>
-            <w:tcW w:type="dxa" w:w="838"/>
+            <w:tcW w:type="dxa" w:w="1218"/>
           </w:tcPr>
           <w:p>
             <w:r>
@@ -22924,7 +22916,7 @@
         </w:tc>
         <w:tc>
           <w:tcPr>
-            <w:tcW w:type="dxa" w:w="838"/>
+            <w:tcW w:type="dxa" w:w="1218"/>
           </w:tcPr>
           <w:p>
             <w:r>
@@ -22937,7 +22929,7 @@
         </w:tc>
         <w:tc>
           <w:tcPr>
-            <w:tcW w:type="dxa" w:w="838"/>
+            <w:tcW w:type="dxa" w:w="1218"/>
           </w:tcPr>
           <w:p>
             <w:r>
@@ -22950,7 +22942,7 @@
         </w:tc>
         <w:tc>
           <w:tcPr>
-            <w:tcW w:type="dxa" w:w="838"/>
+            <w:tcW w:type="dxa" w:w="1218"/>
           </w:tcPr>
           <w:p>
             <w:r>
@@ -22963,7 +22955,7 @@
         </w:tc>
         <w:tc>
           <w:tcPr>
-            <w:tcW w:type="dxa" w:w="838"/>
+            <w:tcW w:type="dxa" w:w="1218"/>
           </w:tcPr>
           <w:p>
             <w:r>
@@ -22976,7 +22968,7 @@
         </w:tc>
         <w:tc>
           <w:tcPr>
-            <w:tcW w:type="dxa" w:w="838"/>
+            <w:tcW w:type="dxa" w:w="1218"/>
           </w:tcPr>
           <w:p>
             <w:r>
@@ -22989,7 +22981,7 @@
         </w:tc>
         <w:tc>
           <w:tcPr>
-            <w:tcW w:type="dxa" w:w="838"/>
+            <w:tcW w:type="dxa" w:w="1218"/>
           </w:tcPr>
           <w:p>
             <w:r>
@@ -23002,7 +22994,7 @@
         </w:tc>
         <w:tc>
           <w:tcPr>
-            <w:tcW w:type="dxa" w:w="838"/>
+            <w:tcW w:type="dxa" w:w="1218"/>
           </w:tcPr>
           <w:p>
             <w:r>
@@ -23015,7 +23007,7 @@
         </w:tc>
         <w:tc>
           <w:tcPr>
-            <w:tcW w:type="dxa" w:w="838"/>
+            <w:tcW w:type="dxa" w:w="1218"/>
           </w:tcPr>
           <w:p>
             <w:r>
@@ -23028,7 +23020,7 @@
         </w:tc>
         <w:tc>
           <w:tcPr>
-            <w:tcW w:type="dxa" w:w="838"/>
+            <w:tcW w:type="dxa" w:w="1218"/>
           </w:tcPr>
           <w:p>
             <w:r>
@@ -23041,7 +23033,7 @@
         </w:tc>
         <w:tc>
           <w:tcPr>
-            <w:tcW w:type="dxa" w:w="838"/>
+            <w:tcW w:type="dxa" w:w="1218"/>
           </w:tcPr>
           <w:p>
             <w:r>
@@ -23056,7 +23048,7 @@
       <w:tr>
         <w:tc>
           <w:tcPr>
-            <w:tcW w:type="dxa" w:w="838"/>
+            <w:tcW w:type="dxa" w:w="1218"/>
           </w:tcPr>
           <w:p>
             <w:r>
@@ -23069,7 +23061,7 @@
         </w:tc>
         <w:tc>
           <w:tcPr>
-            <w:tcW w:type="dxa" w:w="838"/>
+            <w:tcW w:type="dxa" w:w="1218"/>
           </w:tcPr>
           <w:p>
             <w:r>
@@ -23082,7 +23074,7 @@
         </w:tc>
         <w:tc>
           <w:tcPr>
-            <w:tcW w:type="dxa" w:w="838"/>
+            <w:tcW w:type="dxa" w:w="1218"/>
           </w:tcPr>
           <w:p>
             <w:r>
@@ -23095,7 +23087,7 @@
         </w:tc>
         <w:tc>
           <w:tcPr>
-            <w:tcW w:type="dxa" w:w="838"/>
+            <w:tcW w:type="dxa" w:w="1218"/>
           </w:tcPr>
           <w:p>
             <w:r>
@@ -23108,7 +23100,7 @@
         </w:tc>
         <w:tc>
           <w:tcPr>
-            <w:tcW w:type="dxa" w:w="838"/>
+            <w:tcW w:type="dxa" w:w="1218"/>
           </w:tcPr>
           <w:p>
             <w:r>
@@ -23121,7 +23113,7 @@
         </w:tc>
         <w:tc>
           <w:tcPr>
-            <w:tcW w:type="dxa" w:w="838"/>
+            <w:tcW w:type="dxa" w:w="1218"/>
           </w:tcPr>
           <w:p>
             <w:r>
@@ -23134,7 +23126,7 @@
         </w:tc>
         <w:tc>
           <w:tcPr>
-            <w:tcW w:type="dxa" w:w="838"/>
+            <w:tcW w:type="dxa" w:w="1218"/>
           </w:tcPr>
           <w:p>
             <w:r>
@@ -23147,7 +23139,7 @@
         </w:tc>
         <w:tc>
           <w:tcPr>
-            <w:tcW w:type="dxa" w:w="838"/>
+            <w:tcW w:type="dxa" w:w="1218"/>
           </w:tcPr>
           <w:p>
             <w:r>
@@ -23160,7 +23152,7 @@
         </w:tc>
         <w:tc>
           <w:tcPr>
-            <w:tcW w:type="dxa" w:w="838"/>
+            <w:tcW w:type="dxa" w:w="1218"/>
           </w:tcPr>
           <w:p>
             <w:r>
@@ -23173,7 +23165,7 @@
         </w:tc>
         <w:tc>
           <w:tcPr>
-            <w:tcW w:type="dxa" w:w="838"/>
+            <w:tcW w:type="dxa" w:w="1218"/>
           </w:tcPr>
           <w:p>
             <w:r>
@@ -23186,7 +23178,7 @@
         </w:tc>
         <w:tc>
           <w:tcPr>
-            <w:tcW w:type="dxa" w:w="838"/>
+            <w:tcW w:type="dxa" w:w="1218"/>
           </w:tcPr>
           <w:p>
             <w:r>
@@ -23199,7 +23191,7 @@
         </w:tc>
         <w:tc>
           <w:tcPr>
-            <w:tcW w:type="dxa" w:w="838"/>
+            <w:tcW w:type="dxa" w:w="1218"/>
           </w:tcPr>
           <w:p>
             <w:r>
@@ -23212,7 +23204,7 @@
         </w:tc>
         <w:tc>
           <w:tcPr>
-            <w:tcW w:type="dxa" w:w="838"/>
+            <w:tcW w:type="dxa" w:w="1218"/>
           </w:tcPr>
           <w:p>
             <w:r>
@@ -23227,7 +23219,7 @@
       <w:tr>
         <w:tc>
           <w:tcPr>
-            <w:tcW w:type="dxa" w:w="838"/>
+            <w:tcW w:type="dxa" w:w="1218"/>
           </w:tcPr>
           <w:p>
             <w:r>
@@ -23240,7 +23232,7 @@
         </w:tc>
         <w:tc>
           <w:tcPr>
-            <w:tcW w:type="dxa" w:w="838"/>
+            <w:tcW w:type="dxa" w:w="1218"/>
           </w:tcPr>
           <w:p>
             <w:r>
@@ -23253,7 +23245,7 @@
         </w:tc>
         <w:tc>
           <w:tcPr>
-            <w:tcW w:type="dxa" w:w="838"/>
+            <w:tcW w:type="dxa" w:w="1218"/>
           </w:tcPr>
           <w:p>
             <w:r>
@@ -23266,7 +23258,7 @@
         </w:tc>
         <w:tc>
           <w:tcPr>
-            <w:tcW w:type="dxa" w:w="838"/>
+            <w:tcW w:type="dxa" w:w="1218"/>
           </w:tcPr>
           <w:p>
             <w:r>
@@ -23279,7 +23271,7 @@
         </w:tc>
         <w:tc>
           <w:tcPr>
-            <w:tcW w:type="dxa" w:w="838"/>
+            <w:tcW w:type="dxa" w:w="1218"/>
           </w:tcPr>
           <w:p>
             <w:r>
@@ -23292,7 +23284,7 @@
         </w:tc>
         <w:tc>
           <w:tcPr>
-            <w:tcW w:type="dxa" w:w="838"/>
+            <w:tcW w:type="dxa" w:w="1218"/>
           </w:tcPr>
           <w:p>
             <w:r>
@@ -23305,7 +23297,7 @@
         </w:tc>
         <w:tc>
           <w:tcPr>
-            <w:tcW w:type="dxa" w:w="838"/>
+            <w:tcW w:type="dxa" w:w="1218"/>
           </w:tcPr>
           <w:p>
             <w:r>
@@ -23318,7 +23310,7 @@
         </w:tc>
         <w:tc>
           <w:tcPr>
-            <w:tcW w:type="dxa" w:w="838"/>
+            <w:tcW w:type="dxa" w:w="1218"/>
           </w:tcPr>
           <w:p>
             <w:r>
@@ -23331,7 +23323,7 @@
         </w:tc>
         <w:tc>
           <w:tcPr>
-            <w:tcW w:type="dxa" w:w="838"/>
+            <w:tcW w:type="dxa" w:w="1218"/>
           </w:tcPr>
           <w:p>
             <w:r>
@@ -23344,7 +23336,7 @@
         </w:tc>
         <w:tc>
           <w:tcPr>
-            <w:tcW w:type="dxa" w:w="838"/>
+            <w:tcW w:type="dxa" w:w="1218"/>
           </w:tcPr>
           <w:p>
             <w:r>
@@ -23357,7 +23349,7 @@
         </w:tc>
         <w:tc>
           <w:tcPr>
-            <w:tcW w:type="dxa" w:w="838"/>
+            <w:tcW w:type="dxa" w:w="1218"/>
           </w:tcPr>
           <w:p>
             <w:r>
@@ -23370,7 +23362,7 @@
         </w:tc>
         <w:tc>
           <w:tcPr>
-            <w:tcW w:type="dxa" w:w="838"/>
+            <w:tcW w:type="dxa" w:w="1218"/>
           </w:tcPr>
           <w:p>
             <w:r>
@@ -23383,7 +23375,7 @@
         </w:tc>
         <w:tc>
           <w:tcPr>
-            <w:tcW w:type="dxa" w:w="838"/>
+            <w:tcW w:type="dxa" w:w="1218"/>
           </w:tcPr>
           <w:p>
             <w:r>
@@ -23398,7 +23390,7 @@
       <w:tr>
         <w:tc>
           <w:tcPr>
-            <w:tcW w:type="dxa" w:w="838"/>
+            <w:tcW w:type="dxa" w:w="1218"/>
           </w:tcPr>
           <w:p>
             <w:r>
@@ -23411,7 +23403,7 @@
         </w:tc>
         <w:tc>
           <w:tcPr>
-            <w:tcW w:type="dxa" w:w="838"/>
+            <w:tcW w:type="dxa" w:w="1218"/>
           </w:tcPr>
           <w:p>
             <w:r>
@@ -23424,7 +23416,7 @@
         </w:tc>
         <w:tc>
           <w:tcPr>
-            <w:tcW w:type="dxa" w:w="838"/>
+            <w:tcW w:type="dxa" w:w="1218"/>
           </w:tcPr>
           <w:p>
             <w:r>
@@ -23437,7 +23429,7 @@
         </w:tc>
         <w:tc>
           <w:tcPr>
-            <w:tcW w:type="dxa" w:w="838"/>
+            <w:tcW w:type="dxa" w:w="1218"/>
           </w:tcPr>
           <w:p>
             <w:r>
@@ -23450,7 +23442,7 @@
         </w:tc>
         <w:tc>
           <w:tcPr>
-            <w:tcW w:type="dxa" w:w="838"/>
+            <w:tcW w:type="dxa" w:w="1218"/>
           </w:tcPr>
           <w:p>
             <w:r>
@@ -23463,7 +23455,7 @@
         </w:tc>
         <w:tc>
           <w:tcPr>
-            <w:tcW w:type="dxa" w:w="838"/>
+            <w:tcW w:type="dxa" w:w="1218"/>
           </w:tcPr>
           <w:p>
             <w:r>
@@ -23476,7 +23468,7 @@
         </w:tc>
         <w:tc>
           <w:tcPr>
-            <w:tcW w:type="dxa" w:w="838"/>
+            <w:tcW w:type="dxa" w:w="1218"/>
           </w:tcPr>
           <w:p>
             <w:r>
@@ -23489,7 +23481,7 @@
         </w:tc>
         <w:tc>
           <w:tcPr>
-            <w:tcW w:type="dxa" w:w="838"/>
+            <w:tcW w:type="dxa" w:w="1218"/>
           </w:tcPr>
           <w:p>
             <w:r>
@@ -23502,7 +23494,7 @@
         </w:tc>
         <w:tc>
           <w:tcPr>
-            <w:tcW w:type="dxa" w:w="838"/>
+            <w:tcW w:type="dxa" w:w="1218"/>
           </w:tcPr>
           <w:p>
             <w:r>
@@ -23515,7 +23507,7 @@
         </w:tc>
         <w:tc>
           <w:tcPr>
-            <w:tcW w:type="dxa" w:w="838"/>
+            <w:tcW w:type="dxa" w:w="1218"/>
           </w:tcPr>
           <w:p>
             <w:r>
@@ -23528,7 +23520,7 @@
         </w:tc>
         <w:tc>
           <w:tcPr>
-            <w:tcW w:type="dxa" w:w="838"/>
+            <w:tcW w:type="dxa" w:w="1218"/>
           </w:tcPr>
           <w:p>
             <w:r>
@@ -23541,7 +23533,7 @@
         </w:tc>
         <w:tc>
           <w:tcPr>
-            <w:tcW w:type="dxa" w:w="838"/>
+            <w:tcW w:type="dxa" w:w="1218"/>
           </w:tcPr>
           <w:p>
             <w:r>
@@ -23554,7 +23546,7 @@
         </w:tc>
         <w:tc>
           <w:tcPr>
-            <w:tcW w:type="dxa" w:w="838"/>
+            <w:tcW w:type="dxa" w:w="1218"/>
           </w:tcPr>
           <w:p>
             <w:r>
@@ -23569,7 +23561,7 @@
       <w:tr>
         <w:tc>
           <w:tcPr>
-            <w:tcW w:type="dxa" w:w="838"/>
+            <w:tcW w:type="dxa" w:w="1218"/>
           </w:tcPr>
           <w:p>
             <w:r>
@@ -23582,7 +23574,7 @@
         </w:tc>
         <w:tc>
           <w:tcPr>
-            <w:tcW w:type="dxa" w:w="838"/>
+            <w:tcW w:type="dxa" w:w="1218"/>
           </w:tcPr>
           <w:p>
             <w:r>
@@ -23595,7 +23587,7 @@
         </w:tc>
         <w:tc>
           <w:tcPr>
-            <w:tcW w:type="dxa" w:w="838"/>
+            <w:tcW w:type="dxa" w:w="1218"/>
           </w:tcPr>
           <w:p>
             <w:r>
@@ -23608,7 +23600,7 @@
         </w:tc>
         <w:tc>
           <w:tcPr>
-            <w:tcW w:type="dxa" w:w="838"/>
+            <w:tcW w:type="dxa" w:w="1218"/>
           </w:tcPr>
           <w:p>
             <w:r>
@@ -23621,7 +23613,7 @@
         </w:tc>
         <w:tc>
           <w:tcPr>
-            <w:tcW w:type="dxa" w:w="838"/>
+            <w:tcW w:type="dxa" w:w="1218"/>
           </w:tcPr>
           <w:p>
             <w:r>
@@ -23634,7 +23626,7 @@
         </w:tc>
         <w:tc>
           <w:tcPr>
-            <w:tcW w:type="dxa" w:w="838"/>
+            <w:tcW w:type="dxa" w:w="1218"/>
           </w:tcPr>
           <w:p>
             <w:r>
@@ -23647,7 +23639,7 @@
         </w:tc>
         <w:tc>
           <w:tcPr>
-            <w:tcW w:type="dxa" w:w="838"/>
+            <w:tcW w:type="dxa" w:w="1218"/>
           </w:tcPr>
           <w:p>
             <w:r>
@@ -23660,7 +23652,7 @@
         </w:tc>
         <w:tc>
           <w:tcPr>
-            <w:tcW w:type="dxa" w:w="838"/>
+            <w:tcW w:type="dxa" w:w="1218"/>
           </w:tcPr>
           <w:p>
             <w:r>
@@ -23673,7 +23665,7 @@
         </w:tc>
         <w:tc>
           <w:tcPr>
-            <w:tcW w:type="dxa" w:w="838"/>
+            <w:tcW w:type="dxa" w:w="1218"/>
           </w:tcPr>
           <w:p>
             <w:r>
@@ -23686,7 +23678,7 @@
         </w:tc>
         <w:tc>
           <w:tcPr>
-            <w:tcW w:type="dxa" w:w="838"/>
+            <w:tcW w:type="dxa" w:w="1218"/>
           </w:tcPr>
           <w:p>
             <w:r>
@@ -23699,7 +23691,7 @@
         </w:tc>
         <w:tc>
           <w:tcPr>
-            <w:tcW w:type="dxa" w:w="838"/>
+            <w:tcW w:type="dxa" w:w="1218"/>
           </w:tcPr>
           <w:p>
             <w:r>
@@ -23712,7 +23704,7 @@
         </w:tc>
         <w:tc>
           <w:tcPr>
-            <w:tcW w:type="dxa" w:w="838"/>
+            <w:tcW w:type="dxa" w:w="1218"/>
           </w:tcPr>
           <w:p>
             <w:r>
@@ -23725,7 +23717,7 @@
         </w:tc>
         <w:tc>
           <w:tcPr>
-            <w:tcW w:type="dxa" w:w="838"/>
+            <w:tcW w:type="dxa" w:w="1218"/>
           </w:tcPr>
           <w:p>
             <w:r>
@@ -23740,7 +23732,7 @@
       <w:tr>
         <w:tc>
           <w:tcPr>
-            <w:tcW w:type="dxa" w:w="838"/>
+            <w:tcW w:type="dxa" w:w="1218"/>
           </w:tcPr>
           <w:p>
             <w:r>
@@ -23753,7 +23745,7 @@
         </w:tc>
         <w:tc>
           <w:tcPr>
-            <w:tcW w:type="dxa" w:w="838"/>
+            <w:tcW w:type="dxa" w:w="1218"/>
           </w:tcPr>
           <w:p>
             <w:r>
@@ -23766,7 +23758,7 @@
         </w:tc>
         <w:tc>
           <w:tcPr>
-            <w:tcW w:type="dxa" w:w="838"/>
+            <w:tcW w:type="dxa" w:w="1218"/>
           </w:tcPr>
           <w:p>
             <w:r>
@@ -23779,7 +23771,7 @@
         </w:tc>
         <w:tc>
           <w:tcPr>
-            <w:tcW w:type="dxa" w:w="838"/>
+            <w:tcW w:type="dxa" w:w="1218"/>
           </w:tcPr>
           <w:p>
             <w:r>
@@ -23792,7 +23784,7 @@
         </w:tc>
         <w:tc>
           <w:tcPr>
-            <w:tcW w:type="dxa" w:w="838"/>
+            <w:tcW w:type="dxa" w:w="1218"/>
           </w:tcPr>
           <w:p>
             <w:r>
@@ -23805,7 +23797,7 @@
         </w:tc>
         <w:tc>
           <w:tcPr>
-            <w:tcW w:type="dxa" w:w="838"/>
+            <w:tcW w:type="dxa" w:w="1218"/>
           </w:tcPr>
           <w:p>
             <w:r>
@@ -23818,7 +23810,7 @@
         </w:tc>
         <w:tc>
           <w:tcPr>
-            <w:tcW w:type="dxa" w:w="838"/>
+            <w:tcW w:type="dxa" w:w="1218"/>
           </w:tcPr>
           <w:p>
             <w:r>
@@ -23831,7 +23823,7 @@
         </w:tc>
         <w:tc>
           <w:tcPr>
-            <w:tcW w:type="dxa" w:w="838"/>
+            <w:tcW w:type="dxa" w:w="1218"/>
           </w:tcPr>
           <w:p>
             <w:r>
@@ -23844,7 +23836,7 @@
         </w:tc>
         <w:tc>
           <w:tcPr>
-            <w:tcW w:type="dxa" w:w="838"/>
+            <w:tcW w:type="dxa" w:w="1218"/>
           </w:tcPr>
           <w:p>
             <w:r>
@@ -23857,7 +23849,7 @@
         </w:tc>
         <w:tc>
           <w:tcPr>
-            <w:tcW w:type="dxa" w:w="838"/>
+            <w:tcW w:type="dxa" w:w="1218"/>
           </w:tcPr>
           <w:p>
             <w:r>
@@ -23870,7 +23862,7 @@
         </w:tc>
         <w:tc>
           <w:tcPr>
-            <w:tcW w:type="dxa" w:w="838"/>
+            <w:tcW w:type="dxa" w:w="1218"/>
           </w:tcPr>
           <w:p>
             <w:r>
@@ -23883,7 +23875,7 @@
         </w:tc>
         <w:tc>
           <w:tcPr>
-            <w:tcW w:type="dxa" w:w="838"/>
+            <w:tcW w:type="dxa" w:w="1218"/>
           </w:tcPr>
           <w:p>
             <w:r>
@@ -23896,7 +23888,7 @@
         </w:tc>
         <w:tc>
           <w:tcPr>
-            <w:tcW w:type="dxa" w:w="838"/>
+            <w:tcW w:type="dxa" w:w="1218"/>
           </w:tcPr>
           <w:p>
             <w:r>
@@ -23911,7 +23903,7 @@
       <w:tr>
         <w:tc>
           <w:tcPr>
-            <w:tcW w:type="dxa" w:w="838"/>
+            <w:tcW w:type="dxa" w:w="1218"/>
           </w:tcPr>
           <w:p>
             <w:r>
@@ -23924,7 +23916,7 @@
         </w:tc>
         <w:tc>
           <w:tcPr>
-            <w:tcW w:type="dxa" w:w="838"/>
+            <w:tcW w:type="dxa" w:w="1218"/>
           </w:tcPr>
           <w:p>
             <w:r>
@@ -23937,7 +23929,7 @@
         </w:tc>
         <w:tc>
           <w:tcPr>
-            <w:tcW w:type="dxa" w:w="838"/>
+            <w:tcW w:type="dxa" w:w="1218"/>
           </w:tcPr>
           <w:p>
             <w:r>
@@ -23950,7 +23942,7 @@
         </w:tc>
         <w:tc>
           <w:tcPr>
-            <w:tcW w:type="dxa" w:w="838"/>
+            <w:tcW w:type="dxa" w:w="1218"/>
           </w:tcPr>
           <w:p>
             <w:r>
@@ -23963,7 +23955,7 @@
         </w:tc>
         <w:tc>
           <w:tcPr>
-            <w:tcW w:type="dxa" w:w="838"/>
+            <w:tcW w:type="dxa" w:w="1218"/>
           </w:tcPr>
           <w:p>
             <w:r>
@@ -23976,7 +23968,7 @@
         </w:tc>
         <w:tc>
           <w:tcPr>
-            <w:tcW w:type="dxa" w:w="838"/>
+            <w:tcW w:type="dxa" w:w="1218"/>
           </w:tcPr>
           <w:p>
             <w:r>
@@ -23989,7 +23981,7 @@
         </w:tc>
         <w:tc>
           <w:tcPr>
-            <w:tcW w:type="dxa" w:w="838"/>
+            <w:tcW w:type="dxa" w:w="1218"/>
           </w:tcPr>
           <w:p>
             <w:r>
@@ -24002,7 +23994,7 @@
         </w:tc>
         <w:tc>
           <w:tcPr>
-            <w:tcW w:type="dxa" w:w="838"/>
+            <w:tcW w:type="dxa" w:w="1218"/>
           </w:tcPr>
           <w:p>
             <w:r>
@@ -24015,7 +24007,7 @@
         </w:tc>
         <w:tc>
           <w:tcPr>
-            <w:tcW w:type="dxa" w:w="838"/>
+            <w:tcW w:type="dxa" w:w="1218"/>
           </w:tcPr>
           <w:p>
             <w:r>
@@ -24028,7 +24020,7 @@
         </w:tc>
         <w:tc>
           <w:tcPr>
-            <w:tcW w:type="dxa" w:w="838"/>
+            <w:tcW w:type="dxa" w:w="1218"/>
           </w:tcPr>
           <w:p>
             <w:r>
@@ -24041,7 +24033,7 @@
         </w:tc>
         <w:tc>
           <w:tcPr>
-            <w:tcW w:type="dxa" w:w="838"/>
+            <w:tcW w:type="dxa" w:w="1218"/>
           </w:tcPr>
           <w:p>
             <w:r>
@@ -24054,7 +24046,7 @@
         </w:tc>
         <w:tc>
           <w:tcPr>
-            <w:tcW w:type="dxa" w:w="838"/>
+            <w:tcW w:type="dxa" w:w="1218"/>
           </w:tcPr>
           <w:p>
             <w:r>
@@ -24067,7 +24059,7 @@
         </w:tc>
         <w:tc>
           <w:tcPr>
-            <w:tcW w:type="dxa" w:w="838"/>
+            <w:tcW w:type="dxa" w:w="1218"/>
           </w:tcPr>
           <w:p>
             <w:r>
@@ -24082,7 +24074,7 @@
       <w:tr>
         <w:tc>
           <w:tcPr>
-            <w:tcW w:type="dxa" w:w="838"/>
+            <w:tcW w:type="dxa" w:w="1218"/>
           </w:tcPr>
           <w:p>
             <w:r>
@@ -24095,7 +24087,7 @@
         </w:tc>
         <w:tc>
           <w:tcPr>
-            <w:tcW w:type="dxa" w:w="838"/>
+            <w:tcW w:type="dxa" w:w="1218"/>
           </w:tcPr>
           <w:p>
             <w:r>
@@ -24108,7 +24100,7 @@
         </w:tc>
         <w:tc>
           <w:tcPr>
-            <w:tcW w:type="dxa" w:w="838"/>
+            <w:tcW w:type="dxa" w:w="1218"/>
           </w:tcPr>
           <w:p>
             <w:r>
@@ -24121,7 +24113,7 @@
         </w:tc>
         <w:tc>
           <w:tcPr>
-            <w:tcW w:type="dxa" w:w="838"/>
+            <w:tcW w:type="dxa" w:w="1218"/>
           </w:tcPr>
           <w:p>
             <w:r>
@@ -24134,7 +24126,7 @@
         </w:tc>
         <w:tc>
           <w:tcPr>
-            <w:tcW w:type="dxa" w:w="838"/>
+            <w:tcW w:type="dxa" w:w="1218"/>
           </w:tcPr>
           <w:p>
             <w:r>
@@ -24147,7 +24139,7 @@
         </w:tc>
         <w:tc>
           <w:tcPr>
-            <w:tcW w:type="dxa" w:w="838"/>
+            <w:tcW w:type="dxa" w:w="1218"/>
           </w:tcPr>
           <w:p>
             <w:r>
@@ -24160,7 +24152,7 @@
         </w:tc>
         <w:tc>
           <w:tcPr>
-            <w:tcW w:type="dxa" w:w="838"/>
+            <w:tcW w:type="dxa" w:w="1218"/>
           </w:tcPr>
           <w:p>
             <w:r>
@@ -24173,7 +24165,7 @@
         </w:tc>
         <w:tc>
           <w:tcPr>
-            <w:tcW w:type="dxa" w:w="838"/>
+            <w:tcW w:type="dxa" w:w="1218"/>
           </w:tcPr>
           <w:p>
             <w:r>
@@ -24186,7 +24178,7 @@
         </w:tc>
         <w:tc>
           <w:tcPr>
-            <w:tcW w:type="dxa" w:w="838"/>
+            <w:tcW w:type="dxa" w:w="1218"/>
           </w:tcPr>
           <w:p>
             <w:r>
@@ -24199,7 +24191,7 @@
         </w:tc>
         <w:tc>
           <w:tcPr>
-            <w:tcW w:type="dxa" w:w="838"/>
+            <w:tcW w:type="dxa" w:w="1218"/>
           </w:tcPr>
           <w:p>
             <w:r>
@@ -24212,7 +24204,7 @@
         </w:tc>
         <w:tc>
           <w:tcPr>
-            <w:tcW w:type="dxa" w:w="838"/>
+            <w:tcW w:type="dxa" w:w="1218"/>
           </w:tcPr>
           <w:p>
             <w:r>
@@ -24225,7 +24217,7 @@
         </w:tc>
         <w:tc>
           <w:tcPr>
-            <w:tcW w:type="dxa" w:w="838"/>
+            <w:tcW w:type="dxa" w:w="1218"/>
           </w:tcPr>
           <w:p>
             <w:r>
@@ -24238,7 +24230,7 @@
         </w:tc>
         <w:tc>
           <w:tcPr>
-            <w:tcW w:type="dxa" w:w="838"/>
+            <w:tcW w:type="dxa" w:w="1218"/>
           </w:tcPr>
           <w:p>
             <w:r>
@@ -24278,7 +24270,7 @@
       </w:r>
     </w:p>
     <w:sectPr>
-      <w:pgSz w:w="11906" w:h="16838" w:orient="landscape"/>
+      <w:pgSz w:w="16838" w:h="11906" w:orient="landscape"/>
       <w:pgMar w:top="576" w:right="504" w:bottom="576" w:left="504" w:header="283" w:footer="283" w:gutter="0"/>
       <w:cols w:space="720"/>
       <w:docGrid w:linePitch="360"/>

--- a/ACPOS_AIAPI-01_AI_API管理_Mother_Basic_Design_OPTIMIZED.docx
+++ b/ACPOS_AIAPI-01_AI_API管理_Mother_Basic_Design_OPTIMIZED.docx
@@ -22617,10 +22617,7 @@
           </w:tcPr>
           <w:p>
             <w:r>
-              <w:rPr>
-                <w:sz w:val="10"/>
-              </w:rPr>
-              <w:t>—</w:t>
+              <w:t>quality.criteria.configure</w:t>
             </w:r>
           </w:p>
         </w:tc>
@@ -22788,10 +22785,7 @@
           </w:tcPr>
           <w:p>
             <w:r>
-              <w:rPr>
-                <w:sz w:val="10"/>
-              </w:rPr>
-              <w:t>—</w:t>
+              <w:t>governance.approve</w:t>
             </w:r>
           </w:p>
         </w:tc>

--- a/ACPOS_AIAPI-01_AI_API管理_Mother_Basic_Design_OPTIMIZED.docx
+++ b/ACPOS_AIAPI-01_AI_API管理_Mother_Basic_Design_OPTIMIZED.docx
@@ -24263,9 +24263,1454 @@
         <w:t>The exact control denominator above is the only construction denominator for this page. Components/fields/visual IDs are not counted as additional controls. Existing source UIDs are preserved. A control classified UI_LOCAL_EXACT MUST NOT create a server write. A control classified SPEC_EXACT_RUNTIME_BLOCKED / NOT_EXECUTED MUST remain disabled or fail-closed until its runtime evidence exists.</w:t>
       </w:r>
     </w:p>
+    <w:p>
+      <w:pPr>
+        <w:sectPr>
+          <w:pgSz w:w="16838" w:h="11906" w:orient="landscape"/>
+          <w:pgMar w:top="576" w:right="504" w:bottom="576" w:left="504" w:header="283" w:footer="283" w:gutter="0"/>
+          <w:cols w:space="720"/>
+          <w:docGrid w:linePitch="360"/>
+        </w:sectPr>
+      </w:pPr>
+    </w:p>
+    <w:p>
+      <w:pPr>
+        <w:pStyle w:val="Heading1"/>
+      </w:pPr>
+      <w:r>
+        <w:t>Batch 13 · Action UID Applicability Ledger</w:t>
+      </w:r>
+    </w:p>
+    <w:p>
+      <w:r>
+        <w:rPr>
+          <w:b/>
+        </w:rPr>
+        <w:t xml:space="preserve">[ACPOS-20260921-BATCH-13-EXPLICIT-NA-ACTION-SEMANTICS-V1::PAGE::AIAPI-01] </w:t>
+      </w:r>
+      <w:r>
+        <w:t>This ledger records applicability only. Product Control Registry rows remain unchanged; Action UID stays '—'. These rows MUST NOT be parsed as additional product controls.</w:t>
+      </w:r>
+    </w:p>
+    <w:tbl>
+      <w:tblPr>
+        <w:tblStyle w:val="TableGrid"/>
+        <w:tblW w:type="auto" w:w="0"/>
+        <w:tblLook w:firstColumn="1" w:firstRow="1" w:lastColumn="0" w:lastRow="0" w:noHBand="0" w:noVBand="1" w:val="04A0"/>
+      </w:tblPr>
+      <w:tblGrid>
+        <w:gridCol w:w="2208"/>
+        <w:gridCol w:w="2208"/>
+        <w:gridCol w:w="2208"/>
+        <w:gridCol w:w="2208"/>
+        <w:gridCol w:w="2208"/>
+      </w:tblGrid>
+      <w:tr>
+        <w:trPr>
+          <w:tblHeader w:val="true"/>
+        </w:trPr>
+        <w:tc>
+          <w:tcPr>
+            <w:tcW w:type="dxa" w:w="2208"/>
+            <w:shd w:fill="EDE9FE"/>
+          </w:tcPr>
+          <w:p>
+            <w:pPr>
+              <w:spacing w:before="0" w:after="0"/>
+            </w:pPr>
+            <w:r>
+              <w:rPr>
+                <w:sz w:val="9"/>
+              </w:rPr>
+              <w:t>Target UID</w:t>
+            </w:r>
+          </w:p>
+        </w:tc>
+        <w:tc>
+          <w:tcPr>
+            <w:tcW w:type="dxa" w:w="2208"/>
+            <w:shd w:fill="EDE9FE"/>
+          </w:tcPr>
+          <w:p>
+            <w:pPr>
+              <w:spacing w:before="0" w:after="0"/>
+            </w:pPr>
+            <w:r>
+              <w:rPr>
+                <w:sz w:val="9"/>
+              </w:rPr>
+              <w:t>Field</w:t>
+            </w:r>
+          </w:p>
+        </w:tc>
+        <w:tc>
+          <w:tcPr>
+            <w:tcW w:type="dxa" w:w="2208"/>
+            <w:shd w:fill="EDE9FE"/>
+          </w:tcPr>
+          <w:p>
+            <w:pPr>
+              <w:spacing w:before="0" w:after="0"/>
+            </w:pPr>
+            <w:r>
+              <w:rPr>
+                <w:sz w:val="9"/>
+              </w:rPr>
+              <w:t>Current Cell</w:t>
+            </w:r>
+          </w:p>
+        </w:tc>
+        <w:tc>
+          <w:tcPr>
+            <w:tcW w:type="dxa" w:w="2208"/>
+            <w:shd w:fill="EDE9FE"/>
+          </w:tcPr>
+          <w:p>
+            <w:pPr>
+              <w:spacing w:before="0" w:after="0"/>
+            </w:pPr>
+            <w:r>
+              <w:rPr>
+                <w:sz w:val="9"/>
+              </w:rPr>
+              <w:t>Applicability Class</w:t>
+            </w:r>
+          </w:p>
+        </w:tc>
+        <w:tc>
+          <w:tcPr>
+            <w:tcW w:type="dxa" w:w="2208"/>
+            <w:shd w:fill="EDE9FE"/>
+          </w:tcPr>
+          <w:p>
+            <w:pPr>
+              <w:spacing w:before="0" w:after="0"/>
+            </w:pPr>
+            <w:r>
+              <w:rPr>
+                <w:sz w:val="9"/>
+              </w:rPr>
+              <w:t>Required Handling</w:t>
+            </w:r>
+          </w:p>
+        </w:tc>
+      </w:tr>
+      <w:tr>
+        <w:tc>
+          <w:tcPr>
+            <w:tcW w:type="dxa" w:w="2208"/>
+          </w:tcPr>
+          <w:p>
+            <w:pPr>
+              <w:spacing w:before="0" w:after="0"/>
+            </w:pPr>
+            <w:r>
+              <w:rPr>
+                <w:sz w:val="9"/>
+              </w:rPr>
+              <w:t>AIAPI-01-BTN-APPROVE-GOVERNED-RESOURCE</w:t>
+            </w:r>
+          </w:p>
+        </w:tc>
+        <w:tc>
+          <w:tcPr>
+            <w:tcW w:type="dxa" w:w="2208"/>
+          </w:tcPr>
+          <w:p>
+            <w:pPr>
+              <w:spacing w:before="0" w:after="0"/>
+            </w:pPr>
+            <w:r>
+              <w:rPr>
+                <w:sz w:val="9"/>
+              </w:rPr>
+              <w:t>Action UID</w:t>
+            </w:r>
+          </w:p>
+        </w:tc>
+        <w:tc>
+          <w:tcPr>
+            <w:tcW w:type="dxa" w:w="2208"/>
+          </w:tcPr>
+          <w:p>
+            <w:pPr>
+              <w:spacing w:before="0" w:after="0"/>
+            </w:pPr>
+            <w:r>
+              <w:rPr>
+                <w:sz w:val="9"/>
+              </w:rPr>
+              <w:t>—</w:t>
+            </w:r>
+          </w:p>
+        </w:tc>
+        <w:tc>
+          <w:tcPr>
+            <w:tcW w:type="dxa" w:w="2208"/>
+          </w:tcPr>
+          <w:p>
+            <w:pPr>
+              <w:spacing w:before="0" w:after="0"/>
+            </w:pPr>
+            <w:r>
+              <w:rPr>
+                <w:sz w:val="9"/>
+              </w:rPr>
+              <w:t>LEGITIMATE_NA_DIRECT_OPERATION_ACTION</w:t>
+            </w:r>
+          </w:p>
+        </w:tc>
+        <w:tc>
+          <w:tcPr>
+            <w:tcW w:type="dxa" w:w="2208"/>
+          </w:tcPr>
+          <w:p>
+            <w:pPr>
+              <w:spacing w:before="0" w:after="0"/>
+            </w:pPr>
+            <w:r>
+              <w:rPr>
+                <w:sz w:val="9"/>
+              </w:rPr>
+              <w:t>DO_NOT_INVENT_ACTION_UID</w:t>
+            </w:r>
+          </w:p>
+        </w:tc>
+      </w:tr>
+      <w:tr>
+        <w:tc>
+          <w:tcPr>
+            <w:tcW w:type="dxa" w:w="2208"/>
+          </w:tcPr>
+          <w:p>
+            <w:pPr>
+              <w:spacing w:before="0" w:after="0"/>
+            </w:pPr>
+            <w:r>
+              <w:rPr>
+                <w:sz w:val="9"/>
+              </w:rPr>
+              <w:t>AIAPI-01-BTN-CONFIGURE-GOVERNED-RESOURCE</w:t>
+            </w:r>
+          </w:p>
+        </w:tc>
+        <w:tc>
+          <w:tcPr>
+            <w:tcW w:type="dxa" w:w="2208"/>
+          </w:tcPr>
+          <w:p>
+            <w:pPr>
+              <w:spacing w:before="0" w:after="0"/>
+            </w:pPr>
+            <w:r>
+              <w:rPr>
+                <w:sz w:val="9"/>
+              </w:rPr>
+              <w:t>Action UID</w:t>
+            </w:r>
+          </w:p>
+        </w:tc>
+        <w:tc>
+          <w:tcPr>
+            <w:tcW w:type="dxa" w:w="2208"/>
+          </w:tcPr>
+          <w:p>
+            <w:pPr>
+              <w:spacing w:before="0" w:after="0"/>
+            </w:pPr>
+            <w:r>
+              <w:rPr>
+                <w:sz w:val="9"/>
+              </w:rPr>
+              <w:t>—</w:t>
+            </w:r>
+          </w:p>
+        </w:tc>
+        <w:tc>
+          <w:tcPr>
+            <w:tcW w:type="dxa" w:w="2208"/>
+          </w:tcPr>
+          <w:p>
+            <w:pPr>
+              <w:spacing w:before="0" w:after="0"/>
+            </w:pPr>
+            <w:r>
+              <w:rPr>
+                <w:sz w:val="9"/>
+              </w:rPr>
+              <w:t>LEGITIMATE_NA_DIRECT_OPERATION_ACTION</w:t>
+            </w:r>
+          </w:p>
+        </w:tc>
+        <w:tc>
+          <w:tcPr>
+            <w:tcW w:type="dxa" w:w="2208"/>
+          </w:tcPr>
+          <w:p>
+            <w:pPr>
+              <w:spacing w:before="0" w:after="0"/>
+            </w:pPr>
+            <w:r>
+              <w:rPr>
+                <w:sz w:val="9"/>
+              </w:rPr>
+              <w:t>DO_NOT_INVENT_ACTION_UID</w:t>
+            </w:r>
+          </w:p>
+        </w:tc>
+      </w:tr>
+      <w:tr>
+        <w:tc>
+          <w:tcPr>
+            <w:tcW w:type="dxa" w:w="2208"/>
+          </w:tcPr>
+          <w:p>
+            <w:pPr>
+              <w:spacing w:before="0" w:after="0"/>
+            </w:pPr>
+            <w:r>
+              <w:rPr>
+                <w:sz w:val="9"/>
+              </w:rPr>
+              <w:t>AIAPI-01-BTN-RUN-PROVIDER-QUEUE-PROBE</w:t>
+            </w:r>
+          </w:p>
+        </w:tc>
+        <w:tc>
+          <w:tcPr>
+            <w:tcW w:type="dxa" w:w="2208"/>
+          </w:tcPr>
+          <w:p>
+            <w:pPr>
+              <w:spacing w:before="0" w:after="0"/>
+            </w:pPr>
+            <w:r>
+              <w:rPr>
+                <w:sz w:val="9"/>
+              </w:rPr>
+              <w:t>Action UID</w:t>
+            </w:r>
+          </w:p>
+        </w:tc>
+        <w:tc>
+          <w:tcPr>
+            <w:tcW w:type="dxa" w:w="2208"/>
+          </w:tcPr>
+          <w:p>
+            <w:pPr>
+              <w:spacing w:before="0" w:after="0"/>
+            </w:pPr>
+            <w:r>
+              <w:rPr>
+                <w:sz w:val="9"/>
+              </w:rPr>
+              <w:t>—</w:t>
+            </w:r>
+          </w:p>
+        </w:tc>
+        <w:tc>
+          <w:tcPr>
+            <w:tcW w:type="dxa" w:w="2208"/>
+          </w:tcPr>
+          <w:p>
+            <w:pPr>
+              <w:spacing w:before="0" w:after="0"/>
+            </w:pPr>
+            <w:r>
+              <w:rPr>
+                <w:sz w:val="9"/>
+              </w:rPr>
+              <w:t>LEGITIMATE_NA_DIRECT_OPERATION_ACTION</w:t>
+            </w:r>
+          </w:p>
+        </w:tc>
+        <w:tc>
+          <w:tcPr>
+            <w:tcW w:type="dxa" w:w="2208"/>
+          </w:tcPr>
+          <w:p>
+            <w:pPr>
+              <w:spacing w:before="0" w:after="0"/>
+            </w:pPr>
+            <w:r>
+              <w:rPr>
+                <w:sz w:val="9"/>
+              </w:rPr>
+              <w:t>DO_NOT_INVENT_ACTION_UID</w:t>
+            </w:r>
+          </w:p>
+        </w:tc>
+      </w:tr>
+      <w:tr>
+        <w:tc>
+          <w:tcPr>
+            <w:tcW w:type="dxa" w:w="2208"/>
+          </w:tcPr>
+          <w:p>
+            <w:pPr>
+              <w:spacing w:before="0" w:after="0"/>
+            </w:pPr>
+            <w:r>
+              <w:rPr>
+                <w:sz w:val="9"/>
+              </w:rPr>
+              <w:t>CTRL-ADMIN-AIAPI-05-PROVIDER-CANDIDATE-GROUPS-CREATE-GROUP</w:t>
+            </w:r>
+          </w:p>
+        </w:tc>
+        <w:tc>
+          <w:tcPr>
+            <w:tcW w:type="dxa" w:w="2208"/>
+          </w:tcPr>
+          <w:p>
+            <w:pPr>
+              <w:spacing w:before="0" w:after="0"/>
+            </w:pPr>
+            <w:r>
+              <w:rPr>
+                <w:sz w:val="9"/>
+              </w:rPr>
+              <w:t>Action UID</w:t>
+            </w:r>
+          </w:p>
+        </w:tc>
+        <w:tc>
+          <w:tcPr>
+            <w:tcW w:type="dxa" w:w="2208"/>
+          </w:tcPr>
+          <w:p>
+            <w:pPr>
+              <w:spacing w:before="0" w:after="0"/>
+            </w:pPr>
+            <w:r>
+              <w:rPr>
+                <w:sz w:val="9"/>
+              </w:rPr>
+              <w:t>—</w:t>
+            </w:r>
+          </w:p>
+        </w:tc>
+        <w:tc>
+          <w:tcPr>
+            <w:tcW w:type="dxa" w:w="2208"/>
+          </w:tcPr>
+          <w:p>
+            <w:pPr>
+              <w:spacing w:before="0" w:after="0"/>
+            </w:pPr>
+            <w:r>
+              <w:rPr>
+                <w:sz w:val="9"/>
+              </w:rPr>
+              <w:t>LEGITIMATE_NA_DIRECT_OPERATION_ACTION</w:t>
+            </w:r>
+          </w:p>
+        </w:tc>
+        <w:tc>
+          <w:tcPr>
+            <w:tcW w:type="dxa" w:w="2208"/>
+          </w:tcPr>
+          <w:p>
+            <w:pPr>
+              <w:spacing w:before="0" w:after="0"/>
+            </w:pPr>
+            <w:r>
+              <w:rPr>
+                <w:sz w:val="9"/>
+              </w:rPr>
+              <w:t>DO_NOT_INVENT_ACTION_UID</w:t>
+            </w:r>
+          </w:p>
+        </w:tc>
+      </w:tr>
+      <w:tr>
+        <w:tc>
+          <w:tcPr>
+            <w:tcW w:type="dxa" w:w="2208"/>
+          </w:tcPr>
+          <w:p>
+            <w:pPr>
+              <w:spacing w:before="0" w:after="0"/>
+            </w:pPr>
+            <w:r>
+              <w:rPr>
+                <w:sz w:val="9"/>
+              </w:rPr>
+              <w:t>CTRL-ADMIN-AIAPI-05-PROVIDER-CANDIDATE-GROUPS-RESTORE-PROVIDER</w:t>
+            </w:r>
+          </w:p>
+        </w:tc>
+        <w:tc>
+          <w:tcPr>
+            <w:tcW w:type="dxa" w:w="2208"/>
+          </w:tcPr>
+          <w:p>
+            <w:pPr>
+              <w:spacing w:before="0" w:after="0"/>
+            </w:pPr>
+            <w:r>
+              <w:rPr>
+                <w:sz w:val="9"/>
+              </w:rPr>
+              <w:t>Action UID</w:t>
+            </w:r>
+          </w:p>
+        </w:tc>
+        <w:tc>
+          <w:tcPr>
+            <w:tcW w:type="dxa" w:w="2208"/>
+          </w:tcPr>
+          <w:p>
+            <w:pPr>
+              <w:spacing w:before="0" w:after="0"/>
+            </w:pPr>
+            <w:r>
+              <w:rPr>
+                <w:sz w:val="9"/>
+              </w:rPr>
+              <w:t>—</w:t>
+            </w:r>
+          </w:p>
+        </w:tc>
+        <w:tc>
+          <w:tcPr>
+            <w:tcW w:type="dxa" w:w="2208"/>
+          </w:tcPr>
+          <w:p>
+            <w:pPr>
+              <w:spacing w:before="0" w:after="0"/>
+            </w:pPr>
+            <w:r>
+              <w:rPr>
+                <w:sz w:val="9"/>
+              </w:rPr>
+              <w:t>LEGITIMATE_NA_DIRECT_OPERATION_ACTION</w:t>
+            </w:r>
+          </w:p>
+        </w:tc>
+        <w:tc>
+          <w:tcPr>
+            <w:tcW w:type="dxa" w:w="2208"/>
+          </w:tcPr>
+          <w:p>
+            <w:pPr>
+              <w:spacing w:before="0" w:after="0"/>
+            </w:pPr>
+            <w:r>
+              <w:rPr>
+                <w:sz w:val="9"/>
+              </w:rPr>
+              <w:t>DO_NOT_INVENT_ACTION_UID</w:t>
+            </w:r>
+          </w:p>
+        </w:tc>
+      </w:tr>
+      <w:tr>
+        <w:tc>
+          <w:tcPr>
+            <w:tcW w:type="dxa" w:w="2208"/>
+          </w:tcPr>
+          <w:p>
+            <w:pPr>
+              <w:spacing w:before="0" w:after="0"/>
+            </w:pPr>
+            <w:r>
+              <w:rPr>
+                <w:sz w:val="9"/>
+              </w:rPr>
+              <w:t>CTRL-ADMIN-AIAPI-05-PROVIDER-CANDIDATE-GROUPS-VIEW-QUARANTINE</w:t>
+            </w:r>
+          </w:p>
+        </w:tc>
+        <w:tc>
+          <w:tcPr>
+            <w:tcW w:type="dxa" w:w="2208"/>
+          </w:tcPr>
+          <w:p>
+            <w:pPr>
+              <w:spacing w:before="0" w:after="0"/>
+            </w:pPr>
+            <w:r>
+              <w:rPr>
+                <w:sz w:val="9"/>
+              </w:rPr>
+              <w:t>Action UID</w:t>
+            </w:r>
+          </w:p>
+        </w:tc>
+        <w:tc>
+          <w:tcPr>
+            <w:tcW w:type="dxa" w:w="2208"/>
+          </w:tcPr>
+          <w:p>
+            <w:pPr>
+              <w:spacing w:before="0" w:after="0"/>
+            </w:pPr>
+            <w:r>
+              <w:rPr>
+                <w:sz w:val="9"/>
+              </w:rPr>
+              <w:t>—</w:t>
+            </w:r>
+          </w:p>
+        </w:tc>
+        <w:tc>
+          <w:tcPr>
+            <w:tcW w:type="dxa" w:w="2208"/>
+          </w:tcPr>
+          <w:p>
+            <w:pPr>
+              <w:spacing w:before="0" w:after="0"/>
+            </w:pPr>
+            <w:r>
+              <w:rPr>
+                <w:sz w:val="9"/>
+              </w:rPr>
+              <w:t>LEGITIMATE_NA_DIRECT_OPERATION_ACTION</w:t>
+            </w:r>
+          </w:p>
+        </w:tc>
+        <w:tc>
+          <w:tcPr>
+            <w:tcW w:type="dxa" w:w="2208"/>
+          </w:tcPr>
+          <w:p>
+            <w:pPr>
+              <w:spacing w:before="0" w:after="0"/>
+            </w:pPr>
+            <w:r>
+              <w:rPr>
+                <w:sz w:val="9"/>
+              </w:rPr>
+              <w:t>DO_NOT_INVENT_ACTION_UID</w:t>
+            </w:r>
+          </w:p>
+        </w:tc>
+      </w:tr>
+      <w:tr>
+        <w:tc>
+          <w:tcPr>
+            <w:tcW w:type="dxa" w:w="2208"/>
+          </w:tcPr>
+          <w:p>
+            <w:pPr>
+              <w:spacing w:before="0" w:after="0"/>
+            </w:pPr>
+            <w:r>
+              <w:rPr>
+                <w:sz w:val="9"/>
+              </w:rPr>
+              <w:t>CTRL-ADMIN-AIAPI-06-PROVIDER-MODEL-PROFILES-CREATE-PROFILE</w:t>
+            </w:r>
+          </w:p>
+        </w:tc>
+        <w:tc>
+          <w:tcPr>
+            <w:tcW w:type="dxa" w:w="2208"/>
+          </w:tcPr>
+          <w:p>
+            <w:pPr>
+              <w:spacing w:before="0" w:after="0"/>
+            </w:pPr>
+            <w:r>
+              <w:rPr>
+                <w:sz w:val="9"/>
+              </w:rPr>
+              <w:t>Action UID</w:t>
+            </w:r>
+          </w:p>
+        </w:tc>
+        <w:tc>
+          <w:tcPr>
+            <w:tcW w:type="dxa" w:w="2208"/>
+          </w:tcPr>
+          <w:p>
+            <w:pPr>
+              <w:spacing w:before="0" w:after="0"/>
+            </w:pPr>
+            <w:r>
+              <w:rPr>
+                <w:sz w:val="9"/>
+              </w:rPr>
+              <w:t>—</w:t>
+            </w:r>
+          </w:p>
+        </w:tc>
+        <w:tc>
+          <w:tcPr>
+            <w:tcW w:type="dxa" w:w="2208"/>
+          </w:tcPr>
+          <w:p>
+            <w:pPr>
+              <w:spacing w:before="0" w:after="0"/>
+            </w:pPr>
+            <w:r>
+              <w:rPr>
+                <w:sz w:val="9"/>
+              </w:rPr>
+              <w:t>LEGITIMATE_NA_DIRECT_OPERATION_ACTION</w:t>
+            </w:r>
+          </w:p>
+        </w:tc>
+        <w:tc>
+          <w:tcPr>
+            <w:tcW w:type="dxa" w:w="2208"/>
+          </w:tcPr>
+          <w:p>
+            <w:pPr>
+              <w:spacing w:before="0" w:after="0"/>
+            </w:pPr>
+            <w:r>
+              <w:rPr>
+                <w:sz w:val="9"/>
+              </w:rPr>
+              <w:t>DO_NOT_INVENT_ACTION_UID</w:t>
+            </w:r>
+          </w:p>
+        </w:tc>
+      </w:tr>
+      <w:tr>
+        <w:tc>
+          <w:tcPr>
+            <w:tcW w:type="dxa" w:w="2208"/>
+          </w:tcPr>
+          <w:p>
+            <w:pPr>
+              <w:spacing w:before="0" w:after="0"/>
+            </w:pPr>
+            <w:r>
+              <w:rPr>
+                <w:sz w:val="9"/>
+              </w:rPr>
+              <w:t>CTRL-ADMIN-AIAPI-06-PROVIDER-MODEL-PROFILES-DELETE-CREDENTIAL</w:t>
+            </w:r>
+          </w:p>
+        </w:tc>
+        <w:tc>
+          <w:tcPr>
+            <w:tcW w:type="dxa" w:w="2208"/>
+          </w:tcPr>
+          <w:p>
+            <w:pPr>
+              <w:spacing w:before="0" w:after="0"/>
+            </w:pPr>
+            <w:r>
+              <w:rPr>
+                <w:sz w:val="9"/>
+              </w:rPr>
+              <w:t>Action UID</w:t>
+            </w:r>
+          </w:p>
+        </w:tc>
+        <w:tc>
+          <w:tcPr>
+            <w:tcW w:type="dxa" w:w="2208"/>
+          </w:tcPr>
+          <w:p>
+            <w:pPr>
+              <w:spacing w:before="0" w:after="0"/>
+            </w:pPr>
+            <w:r>
+              <w:rPr>
+                <w:sz w:val="9"/>
+              </w:rPr>
+              <w:t>—</w:t>
+            </w:r>
+          </w:p>
+        </w:tc>
+        <w:tc>
+          <w:tcPr>
+            <w:tcW w:type="dxa" w:w="2208"/>
+          </w:tcPr>
+          <w:p>
+            <w:pPr>
+              <w:spacing w:before="0" w:after="0"/>
+            </w:pPr>
+            <w:r>
+              <w:rPr>
+                <w:sz w:val="9"/>
+              </w:rPr>
+              <w:t>LEGITIMATE_NA_DIRECT_OPERATION_ACTION</w:t>
+            </w:r>
+          </w:p>
+        </w:tc>
+        <w:tc>
+          <w:tcPr>
+            <w:tcW w:type="dxa" w:w="2208"/>
+          </w:tcPr>
+          <w:p>
+            <w:pPr>
+              <w:spacing w:before="0" w:after="0"/>
+            </w:pPr>
+            <w:r>
+              <w:rPr>
+                <w:sz w:val="9"/>
+              </w:rPr>
+              <w:t>DO_NOT_INVENT_ACTION_UID</w:t>
+            </w:r>
+          </w:p>
+        </w:tc>
+      </w:tr>
+      <w:tr>
+        <w:tc>
+          <w:tcPr>
+            <w:tcW w:type="dxa" w:w="2208"/>
+          </w:tcPr>
+          <w:p>
+            <w:pPr>
+              <w:spacing w:before="0" w:after="0"/>
+            </w:pPr>
+            <w:r>
+              <w:rPr>
+                <w:sz w:val="9"/>
+              </w:rPr>
+              <w:t>CTRL-ADMIN-AIAPI-06-PROVIDER-MODEL-PROFILES-RETIRE-PROFILE</w:t>
+            </w:r>
+          </w:p>
+        </w:tc>
+        <w:tc>
+          <w:tcPr>
+            <w:tcW w:type="dxa" w:w="2208"/>
+          </w:tcPr>
+          <w:p>
+            <w:pPr>
+              <w:spacing w:before="0" w:after="0"/>
+            </w:pPr>
+            <w:r>
+              <w:rPr>
+                <w:sz w:val="9"/>
+              </w:rPr>
+              <w:t>Action UID</w:t>
+            </w:r>
+          </w:p>
+        </w:tc>
+        <w:tc>
+          <w:tcPr>
+            <w:tcW w:type="dxa" w:w="2208"/>
+          </w:tcPr>
+          <w:p>
+            <w:pPr>
+              <w:spacing w:before="0" w:after="0"/>
+            </w:pPr>
+            <w:r>
+              <w:rPr>
+                <w:sz w:val="9"/>
+              </w:rPr>
+              <w:t>—</w:t>
+            </w:r>
+          </w:p>
+        </w:tc>
+        <w:tc>
+          <w:tcPr>
+            <w:tcW w:type="dxa" w:w="2208"/>
+          </w:tcPr>
+          <w:p>
+            <w:pPr>
+              <w:spacing w:before="0" w:after="0"/>
+            </w:pPr>
+            <w:r>
+              <w:rPr>
+                <w:sz w:val="9"/>
+              </w:rPr>
+              <w:t>LEGITIMATE_NA_DIRECT_OPERATION_ACTION</w:t>
+            </w:r>
+          </w:p>
+        </w:tc>
+        <w:tc>
+          <w:tcPr>
+            <w:tcW w:type="dxa" w:w="2208"/>
+          </w:tcPr>
+          <w:p>
+            <w:pPr>
+              <w:spacing w:before="0" w:after="0"/>
+            </w:pPr>
+            <w:r>
+              <w:rPr>
+                <w:sz w:val="9"/>
+              </w:rPr>
+              <w:t>DO_NOT_INVENT_ACTION_UID</w:t>
+            </w:r>
+          </w:p>
+        </w:tc>
+      </w:tr>
+      <w:tr>
+        <w:tc>
+          <w:tcPr>
+            <w:tcW w:type="dxa" w:w="2208"/>
+          </w:tcPr>
+          <w:p>
+            <w:pPr>
+              <w:spacing w:before="0" w:after="0"/>
+            </w:pPr>
+            <w:r>
+              <w:rPr>
+                <w:sz w:val="9"/>
+              </w:rPr>
+              <w:t>CTRL-ADMIN-AIAPI-06-PROVIDER-MODEL-PROFILES-SET-CREDENTIAL</w:t>
+            </w:r>
+          </w:p>
+        </w:tc>
+        <w:tc>
+          <w:tcPr>
+            <w:tcW w:type="dxa" w:w="2208"/>
+          </w:tcPr>
+          <w:p>
+            <w:pPr>
+              <w:spacing w:before="0" w:after="0"/>
+            </w:pPr>
+            <w:r>
+              <w:rPr>
+                <w:sz w:val="9"/>
+              </w:rPr>
+              <w:t>Action UID</w:t>
+            </w:r>
+          </w:p>
+        </w:tc>
+        <w:tc>
+          <w:tcPr>
+            <w:tcW w:type="dxa" w:w="2208"/>
+          </w:tcPr>
+          <w:p>
+            <w:pPr>
+              <w:spacing w:before="0" w:after="0"/>
+            </w:pPr>
+            <w:r>
+              <w:rPr>
+                <w:sz w:val="9"/>
+              </w:rPr>
+              <w:t>—</w:t>
+            </w:r>
+          </w:p>
+        </w:tc>
+        <w:tc>
+          <w:tcPr>
+            <w:tcW w:type="dxa" w:w="2208"/>
+          </w:tcPr>
+          <w:p>
+            <w:pPr>
+              <w:spacing w:before="0" w:after="0"/>
+            </w:pPr>
+            <w:r>
+              <w:rPr>
+                <w:sz w:val="9"/>
+              </w:rPr>
+              <w:t>LEGITIMATE_NA_DIRECT_OPERATION_ACTION</w:t>
+            </w:r>
+          </w:p>
+        </w:tc>
+        <w:tc>
+          <w:tcPr>
+            <w:tcW w:type="dxa" w:w="2208"/>
+          </w:tcPr>
+          <w:p>
+            <w:pPr>
+              <w:spacing w:before="0" w:after="0"/>
+            </w:pPr>
+            <w:r>
+              <w:rPr>
+                <w:sz w:val="9"/>
+              </w:rPr>
+              <w:t>DO_NOT_INVENT_ACTION_UID</w:t>
+            </w:r>
+          </w:p>
+        </w:tc>
+      </w:tr>
+      <w:tr>
+        <w:tc>
+          <w:tcPr>
+            <w:tcW w:type="dxa" w:w="2208"/>
+          </w:tcPr>
+          <w:p>
+            <w:pPr>
+              <w:spacing w:before="0" w:after="0"/>
+            </w:pPr>
+            <w:r>
+              <w:rPr>
+                <w:sz w:val="9"/>
+              </w:rPr>
+              <w:t>CTRL-ADMIN-AIAPI-06-PROVIDER-MODEL-PROFILES-TEST-PROFILE</w:t>
+            </w:r>
+          </w:p>
+        </w:tc>
+        <w:tc>
+          <w:tcPr>
+            <w:tcW w:type="dxa" w:w="2208"/>
+          </w:tcPr>
+          <w:p>
+            <w:pPr>
+              <w:spacing w:before="0" w:after="0"/>
+            </w:pPr>
+            <w:r>
+              <w:rPr>
+                <w:sz w:val="9"/>
+              </w:rPr>
+              <w:t>Action UID</w:t>
+            </w:r>
+          </w:p>
+        </w:tc>
+        <w:tc>
+          <w:tcPr>
+            <w:tcW w:type="dxa" w:w="2208"/>
+          </w:tcPr>
+          <w:p>
+            <w:pPr>
+              <w:spacing w:before="0" w:after="0"/>
+            </w:pPr>
+            <w:r>
+              <w:rPr>
+                <w:sz w:val="9"/>
+              </w:rPr>
+              <w:t>—</w:t>
+            </w:r>
+          </w:p>
+        </w:tc>
+        <w:tc>
+          <w:tcPr>
+            <w:tcW w:type="dxa" w:w="2208"/>
+          </w:tcPr>
+          <w:p>
+            <w:pPr>
+              <w:spacing w:before="0" w:after="0"/>
+            </w:pPr>
+            <w:r>
+              <w:rPr>
+                <w:sz w:val="9"/>
+              </w:rPr>
+              <w:t>LEGITIMATE_NA_DIRECT_OPERATION_ACTION</w:t>
+            </w:r>
+          </w:p>
+        </w:tc>
+        <w:tc>
+          <w:tcPr>
+            <w:tcW w:type="dxa" w:w="2208"/>
+          </w:tcPr>
+          <w:p>
+            <w:pPr>
+              <w:spacing w:before="0" w:after="0"/>
+            </w:pPr>
+            <w:r>
+              <w:rPr>
+                <w:sz w:val="9"/>
+              </w:rPr>
+              <w:t>DO_NOT_INVENT_ACTION_UID</w:t>
+            </w:r>
+          </w:p>
+        </w:tc>
+      </w:tr>
+      <w:tr>
+        <w:tc>
+          <w:tcPr>
+            <w:tcW w:type="dxa" w:w="2208"/>
+          </w:tcPr>
+          <w:p>
+            <w:pPr>
+              <w:spacing w:before="0" w:after="0"/>
+            </w:pPr>
+            <w:r>
+              <w:rPr>
+                <w:sz w:val="9"/>
+              </w:rPr>
+              <w:t>CTRL-ADMIN-AIAPI-06-PROVIDER-MODEL-PROFILES-UPDATE-PROFILE</w:t>
+            </w:r>
+          </w:p>
+        </w:tc>
+        <w:tc>
+          <w:tcPr>
+            <w:tcW w:type="dxa" w:w="2208"/>
+          </w:tcPr>
+          <w:p>
+            <w:pPr>
+              <w:spacing w:before="0" w:after="0"/>
+            </w:pPr>
+            <w:r>
+              <w:rPr>
+                <w:sz w:val="9"/>
+              </w:rPr>
+              <w:t>Action UID</w:t>
+            </w:r>
+          </w:p>
+        </w:tc>
+        <w:tc>
+          <w:tcPr>
+            <w:tcW w:type="dxa" w:w="2208"/>
+          </w:tcPr>
+          <w:p>
+            <w:pPr>
+              <w:spacing w:before="0" w:after="0"/>
+            </w:pPr>
+            <w:r>
+              <w:rPr>
+                <w:sz w:val="9"/>
+              </w:rPr>
+              <w:t>—</w:t>
+            </w:r>
+          </w:p>
+        </w:tc>
+        <w:tc>
+          <w:tcPr>
+            <w:tcW w:type="dxa" w:w="2208"/>
+          </w:tcPr>
+          <w:p>
+            <w:pPr>
+              <w:spacing w:before="0" w:after="0"/>
+            </w:pPr>
+            <w:r>
+              <w:rPr>
+                <w:sz w:val="9"/>
+              </w:rPr>
+              <w:t>LEGITIMATE_NA_DIRECT_OPERATION_ACTION</w:t>
+            </w:r>
+          </w:p>
+        </w:tc>
+        <w:tc>
+          <w:tcPr>
+            <w:tcW w:type="dxa" w:w="2208"/>
+          </w:tcPr>
+          <w:p>
+            <w:pPr>
+              <w:spacing w:before="0" w:after="0"/>
+            </w:pPr>
+            <w:r>
+              <w:rPr>
+                <w:sz w:val="9"/>
+              </w:rPr>
+              <w:t>DO_NOT_INVENT_ACTION_UID</w:t>
+            </w:r>
+          </w:p>
+        </w:tc>
+      </w:tr>
+      <w:tr>
+        <w:tc>
+          <w:tcPr>
+            <w:tcW w:type="dxa" w:w="2208"/>
+          </w:tcPr>
+          <w:p>
+            <w:pPr>
+              <w:spacing w:before="0" w:after="0"/>
+            </w:pPr>
+            <w:r>
+              <w:rPr>
+                <w:sz w:val="9"/>
+              </w:rPr>
+              <w:t>CTRL-ADMIN-AIAPI-06-PROVIDER-MODEL-PROFILES-VIEW-PROFILE</w:t>
+            </w:r>
+          </w:p>
+        </w:tc>
+        <w:tc>
+          <w:tcPr>
+            <w:tcW w:type="dxa" w:w="2208"/>
+          </w:tcPr>
+          <w:p>
+            <w:pPr>
+              <w:spacing w:before="0" w:after="0"/>
+            </w:pPr>
+            <w:r>
+              <w:rPr>
+                <w:sz w:val="9"/>
+              </w:rPr>
+              <w:t>Action UID</w:t>
+            </w:r>
+          </w:p>
+        </w:tc>
+        <w:tc>
+          <w:tcPr>
+            <w:tcW w:type="dxa" w:w="2208"/>
+          </w:tcPr>
+          <w:p>
+            <w:pPr>
+              <w:spacing w:before="0" w:after="0"/>
+            </w:pPr>
+            <w:r>
+              <w:rPr>
+                <w:sz w:val="9"/>
+              </w:rPr>
+              <w:t>—</w:t>
+            </w:r>
+          </w:p>
+        </w:tc>
+        <w:tc>
+          <w:tcPr>
+            <w:tcW w:type="dxa" w:w="2208"/>
+          </w:tcPr>
+          <w:p>
+            <w:pPr>
+              <w:spacing w:before="0" w:after="0"/>
+            </w:pPr>
+            <w:r>
+              <w:rPr>
+                <w:sz w:val="9"/>
+              </w:rPr>
+              <w:t>LEGITIMATE_NA_DIRECT_OPERATION_ACTION</w:t>
+            </w:r>
+          </w:p>
+        </w:tc>
+        <w:tc>
+          <w:tcPr>
+            <w:tcW w:type="dxa" w:w="2208"/>
+          </w:tcPr>
+          <w:p>
+            <w:pPr>
+              <w:spacing w:before="0" w:after="0"/>
+            </w:pPr>
+            <w:r>
+              <w:rPr>
+                <w:sz w:val="9"/>
+              </w:rPr>
+              <w:t>DO_NOT_INVENT_ACTION_UID</w:t>
+            </w:r>
+          </w:p>
+        </w:tc>
+      </w:tr>
+      <w:tr>
+        <w:tc>
+          <w:tcPr>
+            <w:tcW w:type="dxa" w:w="2208"/>
+          </w:tcPr>
+          <w:p>
+            <w:pPr>
+              <w:spacing w:before="0" w:after="0"/>
+            </w:pPr>
+            <w:r>
+              <w:rPr>
+                <w:sz w:val="9"/>
+              </w:rPr>
+              <w:t>CTRL-ADMIN-AIAPI-08-ROUTE-SIMULATION-EXECUTE-ROUTE</w:t>
+            </w:r>
+          </w:p>
+        </w:tc>
+        <w:tc>
+          <w:tcPr>
+            <w:tcW w:type="dxa" w:w="2208"/>
+          </w:tcPr>
+          <w:p>
+            <w:pPr>
+              <w:spacing w:before="0" w:after="0"/>
+            </w:pPr>
+            <w:r>
+              <w:rPr>
+                <w:sz w:val="9"/>
+              </w:rPr>
+              <w:t>Action UID</w:t>
+            </w:r>
+          </w:p>
+        </w:tc>
+        <w:tc>
+          <w:tcPr>
+            <w:tcW w:type="dxa" w:w="2208"/>
+          </w:tcPr>
+          <w:p>
+            <w:pPr>
+              <w:spacing w:before="0" w:after="0"/>
+            </w:pPr>
+            <w:r>
+              <w:rPr>
+                <w:sz w:val="9"/>
+              </w:rPr>
+              <w:t>—</w:t>
+            </w:r>
+          </w:p>
+        </w:tc>
+        <w:tc>
+          <w:tcPr>
+            <w:tcW w:type="dxa" w:w="2208"/>
+          </w:tcPr>
+          <w:p>
+            <w:pPr>
+              <w:spacing w:before="0" w:after="0"/>
+            </w:pPr>
+            <w:r>
+              <w:rPr>
+                <w:sz w:val="9"/>
+              </w:rPr>
+              <w:t>LEGITIMATE_NA_DIRECT_OPERATION_ACTION</w:t>
+            </w:r>
+          </w:p>
+        </w:tc>
+        <w:tc>
+          <w:tcPr>
+            <w:tcW w:type="dxa" w:w="2208"/>
+          </w:tcPr>
+          <w:p>
+            <w:pPr>
+              <w:spacing w:before="0" w:after="0"/>
+            </w:pPr>
+            <w:r>
+              <w:rPr>
+                <w:sz w:val="9"/>
+              </w:rPr>
+              <w:t>DO_NOT_INVENT_ACTION_UID</w:t>
+            </w:r>
+          </w:p>
+        </w:tc>
+      </w:tr>
+      <w:tr>
+        <w:tc>
+          <w:tcPr>
+            <w:tcW w:type="dxa" w:w="2208"/>
+          </w:tcPr>
+          <w:p>
+            <w:pPr>
+              <w:spacing w:before="0" w:after="0"/>
+            </w:pPr>
+            <w:r>
+              <w:rPr>
+                <w:sz w:val="9"/>
+              </w:rPr>
+              <w:t>CTRL-ADMIN-AIAPI-08-ROUTE-SIMULATION-VIEW-ROUTE-DECISION</w:t>
+            </w:r>
+          </w:p>
+        </w:tc>
+        <w:tc>
+          <w:tcPr>
+            <w:tcW w:type="dxa" w:w="2208"/>
+          </w:tcPr>
+          <w:p>
+            <w:pPr>
+              <w:spacing w:before="0" w:after="0"/>
+            </w:pPr>
+            <w:r>
+              <w:rPr>
+                <w:sz w:val="9"/>
+              </w:rPr>
+              <w:t>Action UID</w:t>
+            </w:r>
+          </w:p>
+        </w:tc>
+        <w:tc>
+          <w:tcPr>
+            <w:tcW w:type="dxa" w:w="2208"/>
+          </w:tcPr>
+          <w:p>
+            <w:pPr>
+              <w:spacing w:before="0" w:after="0"/>
+            </w:pPr>
+            <w:r>
+              <w:rPr>
+                <w:sz w:val="9"/>
+              </w:rPr>
+              <w:t>—</w:t>
+            </w:r>
+          </w:p>
+        </w:tc>
+        <w:tc>
+          <w:tcPr>
+            <w:tcW w:type="dxa" w:w="2208"/>
+          </w:tcPr>
+          <w:p>
+            <w:pPr>
+              <w:spacing w:before="0" w:after="0"/>
+            </w:pPr>
+            <w:r>
+              <w:rPr>
+                <w:sz w:val="9"/>
+              </w:rPr>
+              <w:t>LEGITIMATE_NA_DIRECT_OPERATION_ACTION</w:t>
+            </w:r>
+          </w:p>
+        </w:tc>
+        <w:tc>
+          <w:tcPr>
+            <w:tcW w:type="dxa" w:w="2208"/>
+          </w:tcPr>
+          <w:p>
+            <w:pPr>
+              <w:spacing w:before="0" w:after="0"/>
+            </w:pPr>
+            <w:r>
+              <w:rPr>
+                <w:sz w:val="9"/>
+              </w:rPr>
+              <w:t>DO_NOT_INVENT_ACTION_UID</w:t>
+            </w:r>
+          </w:p>
+        </w:tc>
+      </w:tr>
+      <w:tr>
+        <w:tc>
+          <w:tcPr>
+            <w:tcW w:type="dxa" w:w="2208"/>
+          </w:tcPr>
+          <w:p>
+            <w:pPr>
+              <w:spacing w:before="0" w:after="0"/>
+            </w:pPr>
+            <w:r>
+              <w:rPr>
+                <w:sz w:val="9"/>
+              </w:rPr>
+              <w:t>CTRL-ADMIN-AIAPI-09-ACT-02-ACT-KILL-SWITCH</w:t>
+            </w:r>
+          </w:p>
+        </w:tc>
+        <w:tc>
+          <w:tcPr>
+            <w:tcW w:type="dxa" w:w="2208"/>
+          </w:tcPr>
+          <w:p>
+            <w:pPr>
+              <w:spacing w:before="0" w:after="0"/>
+            </w:pPr>
+            <w:r>
+              <w:rPr>
+                <w:sz w:val="9"/>
+              </w:rPr>
+              <w:t>Action UID</w:t>
+            </w:r>
+          </w:p>
+        </w:tc>
+        <w:tc>
+          <w:tcPr>
+            <w:tcW w:type="dxa" w:w="2208"/>
+          </w:tcPr>
+          <w:p>
+            <w:pPr>
+              <w:spacing w:before="0" w:after="0"/>
+            </w:pPr>
+            <w:r>
+              <w:rPr>
+                <w:sz w:val="9"/>
+              </w:rPr>
+              <w:t>—</w:t>
+            </w:r>
+          </w:p>
+        </w:tc>
+        <w:tc>
+          <w:tcPr>
+            <w:tcW w:type="dxa" w:w="2208"/>
+          </w:tcPr>
+          <w:p>
+            <w:pPr>
+              <w:spacing w:before="0" w:after="0"/>
+            </w:pPr>
+            <w:r>
+              <w:rPr>
+                <w:sz w:val="9"/>
+              </w:rPr>
+              <w:t>LEGITIMATE_NA_DIRECT_OPERATION_ACTION</w:t>
+            </w:r>
+          </w:p>
+        </w:tc>
+        <w:tc>
+          <w:tcPr>
+            <w:tcW w:type="dxa" w:w="2208"/>
+          </w:tcPr>
+          <w:p>
+            <w:pPr>
+              <w:spacing w:before="0" w:after="0"/>
+            </w:pPr>
+            <w:r>
+              <w:rPr>
+                <w:sz w:val="9"/>
+              </w:rPr>
+              <w:t>DO_NOT_INVENT_ACTION_UID</w:t>
+            </w:r>
+          </w:p>
+        </w:tc>
+      </w:tr>
+    </w:tbl>
     <w:sectPr>
-      <w:pgSz w:w="16838" w:h="11906" w:orient="landscape"/>
-      <w:pgMar w:top="576" w:right="504" w:bottom="576" w:left="504" w:header="283" w:footer="283" w:gutter="0"/>
+      <w:pgSz w:w="11906" w:h="16838" w:orient="landscape"/>
+      <w:pgMar w:top="490" w:right="432" w:bottom="490" w:left="432" w:header="283" w:footer="283" w:gutter="0"/>
       <w:cols w:space="720"/>
       <w:docGrid w:linePitch="360"/>
     </w:sectPr>

--- a/ACPOS_AIAPI-01_AI_API管理_Mother_Basic_Design_OPTIMIZED.docx
+++ b/ACPOS_AIAPI-01_AI_API管理_Mother_Basic_Design_OPTIMIZED.docx
@@ -22679,10 +22679,7 @@
           </w:tcPr>
           <w:p>
             <w:r>
-              <w:rPr>
-                <w:sz w:val="10"/>
-              </w:rPr>
-              <w:t>—</w:t>
+              <w:t>Resolved Governed Resource Canonical Owner / Governance Audit</w:t>
             </w:r>
           </w:p>
         </w:tc>
@@ -22847,10 +22844,7 @@
           </w:tcPr>
           <w:p>
             <w:r>
-              <w:rPr>
-                <w:sz w:val="10"/>
-              </w:rPr>
-              <w:t>—</w:t>
+              <w:t>Resolved Governed Resource Canonical Owner / Approval Audit</w:t>
             </w:r>
           </w:p>
         </w:tc>
@@ -23189,10 +23183,7 @@
           </w:tcPr>
           <w:p>
             <w:r>
-              <w:rPr>
-                <w:sz w:val="10"/>
-              </w:rPr>
-              <w:t>—</w:t>
+              <w:t>ACPOS-AI-03 Sandbox Evidence / Audit Lineage</w:t>
             </w:r>
           </w:p>
         </w:tc>
@@ -24215,10 +24206,7 @@
           </w:tcPr>
           <w:p>
             <w:r>
-              <w:rPr>
-                <w:sz w:val="10"/>
-              </w:rPr>
-              <w:t>—</w:t>
+              <w:t>ACPOS-AI-03 Operational Control State / Audit Lineage</w:t>
             </w:r>
           </w:p>
         </w:tc>
@@ -25708,9 +25696,388 @@
         </w:tc>
       </w:tr>
     </w:tbl>
+    <w:p>
+      <w:pPr>
+        <w:sectPr>
+          <w:pgSz w:w="11906" w:h="16838" w:orient="landscape"/>
+          <w:pgMar w:top="490" w:right="432" w:bottom="490" w:left="432" w:header="283" w:footer="283" w:gutter="0"/>
+          <w:cols w:space="720"/>
+          <w:docGrid w:linePitch="360"/>
+        </w:sectPr>
+      </w:pPr>
+    </w:p>
+    <w:p>
+      <w:pPr>
+        <w:pStyle w:val="Heading1"/>
+      </w:pPr>
+      <w:r>
+        <w:t>Batch 38 · AIAPI Persistence Binding Ledger</w:t>
+      </w:r>
+    </w:p>
+    <w:p>
+      <w:r>
+        <w:rPr>
+          <w:b/>
+        </w:rPr>
+        <w:t xml:space="preserve">[ACPOS-20260922-BATCH-38-SYSTEM03-PERSISTENCE-REMEDIATION-V1::PAGE::AIAPI-01] </w:t>
+      </w:r>
+      <w:r>
+        <w:t>These four Persistence Owner bindings preserve existing Method/Path, Payload/Schema, Runtime Owner and Runtime Status. Governed-resource persistence remains with the exact resolved resource owner; sandbox and kill-switch evidence remain AI-03 operational/audit concerns. No Production execution claim is made.</w:t>
+      </w:r>
+    </w:p>
+    <w:tbl>
+      <w:tblPr>
+        <w:tblStyle w:val="TableGrid"/>
+        <w:tblW w:type="auto" w:w="0"/>
+        <w:tblLook w:firstColumn="1" w:firstRow="1" w:lastColumn="0" w:lastRow="0" w:noHBand="0" w:noVBand="1" w:val="04A0"/>
+      </w:tblPr>
+      <w:tblGrid>
+        <w:gridCol w:w="4008"/>
+        <w:gridCol w:w="4008"/>
+        <w:gridCol w:w="4008"/>
+        <w:gridCol w:w="4008"/>
+      </w:tblGrid>
+      <w:tr>
+        <w:trPr>
+          <w:tblHeader w:val="true"/>
+        </w:trPr>
+        <w:tc>
+          <w:tcPr>
+            <w:tcW w:type="dxa" w:w="4008"/>
+            <w:shd w:fill="EDE9FE"/>
+          </w:tcPr>
+          <w:p>
+            <w:pPr>
+              <w:spacing w:before="0" w:after="0"/>
+            </w:pPr>
+            <w:r>
+              <w:rPr>
+                <w:sz w:val="7"/>
+              </w:rPr>
+              <w:t>Control UID</w:t>
+            </w:r>
+          </w:p>
+        </w:tc>
+        <w:tc>
+          <w:tcPr>
+            <w:tcW w:type="dxa" w:w="4008"/>
+            <w:shd w:fill="EDE9FE"/>
+          </w:tcPr>
+          <w:p>
+            <w:pPr>
+              <w:spacing w:before="0" w:after="0"/>
+            </w:pPr>
+            <w:r>
+              <w:rPr>
+                <w:sz w:val="7"/>
+              </w:rPr>
+              <w:t>Operation</w:t>
+            </w:r>
+          </w:p>
+        </w:tc>
+        <w:tc>
+          <w:tcPr>
+            <w:tcW w:type="dxa" w:w="4008"/>
+            <w:shd w:fill="EDE9FE"/>
+          </w:tcPr>
+          <w:p>
+            <w:pPr>
+              <w:spacing w:before="0" w:after="0"/>
+            </w:pPr>
+            <w:r>
+              <w:rPr>
+                <w:sz w:val="7"/>
+              </w:rPr>
+              <w:t>Persistence Owner</w:t>
+            </w:r>
+          </w:p>
+        </w:tc>
+        <w:tc>
+          <w:tcPr>
+            <w:tcW w:type="dxa" w:w="4008"/>
+            <w:shd w:fill="EDE9FE"/>
+          </w:tcPr>
+          <w:p>
+            <w:pPr>
+              <w:spacing w:before="0" w:after="0"/>
+            </w:pPr>
+            <w:r>
+              <w:rPr>
+                <w:sz w:val="7"/>
+              </w:rPr>
+              <w:t>Required Semantics</w:t>
+            </w:r>
+          </w:p>
+        </w:tc>
+      </w:tr>
+      <w:tr>
+        <w:tc>
+          <w:tcPr>
+            <w:tcW w:type="dxa" w:w="4008"/>
+          </w:tcPr>
+          <w:p>
+            <w:pPr>
+              <w:spacing w:before="0" w:after="0"/>
+            </w:pPr>
+            <w:r>
+              <w:rPr>
+                <w:sz w:val="7"/>
+              </w:rPr>
+              <w:t>AIAPI-01-BTN-CONFIGURE-GOVERNED-RESOURCE</w:t>
+            </w:r>
+          </w:p>
+        </w:tc>
+        <w:tc>
+          <w:tcPr>
+            <w:tcW w:type="dxa" w:w="4008"/>
+          </w:tcPr>
+          <w:p>
+            <w:pPr>
+              <w:spacing w:before="0" w:after="0"/>
+            </w:pPr>
+            <w:r>
+              <w:rPr>
+                <w:sz w:val="7"/>
+              </w:rPr>
+              <w:t>configureGovernedResource</w:t>
+            </w:r>
+          </w:p>
+        </w:tc>
+        <w:tc>
+          <w:tcPr>
+            <w:tcW w:type="dxa" w:w="4008"/>
+          </w:tcPr>
+          <w:p>
+            <w:pPr>
+              <w:spacing w:before="0" w:after="0"/>
+            </w:pPr>
+            <w:r>
+              <w:rPr>
+                <w:sz w:val="7"/>
+              </w:rPr>
+              <w:t>Resolved Governed Resource Canonical Owner / Governance Audit</w:t>
+            </w:r>
+          </w:p>
+        </w:tc>
+        <w:tc>
+          <w:tcPr>
+            <w:tcW w:type="dxa" w:w="4008"/>
+          </w:tcPr>
+          <w:p>
+            <w:pPr>
+              <w:spacing w:before="0" w:after="0"/>
+            </w:pPr>
+            <w:r>
+              <w:rPr>
+                <w:sz w:val="7"/>
+              </w:rPr>
+              <w:t>The command configures an exact governed resource. AIAPI/IAM runtime must not steal domain persistence ownership; the exact resource owner persists state while governance audit preserves actor/correlation/version evidence.</w:t>
+            </w:r>
+          </w:p>
+        </w:tc>
+      </w:tr>
+      <w:tr>
+        <w:tc>
+          <w:tcPr>
+            <w:tcW w:type="dxa" w:w="4008"/>
+          </w:tcPr>
+          <w:p>
+            <w:pPr>
+              <w:spacing w:before="0" w:after="0"/>
+            </w:pPr>
+            <w:r>
+              <w:rPr>
+                <w:sz w:val="7"/>
+              </w:rPr>
+              <w:t>AIAPI-01-BTN-APPROVE-GOVERNED-RESOURCE</w:t>
+            </w:r>
+          </w:p>
+        </w:tc>
+        <w:tc>
+          <w:tcPr>
+            <w:tcW w:type="dxa" w:w="4008"/>
+          </w:tcPr>
+          <w:p>
+            <w:pPr>
+              <w:spacing w:before="0" w:after="0"/>
+            </w:pPr>
+            <w:r>
+              <w:rPr>
+                <w:sz w:val="7"/>
+              </w:rPr>
+              <w:t>approveGovernedResource</w:t>
+            </w:r>
+          </w:p>
+        </w:tc>
+        <w:tc>
+          <w:tcPr>
+            <w:tcW w:type="dxa" w:w="4008"/>
+          </w:tcPr>
+          <w:p>
+            <w:pPr>
+              <w:spacing w:before="0" w:after="0"/>
+            </w:pPr>
+            <w:r>
+              <w:rPr>
+                <w:sz w:val="7"/>
+              </w:rPr>
+              <w:t>Resolved Governed Resource Canonical Owner / Approval Audit</w:t>
+            </w:r>
+          </w:p>
+        </w:tc>
+        <w:tc>
+          <w:tcPr>
+            <w:tcW w:type="dxa" w:w="4008"/>
+          </w:tcPr>
+          <w:p>
+            <w:pPr>
+              <w:spacing w:before="0" w:after="0"/>
+            </w:pPr>
+            <w:r>
+              <w:rPr>
+                <w:sz w:val="7"/>
+              </w:rPr>
+              <w:t>Approval writes the governed resource's approved/version state under its canonical owner and preserves separate approver/rationale/audit evidence.</w:t>
+            </w:r>
+          </w:p>
+        </w:tc>
+      </w:tr>
+      <w:tr>
+        <w:tc>
+          <w:tcPr>
+            <w:tcW w:type="dxa" w:w="4008"/>
+          </w:tcPr>
+          <w:p>
+            <w:pPr>
+              <w:spacing w:before="0" w:after="0"/>
+            </w:pPr>
+            <w:r>
+              <w:rPr>
+                <w:sz w:val="7"/>
+              </w:rPr>
+              <w:t>AIAPI-01-BTN-RUN-SANDBOX-TEST</w:t>
+            </w:r>
+          </w:p>
+        </w:tc>
+        <w:tc>
+          <w:tcPr>
+            <w:tcW w:type="dxa" w:w="4008"/>
+          </w:tcPr>
+          <w:p>
+            <w:pPr>
+              <w:spacing w:before="0" w:after="0"/>
+            </w:pPr>
+            <w:r>
+              <w:rPr>
+                <w:sz w:val="7"/>
+              </w:rPr>
+              <w:t>runSandboxTest</w:t>
+            </w:r>
+          </w:p>
+        </w:tc>
+        <w:tc>
+          <w:tcPr>
+            <w:tcW w:type="dxa" w:w="4008"/>
+          </w:tcPr>
+          <w:p>
+            <w:pPr>
+              <w:spacing w:before="0" w:after="0"/>
+            </w:pPr>
+            <w:r>
+              <w:rPr>
+                <w:sz w:val="7"/>
+              </w:rPr>
+              <w:t>ACPOS-AI-03 Sandbox Evidence / Audit Lineage</w:t>
+            </w:r>
+          </w:p>
+        </w:tc>
+        <w:tc>
+          <w:tcPr>
+            <w:tcW w:type="dxa" w:w="4008"/>
+          </w:tcPr>
+          <w:p>
+            <w:pPr>
+              <w:spacing w:before="0" w:after="0"/>
+            </w:pPr>
+            <w:r>
+              <w:rPr>
+                <w:sz w:val="7"/>
+              </w:rPr>
+              <w:t>Sandbox may persist isolated test evidence and lineage only; Production secret/output writes and Production-pass claims remain forbidden.</w:t>
+            </w:r>
+          </w:p>
+        </w:tc>
+      </w:tr>
+      <w:tr>
+        <w:tc>
+          <w:tcPr>
+            <w:tcW w:type="dxa" w:w="4008"/>
+          </w:tcPr>
+          <w:p>
+            <w:pPr>
+              <w:spacing w:before="0" w:after="0"/>
+            </w:pPr>
+            <w:r>
+              <w:rPr>
+                <w:sz w:val="7"/>
+              </w:rPr>
+              <w:t>CTRL-ADMIN-AIAPI-09-ACT-02-ACT-KILL-SWITCH</w:t>
+            </w:r>
+          </w:p>
+        </w:tc>
+        <w:tc>
+          <w:tcPr>
+            <w:tcW w:type="dxa" w:w="4008"/>
+          </w:tcPr>
+          <w:p>
+            <w:pPr>
+              <w:spacing w:before="0" w:after="0"/>
+            </w:pPr>
+            <w:r>
+              <w:rPr>
+                <w:sz w:val="7"/>
+              </w:rPr>
+              <w:t>setKillSwitch</w:t>
+            </w:r>
+          </w:p>
+        </w:tc>
+        <w:tc>
+          <w:tcPr>
+            <w:tcW w:type="dxa" w:w="4008"/>
+          </w:tcPr>
+          <w:p>
+            <w:pPr>
+              <w:spacing w:before="0" w:after="0"/>
+            </w:pPr>
+            <w:r>
+              <w:rPr>
+                <w:sz w:val="7"/>
+              </w:rPr>
+              <w:t>ACPOS-AI-03 Operational Control State / Audit Lineage</w:t>
+            </w:r>
+          </w:p>
+        </w:tc>
+        <w:tc>
+          <w:tcPr>
+            <w:tcW w:type="dxa" w:w="4008"/>
+          </w:tcPr>
+          <w:p>
+            <w:pPr>
+              <w:spacing w:before="0" w:after="0"/>
+            </w:pPr>
+            <w:r>
+              <w:rPr>
+                <w:sz w:val="7"/>
+              </w:rPr>
+              <w:t>Kill switch is a server-side operational gate that dominates execution; state transition and authorized reason/correlation/audit evidence must remain reconstructable.</w:t>
+            </w:r>
+          </w:p>
+        </w:tc>
+      </w:tr>
+    </w:tbl>
     <w:sectPr>
-      <w:pgSz w:w="11906" w:h="16838" w:orient="landscape"/>
-      <w:pgMar w:top="490" w:right="432" w:bottom="490" w:left="432" w:header="283" w:footer="283" w:gutter="0"/>
+      <w:pgSz w:w="16838" w:h="11906" w:orient="landscape"/>
+      <w:pgMar w:top="475" w:right="403" w:bottom="475" w:left="403" w:header="283" w:footer="283" w:gutter="0"/>
       <w:cols w:space="720"/>
       <w:docGrid w:linePitch="360"/>
     </w:sectPr>
